--- a/arb/docx/15.content.docx
+++ b/arb/docx/15.content.docx
@@ -147,13 +147,6 @@
         <w:rPr>
           <w:lang w:val="ar_AE" w:bidi="ar_AE"/>
         </w:rPr>
-      </w:r>
-      <w:r>
-        <w:rPr>
-          <w:i/>
-          <w:lang w:val="ar_AE" w:bidi="ar_AE"/>
-        </w:rPr>
-        <w:t>عزرا 1: 2, عزرا 1: 4, عزرا 1: 7, عزرا 1: 11, عزرا 2: 1, عزرا 2: 62, عزرا 2: 63, عزرا 2: 70, عزرا 3: 2, عزرا 3: 3, عزرا 3: 7, عزرا 3: 8, عزرا 3: 11, عزرا 3: 12, عزرا 4: 1, عزرا 4: 2, عزرا 4: 4–5, عزرا 4: 5, عزرا 4: 6, عزرا 4: 12, عزرا 4: 19, عزرا 4: 24, عزرا 5: 1, عزرا 5: 2, عزرا 5: 5, عزرا 5: 8, عزرا 5: 12, عزرا 5: 14, عزرا 5: 15, عزرا 5: 17, عزرا 6: 1, عزرا 6: 2, عزرا 6: 3, عزرا 6: 4, عزرا 6: 5, عزرا 6: 7, عزرا 6: 10, عزرا 6: 11, عزرا 6: 14, عزرا 6: 15, عزرا 6: 20, عزرا 6: 22, عزرا 7: 6, عزرا 7: 9, عزرا 7: 13, عزرا 7: 14, عزرا 7: 16, عزرا 7: 20, عزرا 7: 23, عزرا 7: 26, عزرا 7: 28, عزرا 8: 15, عزرا 8: 17, عزرا 8: 18, عزرا 8: 22, عزرا 8: 29, عزرا 8: 31, عزرا 8: 36, عزرا 9: 2, عزرا 9: 3, عزرا 9: 6, عزرا 9: 9, عزرا 9: 11–12, عزرا 9: 13, عزرا 10: 1, عزرا 10: 3, عزرا 10: 6, عزرا 10: 8, عزرا 10: 9, عزرا 10: 13, عزرا 10: 17, عزرا 10: 19</w:t>
       </w:r>
       <w:r>
         <w:rPr>

--- a/arb/docx/15.content.docx
+++ b/arb/docx/15.content.docx
@@ -132,21 +132,6 @@
           <w:lang w:val="ar_AE" w:bidi="ar_AE"/>
         </w:rPr>
         <w:t>EZR</w:t>
-      </w:r>
-      <w:r>
-        <w:rPr>
-          <w:lang w:val="ar_AE" w:bidi="ar_AE"/>
-        </w:rPr>
-      </w:r>
-    </w:p>
-    <w:p>
-      <w:pPr>
-        <w:bidi/>
-      </w:pPr>
-      <w:r>
-        <w:rPr>
-          <w:lang w:val="ar_AE" w:bidi="ar_AE"/>
-        </w:rPr>
       </w:r>
       <w:r>
         <w:rPr>

--- a/arb/docx/15.content.docx
+++ b/arb/docx/15.content.docx
@@ -22,7 +22,7 @@
         <w:rPr>
           <w:lang w:val="ar_AE" w:bidi="ar_AE"/>
         </w:rPr>
-        <w:t>Resource: أسئلة الترجمة (unfoldingWord)</w:t>
+        <w:t>Resource: unfoldingWord® Translation Questions</w:t>
       </w:r>
       <w:r>
         <w:rPr>
@@ -91,7 +91,7 @@
         <w:rPr>
           <w:lang w:val="ar_AE" w:bidi="ar_AE"/>
         </w:rPr>
-        <w:t>أسئلة الترجمة (unfoldingWord)</w:t>
+        <w:t>unfoldingWord® Translation Questions</w:t>
       </w:r>
     </w:p>
     <w:p>

--- a/arb/docx/15.content.docx
+++ b/arb/docx/15.content.docx
@@ -9,6 +9,8 @@
       </w:pPr>
       <w:r>
         <w:rPr>
+          <w:rtl/>
+          <w:cs/>
           <w:lang w:val="ar_AE" w:bidi="ar_AE"/>
         </w:rPr>
       </w:r>
@@ -20,64 +22,84 @@
       </w:pPr>
       <w:r>
         <w:rPr>
+          <w:rtl/>
+          <w:cs/>
           <w:lang w:val="ar_AE" w:bidi="ar_AE"/>
         </w:rPr>
         <w:t>Resource: unfoldingWord® Translation Questions</w:t>
       </w:r>
       <w:r>
         <w:rPr>
-          <w:lang w:val="ar_AE" w:bidi="ar_AE"/>
-        </w:rPr>
-      </w:r>
-    </w:p>
-    <w:p>
-      <w:pPr>
-        <w:bidi/>
-      </w:pPr>
-      <w:r>
-        <w:rPr>
+          <w:rtl/>
+          <w:cs/>
+          <w:lang w:val="ar_AE" w:bidi="ar_AE"/>
+        </w:rPr>
+      </w:r>
+    </w:p>
+    <w:p>
+      <w:pPr>
+        <w:bidi/>
+      </w:pPr>
+      <w:r>
+        <w:rPr>
+          <w:rtl/>
+          <w:cs/>
           <w:lang w:val="ar_AE" w:bidi="ar_AE"/>
         </w:rPr>
       </w:r>
       <w:r>
         <w:rPr>
           <w:b/>
+          <w:rtl/>
+          <w:cs/>
           <w:lang w:val="ar_AE" w:bidi="ar_AE"/>
         </w:rPr>
         <w:t>unfoldingWord® Translation Questions</w:t>
       </w:r>
       <w:r>
         <w:rPr>
+          <w:rtl/>
+          <w:cs/>
           <w:lang w:val="ar_AE" w:bidi="ar_AE"/>
         </w:rPr>
         <w:t xml:space="preserve"> © 2022 unfoldingWord. Released under CC BY-SA 4.0 license. </w:t>
       </w:r>
       <w:r>
         <w:rPr>
+          <w:rtl/>
+          <w:cs/>
           <w:lang w:val="ar_AE" w:bidi="ar_AE"/>
         </w:rPr>
         <w:t>unfoldingWord® Translation Questions</w:t>
       </w:r>
       <w:r>
         <w:rPr>
+          <w:rtl/>
+          <w:cs/>
           <w:lang w:val="ar_AE" w:bidi="ar_AE"/>
         </w:rPr>
         <w:t xml:space="preserve"> has been adapted in the following languages: Tok Pisin, Arabic (عربي), French (Français), Hindi (हिंदी), Indonesian (Bahasa Indonesia), Portuguese (Português), Russian (Русский), Spanish (Español), Swahili (Kiswahili), and Simplified Chinese (简体中文) from </w:t>
       </w:r>
       <w:r>
         <w:rPr>
+          <w:rtl/>
+          <w:cs/>
           <w:lang w:val="ar_AE" w:bidi="ar_AE"/>
         </w:rPr>
         <w:t>unfoldingWord® Translation Questions</w:t>
       </w:r>
       <w:r>
         <w:rPr>
+          <w:rtl/>
+          <w:cs/>
           <w:lang w:val="ar_AE" w:bidi="ar_AE"/>
         </w:rPr>
         <w:t xml:space="preserve"> © 2022 unfoldingWord. Released under CC BY-SA 4.0 license by Mission Mutual</w:t>
       </w:r>
       <w:r>
         <w:rPr>
+          <w:rtl/>
+          <w:cs/>
           <w:lang w:val="ar_AE" w:bidi="ar_AE"/>
         </w:rPr>
       </w:r>
@@ -89,6 +111,8 @@
       </w:pPr>
       <w:r>
         <w:rPr>
+          <w:rtl/>
+          <w:cs/>
           <w:lang w:val="ar_AE" w:bidi="ar_AE"/>
         </w:rPr>
         <w:t>unfoldingWord® Translation Questions</w:t>
@@ -118,6 +142,8 @@
       </w:pPr>
       <w:r>
         <w:rPr>
+          <w:rtl/>
+          <w:cs/>
           <w:lang w:val="ar_AE" w:bidi="ar_AE"/>
         </w:rPr>
       </w:r>
@@ -129,38 +155,50 @@
       </w:pPr>
       <w:r>
         <w:rPr>
+          <w:rtl/>
+          <w:cs/>
           <w:lang w:val="ar_AE" w:bidi="ar_AE"/>
         </w:rPr>
         <w:t>EZR</w:t>
       </w:r>
       <w:r>
         <w:rPr>
-          <w:lang w:val="ar_AE" w:bidi="ar_AE"/>
-        </w:rPr>
-      </w:r>
-    </w:p>
-    <w:p>
-      <w:pPr>
-        <w:bidi/>
-      </w:pPr>
-      <w:r>
-        <w:rPr>
-          <w:lang w:val="ar_AE" w:bidi="ar_AE"/>
-        </w:rPr>
-      </w:r>
-      <w:r>
-        <w:rPr>
+          <w:rtl/>
+          <w:cs/>
+          <w:lang w:val="ar_AE" w:bidi="ar_AE"/>
+        </w:rPr>
+      </w:r>
+    </w:p>
+    <w:p>
+      <w:pPr>
+        <w:bidi/>
+      </w:pPr>
+      <w:r>
+        <w:rPr>
+          <w:rtl/>
+          <w:cs/>
+          <w:lang w:val="ar_AE" w:bidi="ar_AE"/>
+        </w:rPr>
+      </w:r>
+      <w:r>
+        <w:rPr>
+          <w:rtl/>
+          <w:cs/>
           <w:lang w:val="ar_AE" w:bidi="ar_AE"/>
         </w:rPr>
         <w:t xml:space="preserve"> </w:t>
       </w:r>
       <w:r>
         <w:rPr>
-          <w:lang w:val="ar_AE" w:bidi="ar_AE"/>
-        </w:rPr>
-      </w:r>
-      <w:r>
-        <w:rPr>
+          <w:rtl/>
+          <w:cs/>
+          <w:lang w:val="ar_AE" w:bidi="ar_AE"/>
+        </w:rPr>
+      </w:r>
+      <w:r>
+        <w:rPr>
+          <w:rtl/>
+          <w:cs/>
           <w:lang w:val="ar_AE" w:bidi="ar_AE"/>
         </w:rPr>
       </w:r>
@@ -186,6 +224,8 @@
       </w:pPr>
       <w:r>
         <w:rPr>
+          <w:rtl/>
+          <w:cs/>
           <w:lang w:val="ar_AE" w:bidi="ar_AE"/>
         </w:rPr>
       </w:r>
@@ -197,28 +237,36 @@
       </w:pPr>
       <w:r>
         <w:rPr>
+          <w:rtl/>
+          <w:cs/>
           <w:lang w:val="ar_AE" w:bidi="ar_AE"/>
         </w:rPr>
         <w:t>عزرا 1: 2</w:t>
       </w:r>
       <w:r>
         <w:rPr>
-          <w:lang w:val="ar_AE" w:bidi="ar_AE"/>
-        </w:rPr>
-      </w:r>
-    </w:p>
-    <w:p>
-      <w:pPr>
-        <w:bidi/>
-      </w:pPr>
-      <w:r>
-        <w:rPr>
+          <w:rtl/>
+          <w:cs/>
+          <w:lang w:val="ar_AE" w:bidi="ar_AE"/>
+        </w:rPr>
+      </w:r>
+    </w:p>
+    <w:p>
+      <w:pPr>
+        <w:bidi/>
+      </w:pPr>
+      <w:r>
+        <w:rPr>
+          <w:rtl/>
+          <w:cs/>
           <w:lang w:val="ar_AE" w:bidi="ar_AE"/>
         </w:rPr>
       </w:r>
       <w:r>
         <w:rPr>
           <w:b/>
+          <w:rtl/>
+          <w:cs/>
           <w:lang w:val="ar_AE" w:bidi="ar_AE"/>
         </w:rPr>
         <w:t>من الذي أقامه الرب لبناء بيتٍ له في أورشليم؟</w:t>
@@ -230,32 +278,42 @@
       </w:pPr>
       <w:r>
         <w:rPr>
-          <w:lang w:val="ar_AE" w:bidi="ar_AE"/>
-        </w:rPr>
-      </w:r>
-      <w:r>
-        <w:rPr>
+          <w:rtl/>
+          <w:cs/>
+          <w:lang w:val="ar_AE" w:bidi="ar_AE"/>
+        </w:rPr>
+      </w:r>
+      <w:r>
+        <w:rPr>
+          <w:rtl/>
+          <w:cs/>
           <w:lang w:val="ar_AE" w:bidi="ar_AE"/>
         </w:rPr>
         <w:t>أقام الرب كورش لبناء بيتٍ له في أورشليم.</w:t>
       </w:r>
       <w:r>
         <w:rPr>
-          <w:lang w:val="ar_AE" w:bidi="ar_AE"/>
-        </w:rPr>
-      </w:r>
-      <w:r>
-        <w:rPr>
-          <w:lang w:val="ar_AE" w:bidi="ar_AE"/>
-        </w:rPr>
-      </w:r>
-    </w:p>
-    <w:p>
-      <w:pPr>
-        <w:bidi/>
-      </w:pPr>
-      <w:r>
-        <w:rPr>
+          <w:rtl/>
+          <w:cs/>
+          <w:lang w:val="ar_AE" w:bidi="ar_AE"/>
+        </w:rPr>
+      </w:r>
+      <w:r>
+        <w:rPr>
+          <w:rtl/>
+          <w:cs/>
+          <w:lang w:val="ar_AE" w:bidi="ar_AE"/>
+        </w:rPr>
+      </w:r>
+    </w:p>
+    <w:p>
+      <w:pPr>
+        <w:bidi/>
+      </w:pPr>
+      <w:r>
+        <w:rPr>
+          <w:rtl/>
+          <w:cs/>
           <w:lang w:val="ar_AE" w:bidi="ar_AE"/>
         </w:rPr>
       </w:r>
@@ -267,28 +325,36 @@
       </w:pPr>
       <w:r>
         <w:rPr>
+          <w:rtl/>
+          <w:cs/>
           <w:lang w:val="ar_AE" w:bidi="ar_AE"/>
         </w:rPr>
         <w:t>عزرا 1: 4</w:t>
       </w:r>
       <w:r>
         <w:rPr>
-          <w:lang w:val="ar_AE" w:bidi="ar_AE"/>
-        </w:rPr>
-      </w:r>
-    </w:p>
-    <w:p>
-      <w:pPr>
-        <w:bidi/>
-      </w:pPr>
-      <w:r>
-        <w:rPr>
+          <w:rtl/>
+          <w:cs/>
+          <w:lang w:val="ar_AE" w:bidi="ar_AE"/>
+        </w:rPr>
+      </w:r>
+    </w:p>
+    <w:p>
+      <w:pPr>
+        <w:bidi/>
+      </w:pPr>
+      <w:r>
+        <w:rPr>
+          <w:rtl/>
+          <w:cs/>
           <w:lang w:val="ar_AE" w:bidi="ar_AE"/>
         </w:rPr>
       </w:r>
       <w:r>
         <w:rPr>
           <w:b/>
+          <w:rtl/>
+          <w:cs/>
           <w:lang w:val="ar_AE" w:bidi="ar_AE"/>
         </w:rPr>
         <w:t>من الذي سيوفر الفضة والذهب والأمتعة والبهائم للشعب اليهودي العائدين إلى أورشليم لإعادة بناء الهيكل؟</w:t>
@@ -300,32 +366,42 @@
       </w:pPr>
       <w:r>
         <w:rPr>
-          <w:lang w:val="ar_AE" w:bidi="ar_AE"/>
-        </w:rPr>
-      </w:r>
-      <w:r>
-        <w:rPr>
+          <w:rtl/>
+          <w:cs/>
+          <w:lang w:val="ar_AE" w:bidi="ar_AE"/>
+        </w:rPr>
+      </w:r>
+      <w:r>
+        <w:rPr>
+          <w:rtl/>
+          <w:cs/>
           <w:lang w:val="ar_AE" w:bidi="ar_AE"/>
         </w:rPr>
         <w:t>كان من المقرر أن يزوَّد الشعب اليهودي العائد إلى أورشليم لإعادة بناء الهيكل بالفضة والذهب والأمتعة والبهائم من الرجال اليهود الذين كانوا يعيشون في المنطقة نفسها.</w:t>
       </w:r>
       <w:r>
         <w:rPr>
-          <w:lang w:val="ar_AE" w:bidi="ar_AE"/>
-        </w:rPr>
-      </w:r>
-      <w:r>
-        <w:rPr>
-          <w:lang w:val="ar_AE" w:bidi="ar_AE"/>
-        </w:rPr>
-      </w:r>
-    </w:p>
-    <w:p>
-      <w:pPr>
-        <w:bidi/>
-      </w:pPr>
-      <w:r>
-        <w:rPr>
+          <w:rtl/>
+          <w:cs/>
+          <w:lang w:val="ar_AE" w:bidi="ar_AE"/>
+        </w:rPr>
+      </w:r>
+      <w:r>
+        <w:rPr>
+          <w:rtl/>
+          <w:cs/>
+          <w:lang w:val="ar_AE" w:bidi="ar_AE"/>
+        </w:rPr>
+      </w:r>
+    </w:p>
+    <w:p>
+      <w:pPr>
+        <w:bidi/>
+      </w:pPr>
+      <w:r>
+        <w:rPr>
+          <w:rtl/>
+          <w:cs/>
           <w:lang w:val="ar_AE" w:bidi="ar_AE"/>
         </w:rPr>
       </w:r>
@@ -337,28 +413,36 @@
       </w:pPr>
       <w:r>
         <w:rPr>
+          <w:rtl/>
+          <w:cs/>
           <w:lang w:val="ar_AE" w:bidi="ar_AE"/>
         </w:rPr>
         <w:t>عزرا 1: 7</w:t>
       </w:r>
       <w:r>
         <w:rPr>
-          <w:lang w:val="ar_AE" w:bidi="ar_AE"/>
-        </w:rPr>
-      </w:r>
-    </w:p>
-    <w:p>
-      <w:pPr>
-        <w:bidi/>
-      </w:pPr>
-      <w:r>
-        <w:rPr>
+          <w:rtl/>
+          <w:cs/>
+          <w:lang w:val="ar_AE" w:bidi="ar_AE"/>
+        </w:rPr>
+      </w:r>
+    </w:p>
+    <w:p>
+      <w:pPr>
+        <w:bidi/>
+      </w:pPr>
+      <w:r>
+        <w:rPr>
+          <w:rtl/>
+          <w:cs/>
           <w:lang w:val="ar_AE" w:bidi="ar_AE"/>
         </w:rPr>
       </w:r>
       <w:r>
         <w:rPr>
           <w:b/>
+          <w:rtl/>
+          <w:cs/>
           <w:lang w:val="ar_AE" w:bidi="ar_AE"/>
         </w:rPr>
         <w:t>أين كان نبوخذناصر قد وضع الآنية التي تخص بيت الرب؟</w:t>
@@ -370,32 +454,42 @@
       </w:pPr>
       <w:r>
         <w:rPr>
-          <w:lang w:val="ar_AE" w:bidi="ar_AE"/>
-        </w:rPr>
-      </w:r>
-      <w:r>
-        <w:rPr>
+          <w:rtl/>
+          <w:cs/>
+          <w:lang w:val="ar_AE" w:bidi="ar_AE"/>
+        </w:rPr>
+      </w:r>
+      <w:r>
+        <w:rPr>
+          <w:rtl/>
+          <w:cs/>
           <w:lang w:val="ar_AE" w:bidi="ar_AE"/>
         </w:rPr>
         <w:t>كان نبوخذناصر قد وضع الآنية التي تخص بيت الرب في بيت آلهته.</w:t>
       </w:r>
       <w:r>
         <w:rPr>
-          <w:lang w:val="ar_AE" w:bidi="ar_AE"/>
-        </w:rPr>
-      </w:r>
-      <w:r>
-        <w:rPr>
-          <w:lang w:val="ar_AE" w:bidi="ar_AE"/>
-        </w:rPr>
-      </w:r>
-    </w:p>
-    <w:p>
-      <w:pPr>
-        <w:bidi/>
-      </w:pPr>
-      <w:r>
-        <w:rPr>
+          <w:rtl/>
+          <w:cs/>
+          <w:lang w:val="ar_AE" w:bidi="ar_AE"/>
+        </w:rPr>
+      </w:r>
+      <w:r>
+        <w:rPr>
+          <w:rtl/>
+          <w:cs/>
+          <w:lang w:val="ar_AE" w:bidi="ar_AE"/>
+        </w:rPr>
+      </w:r>
+    </w:p>
+    <w:p>
+      <w:pPr>
+        <w:bidi/>
+      </w:pPr>
+      <w:r>
+        <w:rPr>
+          <w:rtl/>
+          <w:cs/>
           <w:lang w:val="ar_AE" w:bidi="ar_AE"/>
         </w:rPr>
       </w:r>
@@ -407,28 +501,36 @@
       </w:pPr>
       <w:r>
         <w:rPr>
+          <w:rtl/>
+          <w:cs/>
           <w:lang w:val="ar_AE" w:bidi="ar_AE"/>
         </w:rPr>
         <w:t>عزرا 1: 11</w:t>
       </w:r>
       <w:r>
         <w:rPr>
-          <w:lang w:val="ar_AE" w:bidi="ar_AE"/>
-        </w:rPr>
-      </w:r>
-    </w:p>
-    <w:p>
-      <w:pPr>
-        <w:bidi/>
-      </w:pPr>
-      <w:r>
-        <w:rPr>
+          <w:rtl/>
+          <w:cs/>
+          <w:lang w:val="ar_AE" w:bidi="ar_AE"/>
+        </w:rPr>
+      </w:r>
+    </w:p>
+    <w:p>
+      <w:pPr>
+        <w:bidi/>
+      </w:pPr>
+      <w:r>
+        <w:rPr>
+          <w:rtl/>
+          <w:cs/>
           <w:lang w:val="ar_AE" w:bidi="ar_AE"/>
         </w:rPr>
       </w:r>
       <w:r>
         <w:rPr>
           <w:b/>
+          <w:rtl/>
+          <w:cs/>
           <w:lang w:val="ar_AE" w:bidi="ar_AE"/>
         </w:rPr>
         <w:t xml:space="preserve">كم كان قدر الآنية من الذهب والفضة التي أصعدها </w:t>
@@ -436,6 +538,8 @@
       <w:r>
         <w:rPr>
           <w:b/>
+          <w:rtl/>
+          <w:cs/>
           <w:lang w:val="ar_AE" w:bidi="ar_AE"/>
         </w:rPr>
         <w:t>شِيشْبَصَّرُ عِنْدَ إِصْعَادِ ٱلسَّبْيِ مِنْ بَابِلَ إِلَى أُورُشَلِيمَ</w:t>
@@ -443,6 +547,8 @@
       <w:r>
         <w:rPr>
           <w:b/>
+          <w:rtl/>
+          <w:cs/>
           <w:lang w:val="ar_AE" w:bidi="ar_AE"/>
         </w:rPr>
         <w:t>؟</w:t>
@@ -454,50 +560,66 @@
       </w:pPr>
       <w:r>
         <w:rPr>
-          <w:lang w:val="ar_AE" w:bidi="ar_AE"/>
-        </w:rPr>
-      </w:r>
-      <w:r>
-        <w:rPr>
+          <w:rtl/>
+          <w:cs/>
+          <w:lang w:val="ar_AE" w:bidi="ar_AE"/>
+        </w:rPr>
+      </w:r>
+      <w:r>
+        <w:rPr>
+          <w:rtl/>
+          <w:cs/>
           <w:lang w:val="ar_AE" w:bidi="ar_AE"/>
         </w:rPr>
         <w:t xml:space="preserve">أصعد شيشبصر </w:t>
       </w:r>
       <w:r>
         <w:rPr>
+          <w:rtl/>
+          <w:cs/>
           <w:lang w:val="ar_AE" w:bidi="ar_AE"/>
         </w:rPr>
         <w:t xml:space="preserve">خَمْسَةُ آلَافٍ وَأَرْبَعُ مِئَةٍ </w:t>
       </w:r>
       <w:r>
         <w:rPr>
+          <w:rtl/>
+          <w:cs/>
           <w:lang w:val="ar_AE" w:bidi="ar_AE"/>
         </w:rPr>
         <w:t xml:space="preserve">قطعة من الذهب والفضة </w:t>
       </w:r>
       <w:r>
         <w:rPr>
+          <w:rtl/>
+          <w:cs/>
           <w:lang w:val="ar_AE" w:bidi="ar_AE"/>
         </w:rPr>
         <w:t>عِنْدَ إِصْعَادِ ٱلسَّبْيِ مِنْ بَابِلَ إِلَى أُورُشَلِيمَ.</w:t>
       </w:r>
       <w:r>
         <w:rPr>
-          <w:lang w:val="ar_AE" w:bidi="ar_AE"/>
-        </w:rPr>
-      </w:r>
-      <w:r>
-        <w:rPr>
-          <w:lang w:val="ar_AE" w:bidi="ar_AE"/>
-        </w:rPr>
-      </w:r>
-    </w:p>
-    <w:p>
-      <w:pPr>
-        <w:bidi/>
-      </w:pPr>
-      <w:r>
-        <w:rPr>
+          <w:rtl/>
+          <w:cs/>
+          <w:lang w:val="ar_AE" w:bidi="ar_AE"/>
+        </w:rPr>
+      </w:r>
+      <w:r>
+        <w:rPr>
+          <w:rtl/>
+          <w:cs/>
+          <w:lang w:val="ar_AE" w:bidi="ar_AE"/>
+        </w:rPr>
+      </w:r>
+    </w:p>
+    <w:p>
+      <w:pPr>
+        <w:bidi/>
+      </w:pPr>
+      <w:r>
+        <w:rPr>
+          <w:rtl/>
+          <w:cs/>
           <w:lang w:val="ar_AE" w:bidi="ar_AE"/>
         </w:rPr>
       </w:r>
@@ -509,28 +631,36 @@
       </w:pPr>
       <w:r>
         <w:rPr>
+          <w:rtl/>
+          <w:cs/>
           <w:lang w:val="ar_AE" w:bidi="ar_AE"/>
         </w:rPr>
         <w:t>عزرا 2: 1</w:t>
       </w:r>
       <w:r>
         <w:rPr>
-          <w:lang w:val="ar_AE" w:bidi="ar_AE"/>
-        </w:rPr>
-      </w:r>
-    </w:p>
-    <w:p>
-      <w:pPr>
-        <w:bidi/>
-      </w:pPr>
-      <w:r>
-        <w:rPr>
+          <w:rtl/>
+          <w:cs/>
+          <w:lang w:val="ar_AE" w:bidi="ar_AE"/>
+        </w:rPr>
+      </w:r>
+    </w:p>
+    <w:p>
+      <w:pPr>
+        <w:bidi/>
+      </w:pPr>
+      <w:r>
+        <w:rPr>
+          <w:rtl/>
+          <w:cs/>
           <w:lang w:val="ar_AE" w:bidi="ar_AE"/>
         </w:rPr>
       </w:r>
       <w:r>
         <w:rPr>
           <w:b/>
+          <w:rtl/>
+          <w:cs/>
           <w:lang w:val="ar_AE" w:bidi="ar_AE"/>
         </w:rPr>
         <w:t>من الذي سبى الشعب اليهودي الذين كانوا ساكنين في بابل؟</w:t>
@@ -542,32 +672,42 @@
       </w:pPr>
       <w:r>
         <w:rPr>
-          <w:lang w:val="ar_AE" w:bidi="ar_AE"/>
-        </w:rPr>
-      </w:r>
-      <w:r>
-        <w:rPr>
+          <w:rtl/>
+          <w:cs/>
+          <w:lang w:val="ar_AE" w:bidi="ar_AE"/>
+        </w:rPr>
+      </w:r>
+      <w:r>
+        <w:rPr>
+          <w:rtl/>
+          <w:cs/>
           <w:lang w:val="ar_AE" w:bidi="ar_AE"/>
         </w:rPr>
         <w:t>كان نبوخذناصر الملك هو الذي سبى الشعب اليهودي الذين كانوا ساكنين في بابل.</w:t>
       </w:r>
       <w:r>
         <w:rPr>
-          <w:lang w:val="ar_AE" w:bidi="ar_AE"/>
-        </w:rPr>
-      </w:r>
-      <w:r>
-        <w:rPr>
-          <w:lang w:val="ar_AE" w:bidi="ar_AE"/>
-        </w:rPr>
-      </w:r>
-    </w:p>
-    <w:p>
-      <w:pPr>
-        <w:bidi/>
-      </w:pPr>
-      <w:r>
-        <w:rPr>
+          <w:rtl/>
+          <w:cs/>
+          <w:lang w:val="ar_AE" w:bidi="ar_AE"/>
+        </w:rPr>
+      </w:r>
+      <w:r>
+        <w:rPr>
+          <w:rtl/>
+          <w:cs/>
+          <w:lang w:val="ar_AE" w:bidi="ar_AE"/>
+        </w:rPr>
+      </w:r>
+    </w:p>
+    <w:p>
+      <w:pPr>
+        <w:bidi/>
+      </w:pPr>
+      <w:r>
+        <w:rPr>
+          <w:rtl/>
+          <w:cs/>
           <w:lang w:val="ar_AE" w:bidi="ar_AE"/>
         </w:rPr>
       </w:r>
@@ -579,28 +719,36 @@
       </w:pPr>
       <w:r>
         <w:rPr>
+          <w:rtl/>
+          <w:cs/>
           <w:lang w:val="ar_AE" w:bidi="ar_AE"/>
         </w:rPr>
         <w:t>عزرا 2: 62</w:t>
       </w:r>
       <w:r>
         <w:rPr>
-          <w:lang w:val="ar_AE" w:bidi="ar_AE"/>
-        </w:rPr>
-      </w:r>
-    </w:p>
-    <w:p>
-      <w:pPr>
-        <w:bidi/>
-      </w:pPr>
-      <w:r>
-        <w:rPr>
+          <w:rtl/>
+          <w:cs/>
+          <w:lang w:val="ar_AE" w:bidi="ar_AE"/>
+        </w:rPr>
+      </w:r>
+    </w:p>
+    <w:p>
+      <w:pPr>
+        <w:bidi/>
+      </w:pPr>
+      <w:r>
+        <w:rPr>
+          <w:rtl/>
+          <w:cs/>
           <w:lang w:val="ar_AE" w:bidi="ar_AE"/>
         </w:rPr>
       </w:r>
       <w:r>
         <w:rPr>
           <w:b/>
+          <w:rtl/>
+          <w:cs/>
           <w:lang w:val="ar_AE" w:bidi="ar_AE"/>
         </w:rPr>
         <w:t>لماذا رُذِل بعضٌ من نسل الكهنة من الكهنوت؟</w:t>
@@ -612,32 +760,42 @@
       </w:pPr>
       <w:r>
         <w:rPr>
-          <w:lang w:val="ar_AE" w:bidi="ar_AE"/>
-        </w:rPr>
-      </w:r>
-      <w:r>
-        <w:rPr>
+          <w:rtl/>
+          <w:cs/>
+          <w:lang w:val="ar_AE" w:bidi="ar_AE"/>
+        </w:rPr>
+      </w:r>
+      <w:r>
+        <w:rPr>
+          <w:rtl/>
+          <w:cs/>
           <w:lang w:val="ar_AE" w:bidi="ar_AE"/>
         </w:rPr>
         <w:t>رُذِل هؤلاء من الكهنوت لأنهم لم يتمكَّنوا من العثور على سجل لأنسابهم.</w:t>
       </w:r>
       <w:r>
         <w:rPr>
-          <w:lang w:val="ar_AE" w:bidi="ar_AE"/>
-        </w:rPr>
-      </w:r>
-      <w:r>
-        <w:rPr>
-          <w:lang w:val="ar_AE" w:bidi="ar_AE"/>
-        </w:rPr>
-      </w:r>
-    </w:p>
-    <w:p>
-      <w:pPr>
-        <w:bidi/>
-      </w:pPr>
-      <w:r>
-        <w:rPr>
+          <w:rtl/>
+          <w:cs/>
+          <w:lang w:val="ar_AE" w:bidi="ar_AE"/>
+        </w:rPr>
+      </w:r>
+      <w:r>
+        <w:rPr>
+          <w:rtl/>
+          <w:cs/>
+          <w:lang w:val="ar_AE" w:bidi="ar_AE"/>
+        </w:rPr>
+      </w:r>
+    </w:p>
+    <w:p>
+      <w:pPr>
+        <w:bidi/>
+      </w:pPr>
+      <w:r>
+        <w:rPr>
+          <w:rtl/>
+          <w:cs/>
           <w:lang w:val="ar_AE" w:bidi="ar_AE"/>
         </w:rPr>
       </w:r>
@@ -649,28 +807,36 @@
       </w:pPr>
       <w:r>
         <w:rPr>
+          <w:rtl/>
+          <w:cs/>
           <w:lang w:val="ar_AE" w:bidi="ar_AE"/>
         </w:rPr>
         <w:t>عزرا 2: 63</w:t>
       </w:r>
       <w:r>
         <w:rPr>
-          <w:lang w:val="ar_AE" w:bidi="ar_AE"/>
-        </w:rPr>
-      </w:r>
-    </w:p>
-    <w:p>
-      <w:pPr>
-        <w:bidi/>
-      </w:pPr>
-      <w:r>
-        <w:rPr>
+          <w:rtl/>
+          <w:cs/>
+          <w:lang w:val="ar_AE" w:bidi="ar_AE"/>
+        </w:rPr>
+      </w:r>
+    </w:p>
+    <w:p>
+      <w:pPr>
+        <w:bidi/>
+      </w:pPr>
+      <w:r>
+        <w:rPr>
+          <w:rtl/>
+          <w:cs/>
           <w:lang w:val="ar_AE" w:bidi="ar_AE"/>
         </w:rPr>
       </w:r>
       <w:r>
         <w:rPr>
           <w:b/>
+          <w:rtl/>
+          <w:cs/>
           <w:lang w:val="ar_AE" w:bidi="ar_AE"/>
         </w:rPr>
         <w:t>متى كان بإمكان نسل الكهنة أن يأكلوا من قدس الأقداس؟</w:t>
@@ -682,32 +848,42 @@
       </w:pPr>
       <w:r>
         <w:rPr>
-          <w:lang w:val="ar_AE" w:bidi="ar_AE"/>
-        </w:rPr>
-      </w:r>
-      <w:r>
-        <w:rPr>
+          <w:rtl/>
+          <w:cs/>
+          <w:lang w:val="ar_AE" w:bidi="ar_AE"/>
+        </w:rPr>
+      </w:r>
+      <w:r>
+        <w:rPr>
+          <w:rtl/>
+          <w:cs/>
           <w:lang w:val="ar_AE" w:bidi="ar_AE"/>
         </w:rPr>
         <w:t>لم يكن مسموحًا لنسل الكهنة أن يأكلوا من قدس الأقداس إلا حين يقوم كاهن للأوريم والتميم.</w:t>
       </w:r>
       <w:r>
         <w:rPr>
-          <w:lang w:val="ar_AE" w:bidi="ar_AE"/>
-        </w:rPr>
-      </w:r>
-      <w:r>
-        <w:rPr>
-          <w:lang w:val="ar_AE" w:bidi="ar_AE"/>
-        </w:rPr>
-      </w:r>
-    </w:p>
-    <w:p>
-      <w:pPr>
-        <w:bidi/>
-      </w:pPr>
-      <w:r>
-        <w:rPr>
+          <w:rtl/>
+          <w:cs/>
+          <w:lang w:val="ar_AE" w:bidi="ar_AE"/>
+        </w:rPr>
+      </w:r>
+      <w:r>
+        <w:rPr>
+          <w:rtl/>
+          <w:cs/>
+          <w:lang w:val="ar_AE" w:bidi="ar_AE"/>
+        </w:rPr>
+      </w:r>
+    </w:p>
+    <w:p>
+      <w:pPr>
+        <w:bidi/>
+      </w:pPr>
+      <w:r>
+        <w:rPr>
+          <w:rtl/>
+          <w:cs/>
           <w:lang w:val="ar_AE" w:bidi="ar_AE"/>
         </w:rPr>
       </w:r>
@@ -719,28 +895,36 @@
       </w:pPr>
       <w:r>
         <w:rPr>
+          <w:rtl/>
+          <w:cs/>
           <w:lang w:val="ar_AE" w:bidi="ar_AE"/>
         </w:rPr>
         <w:t>عزرا 2: 70</w:t>
       </w:r>
       <w:r>
         <w:rPr>
-          <w:lang w:val="ar_AE" w:bidi="ar_AE"/>
-        </w:rPr>
-      </w:r>
-    </w:p>
-    <w:p>
-      <w:pPr>
-        <w:bidi/>
-      </w:pPr>
-      <w:r>
-        <w:rPr>
+          <w:rtl/>
+          <w:cs/>
+          <w:lang w:val="ar_AE" w:bidi="ar_AE"/>
+        </w:rPr>
+      </w:r>
+    </w:p>
+    <w:p>
+      <w:pPr>
+        <w:bidi/>
+      </w:pPr>
+      <w:r>
+        <w:rPr>
+          <w:rtl/>
+          <w:cs/>
           <w:lang w:val="ar_AE" w:bidi="ar_AE"/>
         </w:rPr>
       </w:r>
       <w:r>
         <w:rPr>
           <w:b/>
+          <w:rtl/>
+          <w:cs/>
           <w:lang w:val="ar_AE" w:bidi="ar_AE"/>
         </w:rPr>
         <w:t>من الذين أقاموا في مدنهم؟</w:t>
@@ -752,38 +936,50 @@
       </w:pPr>
       <w:r>
         <w:rPr>
-          <w:lang w:val="ar_AE" w:bidi="ar_AE"/>
-        </w:rPr>
-      </w:r>
-      <w:r>
-        <w:rPr>
+          <w:rtl/>
+          <w:cs/>
+          <w:lang w:val="ar_AE" w:bidi="ar_AE"/>
+        </w:rPr>
+      </w:r>
+      <w:r>
+        <w:rPr>
+          <w:rtl/>
+          <w:cs/>
           <w:lang w:val="ar_AE" w:bidi="ar_AE"/>
         </w:rPr>
         <w:t>أَقَامَ ٱلْكَهَنَةُ وَٱللَّاوِيُّونَ وَبَعْضُ ٱلشَّعْبِ وَٱلْمُغَنُّونَ وَٱلْبَوَّابُونَ وَٱلنَّثِينِيمُ فِي مُدُنِهِمْ</w:t>
       </w:r>
       <w:r>
         <w:rPr>
+          <w:rtl/>
+          <w:cs/>
           <w:lang w:val="ar_AE" w:bidi="ar_AE"/>
         </w:rPr>
         <w:t>.</w:t>
       </w:r>
       <w:r>
         <w:rPr>
-          <w:lang w:val="ar_AE" w:bidi="ar_AE"/>
-        </w:rPr>
-      </w:r>
-      <w:r>
-        <w:rPr>
-          <w:lang w:val="ar_AE" w:bidi="ar_AE"/>
-        </w:rPr>
-      </w:r>
-    </w:p>
-    <w:p>
-      <w:pPr>
-        <w:bidi/>
-      </w:pPr>
-      <w:r>
-        <w:rPr>
+          <w:rtl/>
+          <w:cs/>
+          <w:lang w:val="ar_AE" w:bidi="ar_AE"/>
+        </w:rPr>
+      </w:r>
+      <w:r>
+        <w:rPr>
+          <w:rtl/>
+          <w:cs/>
+          <w:lang w:val="ar_AE" w:bidi="ar_AE"/>
+        </w:rPr>
+      </w:r>
+    </w:p>
+    <w:p>
+      <w:pPr>
+        <w:bidi/>
+      </w:pPr>
+      <w:r>
+        <w:rPr>
+          <w:rtl/>
+          <w:cs/>
           <w:lang w:val="ar_AE" w:bidi="ar_AE"/>
         </w:rPr>
       </w:r>
@@ -795,28 +991,36 @@
       </w:pPr>
       <w:r>
         <w:rPr>
+          <w:rtl/>
+          <w:cs/>
           <w:lang w:val="ar_AE" w:bidi="ar_AE"/>
         </w:rPr>
         <w:t>عزرا 3: 2</w:t>
       </w:r>
       <w:r>
         <w:rPr>
-          <w:lang w:val="ar_AE" w:bidi="ar_AE"/>
-        </w:rPr>
-      </w:r>
-    </w:p>
-    <w:p>
-      <w:pPr>
-        <w:bidi/>
-      </w:pPr>
-      <w:r>
-        <w:rPr>
+          <w:rtl/>
+          <w:cs/>
+          <w:lang w:val="ar_AE" w:bidi="ar_AE"/>
+        </w:rPr>
+      </w:r>
+    </w:p>
+    <w:p>
+      <w:pPr>
+        <w:bidi/>
+      </w:pPr>
+      <w:r>
+        <w:rPr>
+          <w:rtl/>
+          <w:cs/>
           <w:lang w:val="ar_AE" w:bidi="ar_AE"/>
         </w:rPr>
       </w:r>
       <w:r>
         <w:rPr>
           <w:b/>
+          <w:rtl/>
+          <w:cs/>
           <w:lang w:val="ar_AE" w:bidi="ar_AE"/>
         </w:rPr>
         <w:t xml:space="preserve">ما الذي قام يشوع والكهنة وزربابل وإخوته </w:t>
@@ -824,6 +1028,8 @@
       <w:r>
         <w:rPr>
           <w:b/>
+          <w:rtl/>
+          <w:cs/>
           <w:lang w:val="ar_AE" w:bidi="ar_AE"/>
         </w:rPr>
         <w:t>ليفعلوا؟</w:t>
@@ -835,32 +1041,42 @@
       </w:pPr>
       <w:r>
         <w:rPr>
-          <w:lang w:val="ar_AE" w:bidi="ar_AE"/>
-        </w:rPr>
-      </w:r>
-      <w:r>
-        <w:rPr>
+          <w:rtl/>
+          <w:cs/>
+          <w:lang w:val="ar_AE" w:bidi="ar_AE"/>
+        </w:rPr>
+      </w:r>
+      <w:r>
+        <w:rPr>
+          <w:rtl/>
+          <w:cs/>
           <w:lang w:val="ar_AE" w:bidi="ar_AE"/>
         </w:rPr>
         <w:t>قام هؤلاء ليبنوا مذبح إله إسرائيل ليُصعِدوا عليه محرقات.</w:t>
       </w:r>
       <w:r>
         <w:rPr>
-          <w:lang w:val="ar_AE" w:bidi="ar_AE"/>
-        </w:rPr>
-      </w:r>
-      <w:r>
-        <w:rPr>
-          <w:lang w:val="ar_AE" w:bidi="ar_AE"/>
-        </w:rPr>
-      </w:r>
-    </w:p>
-    <w:p>
-      <w:pPr>
-        <w:bidi/>
-      </w:pPr>
-      <w:r>
-        <w:rPr>
+          <w:rtl/>
+          <w:cs/>
+          <w:lang w:val="ar_AE" w:bidi="ar_AE"/>
+        </w:rPr>
+      </w:r>
+      <w:r>
+        <w:rPr>
+          <w:rtl/>
+          <w:cs/>
+          <w:lang w:val="ar_AE" w:bidi="ar_AE"/>
+        </w:rPr>
+      </w:r>
+    </w:p>
+    <w:p>
+      <w:pPr>
+        <w:bidi/>
+      </w:pPr>
+      <w:r>
+        <w:rPr>
+          <w:rtl/>
+          <w:cs/>
           <w:lang w:val="ar_AE" w:bidi="ar_AE"/>
         </w:rPr>
       </w:r>
@@ -872,28 +1088,36 @@
       </w:pPr>
       <w:r>
         <w:rPr>
+          <w:rtl/>
+          <w:cs/>
           <w:lang w:val="ar_AE" w:bidi="ar_AE"/>
         </w:rPr>
         <w:t>عزرا 3: 3</w:t>
       </w:r>
       <w:r>
         <w:rPr>
-          <w:lang w:val="ar_AE" w:bidi="ar_AE"/>
-        </w:rPr>
-      </w:r>
-    </w:p>
-    <w:p>
-      <w:pPr>
-        <w:bidi/>
-      </w:pPr>
-      <w:r>
-        <w:rPr>
+          <w:rtl/>
+          <w:cs/>
+          <w:lang w:val="ar_AE" w:bidi="ar_AE"/>
+        </w:rPr>
+      </w:r>
+    </w:p>
+    <w:p>
+      <w:pPr>
+        <w:bidi/>
+      </w:pPr>
+      <w:r>
+        <w:rPr>
+          <w:rtl/>
+          <w:cs/>
           <w:lang w:val="ar_AE" w:bidi="ar_AE"/>
         </w:rPr>
       </w:r>
       <w:r>
         <w:rPr>
           <w:b/>
+          <w:rtl/>
+          <w:cs/>
           <w:lang w:val="ar_AE" w:bidi="ar_AE"/>
         </w:rPr>
         <w:t>كم مرة أصعد يشوع والكهنة وزربابل وإخوته محرقات للرب؟</w:t>
@@ -905,32 +1129,42 @@
       </w:pPr>
       <w:r>
         <w:rPr>
-          <w:lang w:val="ar_AE" w:bidi="ar_AE"/>
-        </w:rPr>
-      </w:r>
-      <w:r>
-        <w:rPr>
+          <w:rtl/>
+          <w:cs/>
+          <w:lang w:val="ar_AE" w:bidi="ar_AE"/>
+        </w:rPr>
+      </w:r>
+      <w:r>
+        <w:rPr>
+          <w:rtl/>
+          <w:cs/>
           <w:lang w:val="ar_AE" w:bidi="ar_AE"/>
         </w:rPr>
         <w:t>أصعدوا المحرقات للرب في الصباح والمساء.</w:t>
       </w:r>
       <w:r>
         <w:rPr>
-          <w:lang w:val="ar_AE" w:bidi="ar_AE"/>
-        </w:rPr>
-      </w:r>
-      <w:r>
-        <w:rPr>
-          <w:lang w:val="ar_AE" w:bidi="ar_AE"/>
-        </w:rPr>
-      </w:r>
-    </w:p>
-    <w:p>
-      <w:pPr>
-        <w:bidi/>
-      </w:pPr>
-      <w:r>
-        <w:rPr>
+          <w:rtl/>
+          <w:cs/>
+          <w:lang w:val="ar_AE" w:bidi="ar_AE"/>
+        </w:rPr>
+      </w:r>
+      <w:r>
+        <w:rPr>
+          <w:rtl/>
+          <w:cs/>
+          <w:lang w:val="ar_AE" w:bidi="ar_AE"/>
+        </w:rPr>
+      </w:r>
+    </w:p>
+    <w:p>
+      <w:pPr>
+        <w:bidi/>
+      </w:pPr>
+      <w:r>
+        <w:rPr>
+          <w:rtl/>
+          <w:cs/>
           <w:lang w:val="ar_AE" w:bidi="ar_AE"/>
         </w:rPr>
       </w:r>
@@ -942,28 +1176,36 @@
       </w:pPr>
       <w:r>
         <w:rPr>
+          <w:rtl/>
+          <w:cs/>
           <w:lang w:val="ar_AE" w:bidi="ar_AE"/>
         </w:rPr>
         <w:t>عزرا 3: 7</w:t>
       </w:r>
       <w:r>
         <w:rPr>
-          <w:lang w:val="ar_AE" w:bidi="ar_AE"/>
-        </w:rPr>
-      </w:r>
-    </w:p>
-    <w:p>
-      <w:pPr>
-        <w:bidi/>
-      </w:pPr>
-      <w:r>
-        <w:rPr>
+          <w:rtl/>
+          <w:cs/>
+          <w:lang w:val="ar_AE" w:bidi="ar_AE"/>
+        </w:rPr>
+      </w:r>
+    </w:p>
+    <w:p>
+      <w:pPr>
+        <w:bidi/>
+      </w:pPr>
+      <w:r>
+        <w:rPr>
+          <w:rtl/>
+          <w:cs/>
           <w:lang w:val="ar_AE" w:bidi="ar_AE"/>
         </w:rPr>
       </w:r>
       <w:r>
         <w:rPr>
           <w:b/>
+          <w:rtl/>
+          <w:cs/>
           <w:lang w:val="ar_AE" w:bidi="ar_AE"/>
         </w:rPr>
         <w:t>من الذي أذن بالإتيان بخشب أرز من لبنان إلى يافا عبر البحر؟</w:t>
@@ -975,32 +1217,42 @@
       </w:pPr>
       <w:r>
         <w:rPr>
-          <w:lang w:val="ar_AE" w:bidi="ar_AE"/>
-        </w:rPr>
-      </w:r>
-      <w:r>
-        <w:rPr>
+          <w:rtl/>
+          <w:cs/>
+          <w:lang w:val="ar_AE" w:bidi="ar_AE"/>
+        </w:rPr>
+      </w:r>
+      <w:r>
+        <w:rPr>
+          <w:rtl/>
+          <w:cs/>
           <w:lang w:val="ar_AE" w:bidi="ar_AE"/>
         </w:rPr>
         <w:t>أذن كورش، ملك فارس، لهم بالإتيان بخشب أرز من لبنان إلى يافا عبر البحر.</w:t>
       </w:r>
       <w:r>
         <w:rPr>
-          <w:lang w:val="ar_AE" w:bidi="ar_AE"/>
-        </w:rPr>
-      </w:r>
-      <w:r>
-        <w:rPr>
-          <w:lang w:val="ar_AE" w:bidi="ar_AE"/>
-        </w:rPr>
-      </w:r>
-    </w:p>
-    <w:p>
-      <w:pPr>
-        <w:bidi/>
-      </w:pPr>
-      <w:r>
-        <w:rPr>
+          <w:rtl/>
+          <w:cs/>
+          <w:lang w:val="ar_AE" w:bidi="ar_AE"/>
+        </w:rPr>
+      </w:r>
+      <w:r>
+        <w:rPr>
+          <w:rtl/>
+          <w:cs/>
+          <w:lang w:val="ar_AE" w:bidi="ar_AE"/>
+        </w:rPr>
+      </w:r>
+    </w:p>
+    <w:p>
+      <w:pPr>
+        <w:bidi/>
+      </w:pPr>
+      <w:r>
+        <w:rPr>
+          <w:rtl/>
+          <w:cs/>
           <w:lang w:val="ar_AE" w:bidi="ar_AE"/>
         </w:rPr>
       </w:r>
@@ -1012,28 +1264,36 @@
       </w:pPr>
       <w:r>
         <w:rPr>
+          <w:rtl/>
+          <w:cs/>
           <w:lang w:val="ar_AE" w:bidi="ar_AE"/>
         </w:rPr>
         <w:t>عزرا 3: 8</w:t>
       </w:r>
       <w:r>
         <w:rPr>
-          <w:lang w:val="ar_AE" w:bidi="ar_AE"/>
-        </w:rPr>
-      </w:r>
-    </w:p>
-    <w:p>
-      <w:pPr>
-        <w:bidi/>
-      </w:pPr>
-      <w:r>
-        <w:rPr>
+          <w:rtl/>
+          <w:cs/>
+          <w:lang w:val="ar_AE" w:bidi="ar_AE"/>
+        </w:rPr>
+      </w:r>
+    </w:p>
+    <w:p>
+      <w:pPr>
+        <w:bidi/>
+      </w:pPr>
+      <w:r>
+        <w:rPr>
+          <w:rtl/>
+          <w:cs/>
           <w:lang w:val="ar_AE" w:bidi="ar_AE"/>
         </w:rPr>
       </w:r>
       <w:r>
         <w:rPr>
           <w:b/>
+          <w:rtl/>
+          <w:cs/>
           <w:lang w:val="ar_AE" w:bidi="ar_AE"/>
         </w:rPr>
         <w:t>متى بدأ العمل؟</w:t>
@@ -1045,32 +1305,42 @@
       </w:pPr>
       <w:r>
         <w:rPr>
-          <w:lang w:val="ar_AE" w:bidi="ar_AE"/>
-        </w:rPr>
-      </w:r>
-      <w:r>
-        <w:rPr>
+          <w:rtl/>
+          <w:cs/>
+          <w:lang w:val="ar_AE" w:bidi="ar_AE"/>
+        </w:rPr>
+      </w:r>
+      <w:r>
+        <w:rPr>
+          <w:rtl/>
+          <w:cs/>
           <w:lang w:val="ar_AE" w:bidi="ar_AE"/>
         </w:rPr>
         <w:t>بدأ العمل في الشهر الثاني من السنة الثانية من مجيء بني إسرائيل إلى بيت الله في أورشليم.</w:t>
       </w:r>
       <w:r>
         <w:rPr>
-          <w:lang w:val="ar_AE" w:bidi="ar_AE"/>
-        </w:rPr>
-      </w:r>
-      <w:r>
-        <w:rPr>
-          <w:lang w:val="ar_AE" w:bidi="ar_AE"/>
-        </w:rPr>
-      </w:r>
-    </w:p>
-    <w:p>
-      <w:pPr>
-        <w:bidi/>
-      </w:pPr>
-      <w:r>
-        <w:rPr>
+          <w:rtl/>
+          <w:cs/>
+          <w:lang w:val="ar_AE" w:bidi="ar_AE"/>
+        </w:rPr>
+      </w:r>
+      <w:r>
+        <w:rPr>
+          <w:rtl/>
+          <w:cs/>
+          <w:lang w:val="ar_AE" w:bidi="ar_AE"/>
+        </w:rPr>
+      </w:r>
+    </w:p>
+    <w:p>
+      <w:pPr>
+        <w:bidi/>
+      </w:pPr>
+      <w:r>
+        <w:rPr>
+          <w:rtl/>
+          <w:cs/>
           <w:lang w:val="ar_AE" w:bidi="ar_AE"/>
         </w:rPr>
       </w:r>
@@ -1082,28 +1352,36 @@
       </w:pPr>
       <w:r>
         <w:rPr>
+          <w:rtl/>
+          <w:cs/>
           <w:lang w:val="ar_AE" w:bidi="ar_AE"/>
         </w:rPr>
         <w:t>عزرا 3: 11</w:t>
       </w:r>
       <w:r>
         <w:rPr>
-          <w:lang w:val="ar_AE" w:bidi="ar_AE"/>
-        </w:rPr>
-      </w:r>
-    </w:p>
-    <w:p>
-      <w:pPr>
-        <w:bidi/>
-      </w:pPr>
-      <w:r>
-        <w:rPr>
+          <w:rtl/>
+          <w:cs/>
+          <w:lang w:val="ar_AE" w:bidi="ar_AE"/>
+        </w:rPr>
+      </w:r>
+    </w:p>
+    <w:p>
+      <w:pPr>
+        <w:bidi/>
+      </w:pPr>
+      <w:r>
+        <w:rPr>
+          <w:rtl/>
+          <w:cs/>
           <w:lang w:val="ar_AE" w:bidi="ar_AE"/>
         </w:rPr>
       </w:r>
       <w:r>
         <w:rPr>
           <w:b/>
+          <w:rtl/>
+          <w:cs/>
           <w:lang w:val="ar_AE" w:bidi="ar_AE"/>
         </w:rPr>
         <w:t>كيف كان رد فعل كل الشعب عند وضع أساسات الهيكل؟</w:t>
@@ -1115,38 +1393,50 @@
       </w:pPr>
       <w:r>
         <w:rPr>
-          <w:lang w:val="ar_AE" w:bidi="ar_AE"/>
-        </w:rPr>
-      </w:r>
-      <w:r>
-        <w:rPr>
+          <w:rtl/>
+          <w:cs/>
+          <w:lang w:val="ar_AE" w:bidi="ar_AE"/>
+        </w:rPr>
+      </w:r>
+      <w:r>
+        <w:rPr>
+          <w:rtl/>
+          <w:cs/>
           <w:lang w:val="ar_AE" w:bidi="ar_AE"/>
         </w:rPr>
         <w:t>كُلُّ ٱلشَّعْبِ هَتَفُوا هُتَافًا عَظِيمًا بِٱلتَّسْبِيحِ لِلرَّبِّ لِأَجْلِ تَأْسِيسِ بَيْتِ ٱلرَّبِّ</w:t>
       </w:r>
       <w:r>
         <w:rPr>
+          <w:rtl/>
+          <w:cs/>
           <w:lang w:val="ar_AE" w:bidi="ar_AE"/>
         </w:rPr>
         <w:t>.</w:t>
       </w:r>
       <w:r>
         <w:rPr>
-          <w:lang w:val="ar_AE" w:bidi="ar_AE"/>
-        </w:rPr>
-      </w:r>
-      <w:r>
-        <w:rPr>
-          <w:lang w:val="ar_AE" w:bidi="ar_AE"/>
-        </w:rPr>
-      </w:r>
-    </w:p>
-    <w:p>
-      <w:pPr>
-        <w:bidi/>
-      </w:pPr>
-      <w:r>
-        <w:rPr>
+          <w:rtl/>
+          <w:cs/>
+          <w:lang w:val="ar_AE" w:bidi="ar_AE"/>
+        </w:rPr>
+      </w:r>
+      <w:r>
+        <w:rPr>
+          <w:rtl/>
+          <w:cs/>
+          <w:lang w:val="ar_AE" w:bidi="ar_AE"/>
+        </w:rPr>
+      </w:r>
+    </w:p>
+    <w:p>
+      <w:pPr>
+        <w:bidi/>
+      </w:pPr>
+      <w:r>
+        <w:rPr>
+          <w:rtl/>
+          <w:cs/>
           <w:lang w:val="ar_AE" w:bidi="ar_AE"/>
         </w:rPr>
       </w:r>
@@ -1158,28 +1448,36 @@
       </w:pPr>
       <w:r>
         <w:rPr>
+          <w:rtl/>
+          <w:cs/>
           <w:lang w:val="ar_AE" w:bidi="ar_AE"/>
         </w:rPr>
         <w:t>عزرا 3: 12</w:t>
       </w:r>
       <w:r>
         <w:rPr>
-          <w:lang w:val="ar_AE" w:bidi="ar_AE"/>
-        </w:rPr>
-      </w:r>
-    </w:p>
-    <w:p>
-      <w:pPr>
-        <w:bidi/>
-      </w:pPr>
-      <w:r>
-        <w:rPr>
+          <w:rtl/>
+          <w:cs/>
+          <w:lang w:val="ar_AE" w:bidi="ar_AE"/>
+        </w:rPr>
+      </w:r>
+    </w:p>
+    <w:p>
+      <w:pPr>
+        <w:bidi/>
+      </w:pPr>
+      <w:r>
+        <w:rPr>
+          <w:rtl/>
+          <w:cs/>
           <w:lang w:val="ar_AE" w:bidi="ar_AE"/>
         </w:rPr>
       </w:r>
       <w:r>
         <w:rPr>
           <w:b/>
+          <w:rtl/>
+          <w:cs/>
           <w:lang w:val="ar_AE" w:bidi="ar_AE"/>
         </w:rPr>
         <w:t>كيف كان ردُّ فعل أولئك الذين رأوا البيت الأول بعدما رأوا أساسات الهيكل الثاني؟</w:t>
@@ -1191,38 +1489,50 @@
       </w:pPr>
       <w:r>
         <w:rPr>
-          <w:lang w:val="ar_AE" w:bidi="ar_AE"/>
-        </w:rPr>
-      </w:r>
-      <w:r>
-        <w:rPr>
+          <w:rtl/>
+          <w:cs/>
+          <w:lang w:val="ar_AE" w:bidi="ar_AE"/>
+        </w:rPr>
+      </w:r>
+      <w:r>
+        <w:rPr>
+          <w:rtl/>
+          <w:cs/>
           <w:lang w:val="ar_AE" w:bidi="ar_AE"/>
         </w:rPr>
         <w:t>بَكَوْا بِصَوْتٍ عَظِيمٍ</w:t>
       </w:r>
       <w:r>
         <w:rPr>
+          <w:rtl/>
+          <w:cs/>
           <w:lang w:val="ar_AE" w:bidi="ar_AE"/>
         </w:rPr>
         <w:t>.</w:t>
       </w:r>
       <w:r>
         <w:rPr>
-          <w:lang w:val="ar_AE" w:bidi="ar_AE"/>
-        </w:rPr>
-      </w:r>
-      <w:r>
-        <w:rPr>
-          <w:lang w:val="ar_AE" w:bidi="ar_AE"/>
-        </w:rPr>
-      </w:r>
-    </w:p>
-    <w:p>
-      <w:pPr>
-        <w:bidi/>
-      </w:pPr>
-      <w:r>
-        <w:rPr>
+          <w:rtl/>
+          <w:cs/>
+          <w:lang w:val="ar_AE" w:bidi="ar_AE"/>
+        </w:rPr>
+      </w:r>
+      <w:r>
+        <w:rPr>
+          <w:rtl/>
+          <w:cs/>
+          <w:lang w:val="ar_AE" w:bidi="ar_AE"/>
+        </w:rPr>
+      </w:r>
+    </w:p>
+    <w:p>
+      <w:pPr>
+        <w:bidi/>
+      </w:pPr>
+      <w:r>
+        <w:rPr>
+          <w:rtl/>
+          <w:cs/>
           <w:lang w:val="ar_AE" w:bidi="ar_AE"/>
         </w:rPr>
       </w:r>
@@ -1234,28 +1544,36 @@
       </w:pPr>
       <w:r>
         <w:rPr>
+          <w:rtl/>
+          <w:cs/>
           <w:lang w:val="ar_AE" w:bidi="ar_AE"/>
         </w:rPr>
         <w:t>عزرا 4: 1</w:t>
       </w:r>
       <w:r>
         <w:rPr>
-          <w:lang w:val="ar_AE" w:bidi="ar_AE"/>
-        </w:rPr>
-      </w:r>
-    </w:p>
-    <w:p>
-      <w:pPr>
-        <w:bidi/>
-      </w:pPr>
-      <w:r>
-        <w:rPr>
+          <w:rtl/>
+          <w:cs/>
+          <w:lang w:val="ar_AE" w:bidi="ar_AE"/>
+        </w:rPr>
+      </w:r>
+    </w:p>
+    <w:p>
+      <w:pPr>
+        <w:bidi/>
+      </w:pPr>
+      <w:r>
+        <w:rPr>
+          <w:rtl/>
+          <w:cs/>
           <w:lang w:val="ar_AE" w:bidi="ar_AE"/>
         </w:rPr>
       </w:r>
       <w:r>
         <w:rPr>
           <w:b/>
+          <w:rtl/>
+          <w:cs/>
           <w:lang w:val="ar_AE" w:bidi="ar_AE"/>
         </w:rPr>
         <w:t>ما الذي سمع أعداء يهوذا وبنيامين أن بني السبي يفعلونه؟</w:t>
@@ -1267,38 +1585,50 @@
       </w:pPr>
       <w:r>
         <w:rPr>
-          <w:lang w:val="ar_AE" w:bidi="ar_AE"/>
-        </w:rPr>
-      </w:r>
-      <w:r>
-        <w:rPr>
+          <w:rtl/>
+          <w:cs/>
+          <w:lang w:val="ar_AE" w:bidi="ar_AE"/>
+        </w:rPr>
+      </w:r>
+      <w:r>
+        <w:rPr>
+          <w:rtl/>
+          <w:cs/>
           <w:lang w:val="ar_AE" w:bidi="ar_AE"/>
         </w:rPr>
         <w:t>سَمِعَ أَعْدَاءُ يَهُوذَا وَبَنْيَامِينَ أَنَّ بَنِي ٱلسَّبْيِ يَبْنُونَ هَيْكَلًا لِلرَّبِّ إِلَهِ إِسْرَائِيلَ</w:t>
       </w:r>
       <w:r>
         <w:rPr>
+          <w:rtl/>
+          <w:cs/>
           <w:lang w:val="ar_AE" w:bidi="ar_AE"/>
         </w:rPr>
         <w:t>.</w:t>
       </w:r>
       <w:r>
         <w:rPr>
-          <w:lang w:val="ar_AE" w:bidi="ar_AE"/>
-        </w:rPr>
-      </w:r>
-      <w:r>
-        <w:rPr>
-          <w:lang w:val="ar_AE" w:bidi="ar_AE"/>
-        </w:rPr>
-      </w:r>
-    </w:p>
-    <w:p>
-      <w:pPr>
-        <w:bidi/>
-      </w:pPr>
-      <w:r>
-        <w:rPr>
+          <w:rtl/>
+          <w:cs/>
+          <w:lang w:val="ar_AE" w:bidi="ar_AE"/>
+        </w:rPr>
+      </w:r>
+      <w:r>
+        <w:rPr>
+          <w:rtl/>
+          <w:cs/>
+          <w:lang w:val="ar_AE" w:bidi="ar_AE"/>
+        </w:rPr>
+      </w:r>
+    </w:p>
+    <w:p>
+      <w:pPr>
+        <w:bidi/>
+      </w:pPr>
+      <w:r>
+        <w:rPr>
+          <w:rtl/>
+          <w:cs/>
           <w:lang w:val="ar_AE" w:bidi="ar_AE"/>
         </w:rPr>
       </w:r>
@@ -1310,28 +1640,36 @@
       </w:pPr>
       <w:r>
         <w:rPr>
+          <w:rtl/>
+          <w:cs/>
           <w:lang w:val="ar_AE" w:bidi="ar_AE"/>
         </w:rPr>
         <w:t>عزرا 4: 2</w:t>
       </w:r>
       <w:r>
         <w:rPr>
-          <w:lang w:val="ar_AE" w:bidi="ar_AE"/>
-        </w:rPr>
-      </w:r>
-    </w:p>
-    <w:p>
-      <w:pPr>
-        <w:bidi/>
-      </w:pPr>
-      <w:r>
-        <w:rPr>
+          <w:rtl/>
+          <w:cs/>
+          <w:lang w:val="ar_AE" w:bidi="ar_AE"/>
+        </w:rPr>
+      </w:r>
+    </w:p>
+    <w:p>
+      <w:pPr>
+        <w:bidi/>
+      </w:pPr>
+      <w:r>
+        <w:rPr>
+          <w:rtl/>
+          <w:cs/>
           <w:lang w:val="ar_AE" w:bidi="ar_AE"/>
         </w:rPr>
       </w:r>
       <w:r>
         <w:rPr>
           <w:b/>
+          <w:rtl/>
+          <w:cs/>
           <w:lang w:val="ar_AE" w:bidi="ar_AE"/>
         </w:rPr>
         <w:t>منذ متى قال أعداء يهوذا وبنيامين إنهم كانوا يذبحون للرب؟</w:t>
@@ -1343,44 +1681,58 @@
       </w:pPr>
       <w:r>
         <w:rPr>
-          <w:lang w:val="ar_AE" w:bidi="ar_AE"/>
-        </w:rPr>
-      </w:r>
-      <w:r>
-        <w:rPr>
+          <w:rtl/>
+          <w:cs/>
+          <w:lang w:val="ar_AE" w:bidi="ar_AE"/>
+        </w:rPr>
+      </w:r>
+      <w:r>
+        <w:rPr>
+          <w:rtl/>
+          <w:cs/>
           <w:lang w:val="ar_AE" w:bidi="ar_AE"/>
         </w:rPr>
         <w:t xml:space="preserve">قال أعداء يهوذا وبنيامين إنهم كانوا يذبحون للرب </w:t>
       </w:r>
       <w:r>
         <w:rPr>
+          <w:rtl/>
+          <w:cs/>
           <w:lang w:val="ar_AE" w:bidi="ar_AE"/>
         </w:rPr>
         <w:t>مِنْ أَيَّامِ أَسَرْحَدُّونَ مَلِكِ أَشُّورَ</w:t>
       </w:r>
       <w:r>
         <w:rPr>
+          <w:rtl/>
+          <w:cs/>
           <w:lang w:val="ar_AE" w:bidi="ar_AE"/>
         </w:rPr>
         <w:t>.</w:t>
       </w:r>
       <w:r>
         <w:rPr>
-          <w:lang w:val="ar_AE" w:bidi="ar_AE"/>
-        </w:rPr>
-      </w:r>
-      <w:r>
-        <w:rPr>
-          <w:lang w:val="ar_AE" w:bidi="ar_AE"/>
-        </w:rPr>
-      </w:r>
-    </w:p>
-    <w:p>
-      <w:pPr>
-        <w:bidi/>
-      </w:pPr>
-      <w:r>
-        <w:rPr>
+          <w:rtl/>
+          <w:cs/>
+          <w:lang w:val="ar_AE" w:bidi="ar_AE"/>
+        </w:rPr>
+      </w:r>
+      <w:r>
+        <w:rPr>
+          <w:rtl/>
+          <w:cs/>
+          <w:lang w:val="ar_AE" w:bidi="ar_AE"/>
+        </w:rPr>
+      </w:r>
+    </w:p>
+    <w:p>
+      <w:pPr>
+        <w:bidi/>
+      </w:pPr>
+      <w:r>
+        <w:rPr>
+          <w:rtl/>
+          <w:cs/>
           <w:lang w:val="ar_AE" w:bidi="ar_AE"/>
         </w:rPr>
       </w:r>
@@ -1392,28 +1744,36 @@
       </w:pPr>
       <w:r>
         <w:rPr>
+          <w:rtl/>
+          <w:cs/>
           <w:lang w:val="ar_AE" w:bidi="ar_AE"/>
         </w:rPr>
         <w:t>عزرا 4: 4–5</w:t>
       </w:r>
       <w:r>
         <w:rPr>
-          <w:lang w:val="ar_AE" w:bidi="ar_AE"/>
-        </w:rPr>
-      </w:r>
-    </w:p>
-    <w:p>
-      <w:pPr>
-        <w:bidi/>
-      </w:pPr>
-      <w:r>
-        <w:rPr>
+          <w:rtl/>
+          <w:cs/>
+          <w:lang w:val="ar_AE" w:bidi="ar_AE"/>
+        </w:rPr>
+      </w:r>
+    </w:p>
+    <w:p>
+      <w:pPr>
+        <w:bidi/>
+      </w:pPr>
+      <w:r>
+        <w:rPr>
+          <w:rtl/>
+          <w:cs/>
           <w:lang w:val="ar_AE" w:bidi="ar_AE"/>
         </w:rPr>
       </w:r>
       <w:r>
         <w:rPr>
           <w:b/>
+          <w:rtl/>
+          <w:cs/>
           <w:lang w:val="ar_AE" w:bidi="ar_AE"/>
         </w:rPr>
         <w:t>ماذا كان شعب الأرض يفعلون بشعب يهوذا؟</w:t>
@@ -1425,50 +1785,66 @@
       </w:pPr>
       <w:r>
         <w:rPr>
-          <w:lang w:val="ar_AE" w:bidi="ar_AE"/>
-        </w:rPr>
-      </w:r>
-      <w:r>
-        <w:rPr>
+          <w:rtl/>
+          <w:cs/>
+          <w:lang w:val="ar_AE" w:bidi="ar_AE"/>
+        </w:rPr>
+      </w:r>
+      <w:r>
+        <w:rPr>
+          <w:rtl/>
+          <w:cs/>
           <w:lang w:val="ar_AE" w:bidi="ar_AE"/>
         </w:rPr>
         <w:t>كَانَ شَعْبُ ٱلْأَرْضِ يُرْخُونَ أَيْدِيَ شَعْبِ يَهُوذَا، وَيُذْعِرُونَهُمْ (يخيفونهم) عَنِ ٱلْبِنَاءِ</w:t>
       </w:r>
       <w:r>
         <w:rPr>
+          <w:rtl/>
+          <w:cs/>
           <w:lang w:val="ar_AE" w:bidi="ar_AE"/>
         </w:rPr>
         <w:t xml:space="preserve">، </w:t>
       </w:r>
       <w:r>
         <w:rPr>
+          <w:rtl/>
+          <w:cs/>
           <w:lang w:val="ar_AE" w:bidi="ar_AE"/>
         </w:rPr>
         <w:t>وَٱسْتَأْجَرُوا ضِدَّهُمْ مُشِيرِينَ لِيُبْطِلُوا مَشُورَتَهُمْ (خططهم)</w:t>
       </w:r>
       <w:r>
         <w:rPr>
+          <w:rtl/>
+          <w:cs/>
           <w:lang w:val="ar_AE" w:bidi="ar_AE"/>
         </w:rPr>
         <w:t>.</w:t>
       </w:r>
       <w:r>
         <w:rPr>
-          <w:lang w:val="ar_AE" w:bidi="ar_AE"/>
-        </w:rPr>
-      </w:r>
-      <w:r>
-        <w:rPr>
-          <w:lang w:val="ar_AE" w:bidi="ar_AE"/>
-        </w:rPr>
-      </w:r>
-    </w:p>
-    <w:p>
-      <w:pPr>
-        <w:bidi/>
-      </w:pPr>
-      <w:r>
-        <w:rPr>
+          <w:rtl/>
+          <w:cs/>
+          <w:lang w:val="ar_AE" w:bidi="ar_AE"/>
+        </w:rPr>
+      </w:r>
+      <w:r>
+        <w:rPr>
+          <w:rtl/>
+          <w:cs/>
+          <w:lang w:val="ar_AE" w:bidi="ar_AE"/>
+        </w:rPr>
+      </w:r>
+    </w:p>
+    <w:p>
+      <w:pPr>
+        <w:bidi/>
+      </w:pPr>
+      <w:r>
+        <w:rPr>
+          <w:rtl/>
+          <w:cs/>
           <w:lang w:val="ar_AE" w:bidi="ar_AE"/>
         </w:rPr>
       </w:r>
@@ -1480,28 +1856,36 @@
       </w:pPr>
       <w:r>
         <w:rPr>
+          <w:rtl/>
+          <w:cs/>
           <w:lang w:val="ar_AE" w:bidi="ar_AE"/>
         </w:rPr>
         <w:t>عزرا 4: 5</w:t>
       </w:r>
       <w:r>
         <w:rPr>
-          <w:lang w:val="ar_AE" w:bidi="ar_AE"/>
-        </w:rPr>
-      </w:r>
-    </w:p>
-    <w:p>
-      <w:pPr>
-        <w:bidi/>
-      </w:pPr>
-      <w:r>
-        <w:rPr>
+          <w:rtl/>
+          <w:cs/>
+          <w:lang w:val="ar_AE" w:bidi="ar_AE"/>
+        </w:rPr>
+      </w:r>
+    </w:p>
+    <w:p>
+      <w:pPr>
+        <w:bidi/>
+      </w:pPr>
+      <w:r>
+        <w:rPr>
+          <w:rtl/>
+          <w:cs/>
           <w:lang w:val="ar_AE" w:bidi="ar_AE"/>
         </w:rPr>
       </w:r>
       <w:r>
         <w:rPr>
           <w:b/>
+          <w:rtl/>
+          <w:cs/>
           <w:lang w:val="ar_AE" w:bidi="ar_AE"/>
         </w:rPr>
         <w:t>إلى متى ظل شعب الأرض يرخون أيدي شعب يهوذا، ويخيفونهم من البناء، ويستأجرون ضدهم مشيرين لإحباط خططهم؟</w:t>
@@ -1513,44 +1897,58 @@
       </w:pPr>
       <w:r>
         <w:rPr>
-          <w:lang w:val="ar_AE" w:bidi="ar_AE"/>
-        </w:rPr>
-      </w:r>
-      <w:r>
-        <w:rPr>
+          <w:rtl/>
+          <w:cs/>
+          <w:lang w:val="ar_AE" w:bidi="ar_AE"/>
+        </w:rPr>
+      </w:r>
+      <w:r>
+        <w:rPr>
+          <w:rtl/>
+          <w:cs/>
           <w:lang w:val="ar_AE" w:bidi="ar_AE"/>
         </w:rPr>
         <w:t xml:space="preserve">ظل شعب الأرض يفعلون ذلك بشعب يهوذا </w:t>
       </w:r>
       <w:r>
         <w:rPr>
+          <w:rtl/>
+          <w:cs/>
           <w:lang w:val="ar_AE" w:bidi="ar_AE"/>
         </w:rPr>
         <w:t>كُلَّ أَيَّامِ كُورَشَ مَلِكِ فَارِسَ وَحَتَّى مُلْكِ دَارِيُوسَ مَلِكِ فَارِسَ</w:t>
       </w:r>
       <w:r>
         <w:rPr>
+          <w:rtl/>
+          <w:cs/>
           <w:lang w:val="ar_AE" w:bidi="ar_AE"/>
         </w:rPr>
         <w:t>.</w:t>
       </w:r>
       <w:r>
         <w:rPr>
-          <w:lang w:val="ar_AE" w:bidi="ar_AE"/>
-        </w:rPr>
-      </w:r>
-      <w:r>
-        <w:rPr>
-          <w:lang w:val="ar_AE" w:bidi="ar_AE"/>
-        </w:rPr>
-      </w:r>
-    </w:p>
-    <w:p>
-      <w:pPr>
-        <w:bidi/>
-      </w:pPr>
-      <w:r>
-        <w:rPr>
+          <w:rtl/>
+          <w:cs/>
+          <w:lang w:val="ar_AE" w:bidi="ar_AE"/>
+        </w:rPr>
+      </w:r>
+      <w:r>
+        <w:rPr>
+          <w:rtl/>
+          <w:cs/>
+          <w:lang w:val="ar_AE" w:bidi="ar_AE"/>
+        </w:rPr>
+      </w:r>
+    </w:p>
+    <w:p>
+      <w:pPr>
+        <w:bidi/>
+      </w:pPr>
+      <w:r>
+        <w:rPr>
+          <w:rtl/>
+          <w:cs/>
           <w:lang w:val="ar_AE" w:bidi="ar_AE"/>
         </w:rPr>
       </w:r>
@@ -1562,28 +1960,36 @@
       </w:pPr>
       <w:r>
         <w:rPr>
+          <w:rtl/>
+          <w:cs/>
           <w:lang w:val="ar_AE" w:bidi="ar_AE"/>
         </w:rPr>
         <w:t>عزرا 4: 6</w:t>
       </w:r>
       <w:r>
         <w:rPr>
-          <w:lang w:val="ar_AE" w:bidi="ar_AE"/>
-        </w:rPr>
-      </w:r>
-    </w:p>
-    <w:p>
-      <w:pPr>
-        <w:bidi/>
-      </w:pPr>
-      <w:r>
-        <w:rPr>
+          <w:rtl/>
+          <w:cs/>
+          <w:lang w:val="ar_AE" w:bidi="ar_AE"/>
+        </w:rPr>
+      </w:r>
+    </w:p>
+    <w:p>
+      <w:pPr>
+        <w:bidi/>
+      </w:pPr>
+      <w:r>
+        <w:rPr>
+          <w:rtl/>
+          <w:cs/>
           <w:lang w:val="ar_AE" w:bidi="ar_AE"/>
         </w:rPr>
       </w:r>
       <w:r>
         <w:rPr>
           <w:b/>
+          <w:rtl/>
+          <w:cs/>
           <w:lang w:val="ar_AE" w:bidi="ar_AE"/>
         </w:rPr>
         <w:t>ما الذي كتبه أعداء يهوذا وبنيامين في ابتداء مُلك أحشويروش؟</w:t>
@@ -1595,32 +2001,42 @@
       </w:pPr>
       <w:r>
         <w:rPr>
-          <w:lang w:val="ar_AE" w:bidi="ar_AE"/>
-        </w:rPr>
-      </w:r>
-      <w:r>
-        <w:rPr>
+          <w:rtl/>
+          <w:cs/>
+          <w:lang w:val="ar_AE" w:bidi="ar_AE"/>
+        </w:rPr>
+      </w:r>
+      <w:r>
+        <w:rPr>
+          <w:rtl/>
+          <w:cs/>
           <w:lang w:val="ar_AE" w:bidi="ar_AE"/>
         </w:rPr>
         <w:t>في ابتداء مُلك أحشويروش، كتب هؤلاء الأعداء شكوى على سكان يهوذا وأورشليم.</w:t>
       </w:r>
       <w:r>
         <w:rPr>
-          <w:lang w:val="ar_AE" w:bidi="ar_AE"/>
-        </w:rPr>
-      </w:r>
-      <w:r>
-        <w:rPr>
-          <w:lang w:val="ar_AE" w:bidi="ar_AE"/>
-        </w:rPr>
-      </w:r>
-    </w:p>
-    <w:p>
-      <w:pPr>
-        <w:bidi/>
-      </w:pPr>
-      <w:r>
-        <w:rPr>
+          <w:rtl/>
+          <w:cs/>
+          <w:lang w:val="ar_AE" w:bidi="ar_AE"/>
+        </w:rPr>
+      </w:r>
+      <w:r>
+        <w:rPr>
+          <w:rtl/>
+          <w:cs/>
+          <w:lang w:val="ar_AE" w:bidi="ar_AE"/>
+        </w:rPr>
+      </w:r>
+    </w:p>
+    <w:p>
+      <w:pPr>
+        <w:bidi/>
+      </w:pPr>
+      <w:r>
+        <w:rPr>
+          <w:rtl/>
+          <w:cs/>
           <w:lang w:val="ar_AE" w:bidi="ar_AE"/>
         </w:rPr>
       </w:r>
@@ -1632,28 +2048,36 @@
       </w:pPr>
       <w:r>
         <w:rPr>
+          <w:rtl/>
+          <w:cs/>
           <w:lang w:val="ar_AE" w:bidi="ar_AE"/>
         </w:rPr>
         <w:t>عزرا 4: 12</w:t>
       </w:r>
       <w:r>
         <w:rPr>
-          <w:lang w:val="ar_AE" w:bidi="ar_AE"/>
-        </w:rPr>
-      </w:r>
-    </w:p>
-    <w:p>
-      <w:pPr>
-        <w:bidi/>
-      </w:pPr>
-      <w:r>
-        <w:rPr>
+          <w:rtl/>
+          <w:cs/>
+          <w:lang w:val="ar_AE" w:bidi="ar_AE"/>
+        </w:rPr>
+      </w:r>
+    </w:p>
+    <w:p>
+      <w:pPr>
+        <w:bidi/>
+      </w:pPr>
+      <w:r>
+        <w:rPr>
+          <w:rtl/>
+          <w:cs/>
           <w:lang w:val="ar_AE" w:bidi="ar_AE"/>
         </w:rPr>
       </w:r>
       <w:r>
         <w:rPr>
           <w:b/>
+          <w:rtl/>
+          <w:cs/>
           <w:lang w:val="ar_AE" w:bidi="ar_AE"/>
         </w:rPr>
         <w:t>بمَ أخبر هؤلاء الأعداء الملك عن أورشليم؟</w:t>
@@ -1665,32 +2089,42 @@
       </w:pPr>
       <w:r>
         <w:rPr>
-          <w:lang w:val="ar_AE" w:bidi="ar_AE"/>
-        </w:rPr>
-      </w:r>
-      <w:r>
-        <w:rPr>
+          <w:rtl/>
+          <w:cs/>
+          <w:lang w:val="ar_AE" w:bidi="ar_AE"/>
+        </w:rPr>
+      </w:r>
+      <w:r>
+        <w:rPr>
+          <w:rtl/>
+          <w:cs/>
           <w:lang w:val="ar_AE" w:bidi="ar_AE"/>
         </w:rPr>
         <w:t>أخبر هؤلاء الأعداء الملك بأن أورشليم مدينة عاصية وردية.</w:t>
       </w:r>
       <w:r>
         <w:rPr>
-          <w:lang w:val="ar_AE" w:bidi="ar_AE"/>
-        </w:rPr>
-      </w:r>
-      <w:r>
-        <w:rPr>
-          <w:lang w:val="ar_AE" w:bidi="ar_AE"/>
-        </w:rPr>
-      </w:r>
-    </w:p>
-    <w:p>
-      <w:pPr>
-        <w:bidi/>
-      </w:pPr>
-      <w:r>
-        <w:rPr>
+          <w:rtl/>
+          <w:cs/>
+          <w:lang w:val="ar_AE" w:bidi="ar_AE"/>
+        </w:rPr>
+      </w:r>
+      <w:r>
+        <w:rPr>
+          <w:rtl/>
+          <w:cs/>
+          <w:lang w:val="ar_AE" w:bidi="ar_AE"/>
+        </w:rPr>
+      </w:r>
+    </w:p>
+    <w:p>
+      <w:pPr>
+        <w:bidi/>
+      </w:pPr>
+      <w:r>
+        <w:rPr>
+          <w:rtl/>
+          <w:cs/>
           <w:lang w:val="ar_AE" w:bidi="ar_AE"/>
         </w:rPr>
       </w:r>
@@ -1702,28 +2136,36 @@
       </w:pPr>
       <w:r>
         <w:rPr>
+          <w:rtl/>
+          <w:cs/>
           <w:lang w:val="ar_AE" w:bidi="ar_AE"/>
         </w:rPr>
         <w:t>عزرا 4: 19</w:t>
       </w:r>
       <w:r>
         <w:rPr>
-          <w:lang w:val="ar_AE" w:bidi="ar_AE"/>
-        </w:rPr>
-      </w:r>
-    </w:p>
-    <w:p>
-      <w:pPr>
-        <w:bidi/>
-      </w:pPr>
-      <w:r>
-        <w:rPr>
+          <w:rtl/>
+          <w:cs/>
+          <w:lang w:val="ar_AE" w:bidi="ar_AE"/>
+        </w:rPr>
+      </w:r>
+    </w:p>
+    <w:p>
+      <w:pPr>
+        <w:bidi/>
+      </w:pPr>
+      <w:r>
+        <w:rPr>
+          <w:rtl/>
+          <w:cs/>
           <w:lang w:val="ar_AE" w:bidi="ar_AE"/>
         </w:rPr>
       </w:r>
       <w:r>
         <w:rPr>
           <w:b/>
+          <w:rtl/>
+          <w:cs/>
           <w:lang w:val="ar_AE" w:bidi="ar_AE"/>
         </w:rPr>
         <w:t>ماذا فعل الملك بعدما قُرِئت أمامه الرسالة التي أرسلها الأعداء إليه؟</w:t>
@@ -1735,32 +2177,42 @@
       </w:pPr>
       <w:r>
         <w:rPr>
-          <w:lang w:val="ar_AE" w:bidi="ar_AE"/>
-        </w:rPr>
-      </w:r>
-      <w:r>
-        <w:rPr>
+          <w:rtl/>
+          <w:cs/>
+          <w:lang w:val="ar_AE" w:bidi="ar_AE"/>
+        </w:rPr>
+      </w:r>
+      <w:r>
+        <w:rPr>
+          <w:rtl/>
+          <w:cs/>
           <w:lang w:val="ar_AE" w:bidi="ar_AE"/>
         </w:rPr>
         <w:t>بعدما قُرِئت الرسالة التي أرسلها الأعداء إلى الملك، أمر الملك بالتفتيش في السجلات للتحقق مما إذا كان ما كتبه الأعداء عن تاريخ أورشليم الماضي من التمرُّد صحيحًا.</w:t>
       </w:r>
       <w:r>
         <w:rPr>
-          <w:lang w:val="ar_AE" w:bidi="ar_AE"/>
-        </w:rPr>
-      </w:r>
-      <w:r>
-        <w:rPr>
-          <w:lang w:val="ar_AE" w:bidi="ar_AE"/>
-        </w:rPr>
-      </w:r>
-    </w:p>
-    <w:p>
-      <w:pPr>
-        <w:bidi/>
-      </w:pPr>
-      <w:r>
-        <w:rPr>
+          <w:rtl/>
+          <w:cs/>
+          <w:lang w:val="ar_AE" w:bidi="ar_AE"/>
+        </w:rPr>
+      </w:r>
+      <w:r>
+        <w:rPr>
+          <w:rtl/>
+          <w:cs/>
+          <w:lang w:val="ar_AE" w:bidi="ar_AE"/>
+        </w:rPr>
+      </w:r>
+    </w:p>
+    <w:p>
+      <w:pPr>
+        <w:bidi/>
+      </w:pPr>
+      <w:r>
+        <w:rPr>
+          <w:rtl/>
+          <w:cs/>
           <w:lang w:val="ar_AE" w:bidi="ar_AE"/>
         </w:rPr>
       </w:r>
@@ -1772,28 +2224,36 @@
       </w:pPr>
       <w:r>
         <w:rPr>
+          <w:rtl/>
+          <w:cs/>
           <w:lang w:val="ar_AE" w:bidi="ar_AE"/>
         </w:rPr>
         <w:t>عزرا 4: 24</w:t>
       </w:r>
       <w:r>
         <w:rPr>
-          <w:lang w:val="ar_AE" w:bidi="ar_AE"/>
-        </w:rPr>
-      </w:r>
-    </w:p>
-    <w:p>
-      <w:pPr>
-        <w:bidi/>
-      </w:pPr>
-      <w:r>
-        <w:rPr>
+          <w:rtl/>
+          <w:cs/>
+          <w:lang w:val="ar_AE" w:bidi="ar_AE"/>
+        </w:rPr>
+      </w:r>
+    </w:p>
+    <w:p>
+      <w:pPr>
+        <w:bidi/>
+      </w:pPr>
+      <w:r>
+        <w:rPr>
+          <w:rtl/>
+          <w:cs/>
           <w:lang w:val="ar_AE" w:bidi="ar_AE"/>
         </w:rPr>
       </w:r>
       <w:r>
         <w:rPr>
           <w:b/>
+          <w:rtl/>
+          <w:cs/>
           <w:lang w:val="ar_AE" w:bidi="ar_AE"/>
         </w:rPr>
         <w:t>إلى متى توقف عمل بيت الله الذي في أورشليم؟</w:t>
@@ -1805,38 +2265,50 @@
       </w:pPr>
       <w:r>
         <w:rPr>
-          <w:lang w:val="ar_AE" w:bidi="ar_AE"/>
-        </w:rPr>
-      </w:r>
-      <w:r>
-        <w:rPr>
+          <w:rtl/>
+          <w:cs/>
+          <w:lang w:val="ar_AE" w:bidi="ar_AE"/>
+        </w:rPr>
+      </w:r>
+      <w:r>
+        <w:rPr>
+          <w:rtl/>
+          <w:cs/>
           <w:lang w:val="ar_AE" w:bidi="ar_AE"/>
         </w:rPr>
         <w:t>تَوَقَّفَ عَمَلُ بَيْتِ ٱللهِ ٱلَّذِي فِي أُورُشَلِيمَ، وَكَانَ مُتَوَقِّفًا إِلَى ٱلسَّنَةِ ٱلثَّانِيَةِ مِنْ مُلْكِ دَارِيُوسَ مَلِكِ فَارِسَ</w:t>
       </w:r>
       <w:r>
         <w:rPr>
+          <w:rtl/>
+          <w:cs/>
           <w:lang w:val="ar_AE" w:bidi="ar_AE"/>
         </w:rPr>
         <w:t>.</w:t>
       </w:r>
       <w:r>
         <w:rPr>
-          <w:lang w:val="ar_AE" w:bidi="ar_AE"/>
-        </w:rPr>
-      </w:r>
-      <w:r>
-        <w:rPr>
-          <w:lang w:val="ar_AE" w:bidi="ar_AE"/>
-        </w:rPr>
-      </w:r>
-    </w:p>
-    <w:p>
-      <w:pPr>
-        <w:bidi/>
-      </w:pPr>
-      <w:r>
-        <w:rPr>
+          <w:rtl/>
+          <w:cs/>
+          <w:lang w:val="ar_AE" w:bidi="ar_AE"/>
+        </w:rPr>
+      </w:r>
+      <w:r>
+        <w:rPr>
+          <w:rtl/>
+          <w:cs/>
+          <w:lang w:val="ar_AE" w:bidi="ar_AE"/>
+        </w:rPr>
+      </w:r>
+    </w:p>
+    <w:p>
+      <w:pPr>
+        <w:bidi/>
+      </w:pPr>
+      <w:r>
+        <w:rPr>
+          <w:rtl/>
+          <w:cs/>
           <w:lang w:val="ar_AE" w:bidi="ar_AE"/>
         </w:rPr>
       </w:r>
@@ -1848,28 +2320,36 @@
       </w:pPr>
       <w:r>
         <w:rPr>
+          <w:rtl/>
+          <w:cs/>
           <w:lang w:val="ar_AE" w:bidi="ar_AE"/>
         </w:rPr>
         <w:t>عزرا 5: 1</w:t>
       </w:r>
       <w:r>
         <w:rPr>
-          <w:lang w:val="ar_AE" w:bidi="ar_AE"/>
-        </w:rPr>
-      </w:r>
-    </w:p>
-    <w:p>
-      <w:pPr>
-        <w:bidi/>
-      </w:pPr>
-      <w:r>
-        <w:rPr>
+          <w:rtl/>
+          <w:cs/>
+          <w:lang w:val="ar_AE" w:bidi="ar_AE"/>
+        </w:rPr>
+      </w:r>
+    </w:p>
+    <w:p>
+      <w:pPr>
+        <w:bidi/>
+      </w:pPr>
+      <w:r>
+        <w:rPr>
+          <w:rtl/>
+          <w:cs/>
           <w:lang w:val="ar_AE" w:bidi="ar_AE"/>
         </w:rPr>
       </w:r>
       <w:r>
         <w:rPr>
           <w:b/>
+          <w:rtl/>
+          <w:cs/>
           <w:lang w:val="ar_AE" w:bidi="ar_AE"/>
         </w:rPr>
         <w:t>ماذا فعل النبيان حَجَّي وزكريا؟</w:t>
@@ -1881,38 +2361,50 @@
       </w:pPr>
       <w:r>
         <w:rPr>
-          <w:lang w:val="ar_AE" w:bidi="ar_AE"/>
-        </w:rPr>
-      </w:r>
-      <w:r>
-        <w:rPr>
+          <w:rtl/>
+          <w:cs/>
+          <w:lang w:val="ar_AE" w:bidi="ar_AE"/>
+        </w:rPr>
+      </w:r>
+      <w:r>
+        <w:rPr>
+          <w:rtl/>
+          <w:cs/>
           <w:lang w:val="ar_AE" w:bidi="ar_AE"/>
         </w:rPr>
         <w:t>تَنَبَّأَ ٱلنَّبِيَّانِ حَجَّيِ ٱلنَّبِيُّ وَزَكَرِيَّا بْنُ عِدُّوَ لِلْيَهُودِ ٱلَّذِينَ فِي يَهُوذَا وَأُورُشَلِيمَ بِٱسْمِ إِلَهِ إِسْرَائِيلَ عَلَيْهِمْ</w:t>
       </w:r>
       <w:r>
         <w:rPr>
+          <w:rtl/>
+          <w:cs/>
           <w:lang w:val="ar_AE" w:bidi="ar_AE"/>
         </w:rPr>
         <w:t>.</w:t>
       </w:r>
       <w:r>
         <w:rPr>
-          <w:lang w:val="ar_AE" w:bidi="ar_AE"/>
-        </w:rPr>
-      </w:r>
-      <w:r>
-        <w:rPr>
-          <w:lang w:val="ar_AE" w:bidi="ar_AE"/>
-        </w:rPr>
-      </w:r>
-    </w:p>
-    <w:p>
-      <w:pPr>
-        <w:bidi/>
-      </w:pPr>
-      <w:r>
-        <w:rPr>
+          <w:rtl/>
+          <w:cs/>
+          <w:lang w:val="ar_AE" w:bidi="ar_AE"/>
+        </w:rPr>
+      </w:r>
+      <w:r>
+        <w:rPr>
+          <w:rtl/>
+          <w:cs/>
+          <w:lang w:val="ar_AE" w:bidi="ar_AE"/>
+        </w:rPr>
+      </w:r>
+    </w:p>
+    <w:p>
+      <w:pPr>
+        <w:bidi/>
+      </w:pPr>
+      <w:r>
+        <w:rPr>
+          <w:rtl/>
+          <w:cs/>
           <w:lang w:val="ar_AE" w:bidi="ar_AE"/>
         </w:rPr>
       </w:r>
@@ -1924,28 +2416,36 @@
       </w:pPr>
       <w:r>
         <w:rPr>
+          <w:rtl/>
+          <w:cs/>
           <w:lang w:val="ar_AE" w:bidi="ar_AE"/>
         </w:rPr>
         <w:t>عزرا 5: 2</w:t>
       </w:r>
       <w:r>
         <w:rPr>
-          <w:lang w:val="ar_AE" w:bidi="ar_AE"/>
-        </w:rPr>
-      </w:r>
-    </w:p>
-    <w:p>
-      <w:pPr>
-        <w:bidi/>
-      </w:pPr>
-      <w:r>
-        <w:rPr>
+          <w:rtl/>
+          <w:cs/>
+          <w:lang w:val="ar_AE" w:bidi="ar_AE"/>
+        </w:rPr>
+      </w:r>
+    </w:p>
+    <w:p>
+      <w:pPr>
+        <w:bidi/>
+      </w:pPr>
+      <w:r>
+        <w:rPr>
+          <w:rtl/>
+          <w:cs/>
           <w:lang w:val="ar_AE" w:bidi="ar_AE"/>
         </w:rPr>
       </w:r>
       <w:r>
         <w:rPr>
           <w:b/>
+          <w:rtl/>
+          <w:cs/>
           <w:lang w:val="ar_AE" w:bidi="ar_AE"/>
         </w:rPr>
         <w:t>ما الذي قام زربابل ويشوع ليفعلا؟</w:t>
@@ -1957,44 +2457,58 @@
       </w:pPr>
       <w:r>
         <w:rPr>
-          <w:lang w:val="ar_AE" w:bidi="ar_AE"/>
-        </w:rPr>
-      </w:r>
-      <w:r>
-        <w:rPr>
+          <w:rtl/>
+          <w:cs/>
+          <w:lang w:val="ar_AE" w:bidi="ar_AE"/>
+        </w:rPr>
+      </w:r>
+      <w:r>
+        <w:rPr>
+          <w:rtl/>
+          <w:cs/>
           <w:lang w:val="ar_AE" w:bidi="ar_AE"/>
         </w:rPr>
         <w:t xml:space="preserve">قام زربابل ويشوع </w:t>
       </w:r>
       <w:r>
         <w:rPr>
+          <w:rtl/>
+          <w:cs/>
           <w:lang w:val="ar_AE" w:bidi="ar_AE"/>
         </w:rPr>
         <w:t>وَشَرَعَا بِبُنْيَانِ بَيْتِ ٱللهِ ٱلَّذِي فِي أُورُشَلِيمَ</w:t>
       </w:r>
       <w:r>
         <w:rPr>
+          <w:rtl/>
+          <w:cs/>
           <w:lang w:val="ar_AE" w:bidi="ar_AE"/>
         </w:rPr>
         <w:t>.</w:t>
       </w:r>
       <w:r>
         <w:rPr>
-          <w:lang w:val="ar_AE" w:bidi="ar_AE"/>
-        </w:rPr>
-      </w:r>
-      <w:r>
-        <w:rPr>
-          <w:lang w:val="ar_AE" w:bidi="ar_AE"/>
-        </w:rPr>
-      </w:r>
-    </w:p>
-    <w:p>
-      <w:pPr>
-        <w:bidi/>
-      </w:pPr>
-      <w:r>
-        <w:rPr>
+          <w:rtl/>
+          <w:cs/>
+          <w:lang w:val="ar_AE" w:bidi="ar_AE"/>
+        </w:rPr>
+      </w:r>
+      <w:r>
+        <w:rPr>
+          <w:rtl/>
+          <w:cs/>
+          <w:lang w:val="ar_AE" w:bidi="ar_AE"/>
+        </w:rPr>
+      </w:r>
+    </w:p>
+    <w:p>
+      <w:pPr>
+        <w:bidi/>
+      </w:pPr>
+      <w:r>
+        <w:rPr>
+          <w:rtl/>
+          <w:cs/>
           <w:lang w:val="ar_AE" w:bidi="ar_AE"/>
         </w:rPr>
       </w:r>
@@ -2006,28 +2520,36 @@
       </w:pPr>
       <w:r>
         <w:rPr>
+          <w:rtl/>
+          <w:cs/>
           <w:lang w:val="ar_AE" w:bidi="ar_AE"/>
         </w:rPr>
         <w:t>عزرا 5: 5</w:t>
       </w:r>
       <w:r>
         <w:rPr>
-          <w:lang w:val="ar_AE" w:bidi="ar_AE"/>
-        </w:rPr>
-      </w:r>
-    </w:p>
-    <w:p>
-      <w:pPr>
-        <w:bidi/>
-      </w:pPr>
-      <w:r>
-        <w:rPr>
+          <w:rtl/>
+          <w:cs/>
+          <w:lang w:val="ar_AE" w:bidi="ar_AE"/>
+        </w:rPr>
+      </w:r>
+    </w:p>
+    <w:p>
+      <w:pPr>
+        <w:bidi/>
+      </w:pPr>
+      <w:r>
+        <w:rPr>
+          <w:rtl/>
+          <w:cs/>
           <w:lang w:val="ar_AE" w:bidi="ar_AE"/>
         </w:rPr>
       </w:r>
       <w:r>
         <w:rPr>
           <w:b/>
+          <w:rtl/>
+          <w:cs/>
           <w:lang w:val="ar_AE" w:bidi="ar_AE"/>
         </w:rPr>
         <w:t xml:space="preserve">هل أوقفهم شيوخ اليهود عن بناء الهيكل فيما كانوا ينتظرون رد الملك داريوس على الرسالة التي أرسلها تتناي </w:t>
@@ -2035,6 +2557,8 @@
       <w:r>
         <w:rPr>
           <w:b/>
+          <w:rtl/>
+          <w:cs/>
           <w:lang w:val="ar_AE" w:bidi="ar_AE"/>
         </w:rPr>
         <w:t>وَشَتَرْبُوزْنَايُ</w:t>
@@ -2042,6 +2566,8 @@
       <w:r>
         <w:rPr>
           <w:b/>
+          <w:rtl/>
+          <w:cs/>
           <w:lang w:val="ar_AE" w:bidi="ar_AE"/>
         </w:rPr>
         <w:t xml:space="preserve"> ورفقاؤهم؟</w:t>
@@ -2053,32 +2579,42 @@
       </w:pPr>
       <w:r>
         <w:rPr>
-          <w:lang w:val="ar_AE" w:bidi="ar_AE"/>
-        </w:rPr>
-      </w:r>
-      <w:r>
-        <w:rPr>
+          <w:rtl/>
+          <w:cs/>
+          <w:lang w:val="ar_AE" w:bidi="ar_AE"/>
+        </w:rPr>
+      </w:r>
+      <w:r>
+        <w:rPr>
+          <w:rtl/>
+          <w:cs/>
           <w:lang w:val="ar_AE" w:bidi="ar_AE"/>
         </w:rPr>
         <w:t>لم يوقفهم شيوخ اليهود عن إعادة بناء بيت الله في أورشليم فيما كانوا ينتظرون رد الملك داريوس على الرسالة التي أُرسِلت إليه.</w:t>
       </w:r>
       <w:r>
         <w:rPr>
-          <w:lang w:val="ar_AE" w:bidi="ar_AE"/>
-        </w:rPr>
-      </w:r>
-      <w:r>
-        <w:rPr>
-          <w:lang w:val="ar_AE" w:bidi="ar_AE"/>
-        </w:rPr>
-      </w:r>
-    </w:p>
-    <w:p>
-      <w:pPr>
-        <w:bidi/>
-      </w:pPr>
-      <w:r>
-        <w:rPr>
+          <w:rtl/>
+          <w:cs/>
+          <w:lang w:val="ar_AE" w:bidi="ar_AE"/>
+        </w:rPr>
+      </w:r>
+      <w:r>
+        <w:rPr>
+          <w:rtl/>
+          <w:cs/>
+          <w:lang w:val="ar_AE" w:bidi="ar_AE"/>
+        </w:rPr>
+      </w:r>
+    </w:p>
+    <w:p>
+      <w:pPr>
+        <w:bidi/>
+      </w:pPr>
+      <w:r>
+        <w:rPr>
+          <w:rtl/>
+          <w:cs/>
           <w:lang w:val="ar_AE" w:bidi="ar_AE"/>
         </w:rPr>
       </w:r>
@@ -2090,28 +2626,36 @@
       </w:pPr>
       <w:r>
         <w:rPr>
+          <w:rtl/>
+          <w:cs/>
           <w:lang w:val="ar_AE" w:bidi="ar_AE"/>
         </w:rPr>
         <w:t>عزرا 5: 8</w:t>
       </w:r>
       <w:r>
         <w:rPr>
-          <w:lang w:val="ar_AE" w:bidi="ar_AE"/>
-        </w:rPr>
-      </w:r>
-    </w:p>
-    <w:p>
-      <w:pPr>
-        <w:bidi/>
-      </w:pPr>
-      <w:r>
-        <w:rPr>
+          <w:rtl/>
+          <w:cs/>
+          <w:lang w:val="ar_AE" w:bidi="ar_AE"/>
+        </w:rPr>
+      </w:r>
+    </w:p>
+    <w:p>
+      <w:pPr>
+        <w:bidi/>
+      </w:pPr>
+      <w:r>
+        <w:rPr>
+          <w:rtl/>
+          <w:cs/>
           <w:lang w:val="ar_AE" w:bidi="ar_AE"/>
         </w:rPr>
       </w:r>
       <w:r>
         <w:rPr>
           <w:b/>
+          <w:rtl/>
+          <w:cs/>
           <w:lang w:val="ar_AE" w:bidi="ar_AE"/>
         </w:rPr>
         <w:t xml:space="preserve">كيف وصف </w:t>
@@ -2119,6 +2663,8 @@
       <w:r>
         <w:rPr>
           <w:b/>
+          <w:rtl/>
+          <w:cs/>
           <w:lang w:val="ar_AE" w:bidi="ar_AE"/>
         </w:rPr>
         <w:t>تَتْنَايُ وَشَتَرْبُوزْنَايُ وَرُفَقَاؤُهُمَا</w:t>
@@ -2126,6 +2672,8 @@
       <w:r>
         <w:rPr>
           <w:b/>
+          <w:rtl/>
+          <w:cs/>
           <w:lang w:val="ar_AE" w:bidi="ar_AE"/>
         </w:rPr>
         <w:t xml:space="preserve"> العمل في بيت الله؟</w:t>
@@ -2137,44 +2685,58 @@
       </w:pPr>
       <w:r>
         <w:rPr>
-          <w:lang w:val="ar_AE" w:bidi="ar_AE"/>
-        </w:rPr>
-      </w:r>
-      <w:r>
-        <w:rPr>
+          <w:rtl/>
+          <w:cs/>
+          <w:lang w:val="ar_AE" w:bidi="ar_AE"/>
+        </w:rPr>
+      </w:r>
+      <w:r>
+        <w:rPr>
+          <w:rtl/>
+          <w:cs/>
           <w:lang w:val="ar_AE" w:bidi="ar_AE"/>
         </w:rPr>
         <w:t xml:space="preserve">كتبوا أن العمل </w:t>
       </w:r>
       <w:r>
         <w:rPr>
+          <w:rtl/>
+          <w:cs/>
           <w:lang w:val="ar_AE" w:bidi="ar_AE"/>
         </w:rPr>
         <w:t>يُعْمَلُ بِسُرْعَةٍ وَيَنْجَحُ فِي أَيْدِيهِمْ</w:t>
       </w:r>
       <w:r>
         <w:rPr>
+          <w:rtl/>
+          <w:cs/>
           <w:lang w:val="ar_AE" w:bidi="ar_AE"/>
         </w:rPr>
         <w:t>.</w:t>
       </w:r>
       <w:r>
         <w:rPr>
-          <w:lang w:val="ar_AE" w:bidi="ar_AE"/>
-        </w:rPr>
-      </w:r>
-      <w:r>
-        <w:rPr>
-          <w:lang w:val="ar_AE" w:bidi="ar_AE"/>
-        </w:rPr>
-      </w:r>
-    </w:p>
-    <w:p>
-      <w:pPr>
-        <w:bidi/>
-      </w:pPr>
-      <w:r>
-        <w:rPr>
+          <w:rtl/>
+          <w:cs/>
+          <w:lang w:val="ar_AE" w:bidi="ar_AE"/>
+        </w:rPr>
+      </w:r>
+      <w:r>
+        <w:rPr>
+          <w:rtl/>
+          <w:cs/>
+          <w:lang w:val="ar_AE" w:bidi="ar_AE"/>
+        </w:rPr>
+      </w:r>
+    </w:p>
+    <w:p>
+      <w:pPr>
+        <w:bidi/>
+      </w:pPr>
+      <w:r>
+        <w:rPr>
+          <w:rtl/>
+          <w:cs/>
           <w:lang w:val="ar_AE" w:bidi="ar_AE"/>
         </w:rPr>
       </w:r>
@@ -2186,28 +2748,36 @@
       </w:pPr>
       <w:r>
         <w:rPr>
+          <w:rtl/>
+          <w:cs/>
           <w:lang w:val="ar_AE" w:bidi="ar_AE"/>
         </w:rPr>
         <w:t>عزرا 5: 12</w:t>
       </w:r>
       <w:r>
         <w:rPr>
-          <w:lang w:val="ar_AE" w:bidi="ar_AE"/>
-        </w:rPr>
-      </w:r>
-    </w:p>
-    <w:p>
-      <w:pPr>
-        <w:bidi/>
-      </w:pPr>
-      <w:r>
-        <w:rPr>
+          <w:rtl/>
+          <w:cs/>
+          <w:lang w:val="ar_AE" w:bidi="ar_AE"/>
+        </w:rPr>
+      </w:r>
+    </w:p>
+    <w:p>
+      <w:pPr>
+        <w:bidi/>
+      </w:pPr>
+      <w:r>
+        <w:rPr>
+          <w:rtl/>
+          <w:cs/>
           <w:lang w:val="ar_AE" w:bidi="ar_AE"/>
         </w:rPr>
       </w:r>
       <w:r>
         <w:rPr>
           <w:b/>
+          <w:rtl/>
+          <w:cs/>
           <w:lang w:val="ar_AE" w:bidi="ar_AE"/>
         </w:rPr>
         <w:t>لماذا دفع إله السماء آباء اليهود ليد نبوخذنصر ملك بابل؟</w:t>
@@ -2219,32 +2789,42 @@
       </w:pPr>
       <w:r>
         <w:rPr>
-          <w:lang w:val="ar_AE" w:bidi="ar_AE"/>
-        </w:rPr>
-      </w:r>
-      <w:r>
-        <w:rPr>
+          <w:rtl/>
+          <w:cs/>
+          <w:lang w:val="ar_AE" w:bidi="ar_AE"/>
+        </w:rPr>
+      </w:r>
+      <w:r>
+        <w:rPr>
+          <w:rtl/>
+          <w:cs/>
           <w:lang w:val="ar_AE" w:bidi="ar_AE"/>
         </w:rPr>
         <w:t>دفع إله السماء اليهود ليد نبوخذنصر ملك بابل لأن آباءهم أسخطوه بخطاياهم.</w:t>
       </w:r>
       <w:r>
         <w:rPr>
-          <w:lang w:val="ar_AE" w:bidi="ar_AE"/>
-        </w:rPr>
-      </w:r>
-      <w:r>
-        <w:rPr>
-          <w:lang w:val="ar_AE" w:bidi="ar_AE"/>
-        </w:rPr>
-      </w:r>
-    </w:p>
-    <w:p>
-      <w:pPr>
-        <w:bidi/>
-      </w:pPr>
-      <w:r>
-        <w:rPr>
+          <w:rtl/>
+          <w:cs/>
+          <w:lang w:val="ar_AE" w:bidi="ar_AE"/>
+        </w:rPr>
+      </w:r>
+      <w:r>
+        <w:rPr>
+          <w:rtl/>
+          <w:cs/>
+          <w:lang w:val="ar_AE" w:bidi="ar_AE"/>
+        </w:rPr>
+      </w:r>
+    </w:p>
+    <w:p>
+      <w:pPr>
+        <w:bidi/>
+      </w:pPr>
+      <w:r>
+        <w:rPr>
+          <w:rtl/>
+          <w:cs/>
           <w:lang w:val="ar_AE" w:bidi="ar_AE"/>
         </w:rPr>
       </w:r>
@@ -2256,28 +2836,36 @@
       </w:pPr>
       <w:r>
         <w:rPr>
+          <w:rtl/>
+          <w:cs/>
           <w:lang w:val="ar_AE" w:bidi="ar_AE"/>
         </w:rPr>
         <w:t>عزرا 5: 14</w:t>
       </w:r>
       <w:r>
         <w:rPr>
-          <w:lang w:val="ar_AE" w:bidi="ar_AE"/>
-        </w:rPr>
-      </w:r>
-    </w:p>
-    <w:p>
-      <w:pPr>
-        <w:bidi/>
-      </w:pPr>
-      <w:r>
-        <w:rPr>
+          <w:rtl/>
+          <w:cs/>
+          <w:lang w:val="ar_AE" w:bidi="ar_AE"/>
+        </w:rPr>
+      </w:r>
+    </w:p>
+    <w:p>
+      <w:pPr>
+        <w:bidi/>
+      </w:pPr>
+      <w:r>
+        <w:rPr>
+          <w:rtl/>
+          <w:cs/>
           <w:lang w:val="ar_AE" w:bidi="ar_AE"/>
         </w:rPr>
       </w:r>
       <w:r>
         <w:rPr>
           <w:b/>
+          <w:rtl/>
+          <w:cs/>
           <w:lang w:val="ar_AE" w:bidi="ar_AE"/>
         </w:rPr>
         <w:t>ما الذي أعطاه كورش الملك لشيشبصر الوالي؟</w:t>
@@ -2289,32 +2877,42 @@
       </w:pPr>
       <w:r>
         <w:rPr>
-          <w:lang w:val="ar_AE" w:bidi="ar_AE"/>
-        </w:rPr>
-      </w:r>
-      <w:r>
-        <w:rPr>
+          <w:rtl/>
+          <w:cs/>
+          <w:lang w:val="ar_AE" w:bidi="ar_AE"/>
+        </w:rPr>
+      </w:r>
+      <w:r>
+        <w:rPr>
+          <w:rtl/>
+          <w:cs/>
           <w:lang w:val="ar_AE" w:bidi="ar_AE"/>
         </w:rPr>
         <w:t>أعطى كورش الملك شيشبصر آنية بيت الله التي من ذهب وفضة.</w:t>
       </w:r>
       <w:r>
         <w:rPr>
-          <w:lang w:val="ar_AE" w:bidi="ar_AE"/>
-        </w:rPr>
-      </w:r>
-      <w:r>
-        <w:rPr>
-          <w:lang w:val="ar_AE" w:bidi="ar_AE"/>
-        </w:rPr>
-      </w:r>
-    </w:p>
-    <w:p>
-      <w:pPr>
-        <w:bidi/>
-      </w:pPr>
-      <w:r>
-        <w:rPr>
+          <w:rtl/>
+          <w:cs/>
+          <w:lang w:val="ar_AE" w:bidi="ar_AE"/>
+        </w:rPr>
+      </w:r>
+      <w:r>
+        <w:rPr>
+          <w:rtl/>
+          <w:cs/>
+          <w:lang w:val="ar_AE" w:bidi="ar_AE"/>
+        </w:rPr>
+      </w:r>
+    </w:p>
+    <w:p>
+      <w:pPr>
+        <w:bidi/>
+      </w:pPr>
+      <w:r>
+        <w:rPr>
+          <w:rtl/>
+          <w:cs/>
           <w:lang w:val="ar_AE" w:bidi="ar_AE"/>
         </w:rPr>
       </w:r>
@@ -2326,28 +2924,36 @@
       </w:pPr>
       <w:r>
         <w:rPr>
+          <w:rtl/>
+          <w:cs/>
           <w:lang w:val="ar_AE" w:bidi="ar_AE"/>
         </w:rPr>
         <w:t>عزرا 5: 15</w:t>
       </w:r>
       <w:r>
         <w:rPr>
-          <w:lang w:val="ar_AE" w:bidi="ar_AE"/>
-        </w:rPr>
-      </w:r>
-    </w:p>
-    <w:p>
-      <w:pPr>
-        <w:bidi/>
-      </w:pPr>
-      <w:r>
-        <w:rPr>
+          <w:rtl/>
+          <w:cs/>
+          <w:lang w:val="ar_AE" w:bidi="ar_AE"/>
+        </w:rPr>
+      </w:r>
+    </w:p>
+    <w:p>
+      <w:pPr>
+        <w:bidi/>
+      </w:pPr>
+      <w:r>
+        <w:rPr>
+          <w:rtl/>
+          <w:cs/>
           <w:lang w:val="ar_AE" w:bidi="ar_AE"/>
         </w:rPr>
       </w:r>
       <w:r>
         <w:rPr>
           <w:b/>
+          <w:rtl/>
+          <w:cs/>
           <w:lang w:val="ar_AE" w:bidi="ar_AE"/>
         </w:rPr>
         <w:t>ما الذي أمر كورش الملك شيشبصر بأن يفعله بآنية الفضة والذهب التي كانت تخص بيت الله؟</w:t>
@@ -2359,32 +2965,42 @@
       </w:pPr>
       <w:r>
         <w:rPr>
-          <w:lang w:val="ar_AE" w:bidi="ar_AE"/>
-        </w:rPr>
-      </w:r>
-      <w:r>
-        <w:rPr>
+          <w:rtl/>
+          <w:cs/>
+          <w:lang w:val="ar_AE" w:bidi="ar_AE"/>
+        </w:rPr>
+      </w:r>
+      <w:r>
+        <w:rPr>
+          <w:rtl/>
+          <w:cs/>
           <w:lang w:val="ar_AE" w:bidi="ar_AE"/>
         </w:rPr>
         <w:t>أمر كورش الملك شيشبصر بأن يأخذ آنية الفضة والذهب ويضعها في هيكل الله الذي في أورشليم.</w:t>
       </w:r>
       <w:r>
         <w:rPr>
-          <w:lang w:val="ar_AE" w:bidi="ar_AE"/>
-        </w:rPr>
-      </w:r>
-      <w:r>
-        <w:rPr>
-          <w:lang w:val="ar_AE" w:bidi="ar_AE"/>
-        </w:rPr>
-      </w:r>
-    </w:p>
-    <w:p>
-      <w:pPr>
-        <w:bidi/>
-      </w:pPr>
-      <w:r>
-        <w:rPr>
+          <w:rtl/>
+          <w:cs/>
+          <w:lang w:val="ar_AE" w:bidi="ar_AE"/>
+        </w:rPr>
+      </w:r>
+      <w:r>
+        <w:rPr>
+          <w:rtl/>
+          <w:cs/>
+          <w:lang w:val="ar_AE" w:bidi="ar_AE"/>
+        </w:rPr>
+      </w:r>
+    </w:p>
+    <w:p>
+      <w:pPr>
+        <w:bidi/>
+      </w:pPr>
+      <w:r>
+        <w:rPr>
+          <w:rtl/>
+          <w:cs/>
           <w:lang w:val="ar_AE" w:bidi="ar_AE"/>
         </w:rPr>
       </w:r>
@@ -2396,28 +3012,36 @@
       </w:pPr>
       <w:r>
         <w:rPr>
+          <w:rtl/>
+          <w:cs/>
           <w:lang w:val="ar_AE" w:bidi="ar_AE"/>
         </w:rPr>
         <w:t>عزرا 5: 17</w:t>
       </w:r>
       <w:r>
         <w:rPr>
-          <w:lang w:val="ar_AE" w:bidi="ar_AE"/>
-        </w:rPr>
-      </w:r>
-    </w:p>
-    <w:p>
-      <w:pPr>
-        <w:bidi/>
-      </w:pPr>
-      <w:r>
-        <w:rPr>
+          <w:rtl/>
+          <w:cs/>
+          <w:lang w:val="ar_AE" w:bidi="ar_AE"/>
+        </w:rPr>
+      </w:r>
+    </w:p>
+    <w:p>
+      <w:pPr>
+        <w:bidi/>
+      </w:pPr>
+      <w:r>
+        <w:rPr>
+          <w:rtl/>
+          <w:cs/>
           <w:lang w:val="ar_AE" w:bidi="ar_AE"/>
         </w:rPr>
       </w:r>
       <w:r>
         <w:rPr>
           <w:b/>
+          <w:rtl/>
+          <w:cs/>
           <w:lang w:val="ar_AE" w:bidi="ar_AE"/>
         </w:rPr>
         <w:t xml:space="preserve">ماذا طلب </w:t>
@@ -2425,6 +3049,8 @@
       <w:r>
         <w:rPr>
           <w:b/>
+          <w:rtl/>
+          <w:cs/>
           <w:lang w:val="ar_AE" w:bidi="ar_AE"/>
         </w:rPr>
         <w:t xml:space="preserve">تَتْنَايُ وَشَتَرْبُوزْنَايُ وَرُفَقَاؤُهُمَا </w:t>
@@ -2432,6 +3058,8 @@
       <w:r>
         <w:rPr>
           <w:b/>
+          <w:rtl/>
+          <w:cs/>
           <w:lang w:val="ar_AE" w:bidi="ar_AE"/>
         </w:rPr>
         <w:t>من الملك؟</w:t>
@@ -2443,32 +3071,42 @@
       </w:pPr>
       <w:r>
         <w:rPr>
-          <w:lang w:val="ar_AE" w:bidi="ar_AE"/>
-        </w:rPr>
-      </w:r>
-      <w:r>
-        <w:rPr>
+          <w:rtl/>
+          <w:cs/>
+          <w:lang w:val="ar_AE" w:bidi="ar_AE"/>
+        </w:rPr>
+      </w:r>
+      <w:r>
+        <w:rPr>
+          <w:rtl/>
+          <w:cs/>
           <w:lang w:val="ar_AE" w:bidi="ar_AE"/>
         </w:rPr>
         <w:t>طلبوا من الملك أن يفتش في بيت خزائن الملك ليرى ما إذا كان كورش قد أصدر أمرًا ببناء بيت الله الذي في أورشليم.</w:t>
       </w:r>
       <w:r>
         <w:rPr>
-          <w:lang w:val="ar_AE" w:bidi="ar_AE"/>
-        </w:rPr>
-      </w:r>
-      <w:r>
-        <w:rPr>
-          <w:lang w:val="ar_AE" w:bidi="ar_AE"/>
-        </w:rPr>
-      </w:r>
-    </w:p>
-    <w:p>
-      <w:pPr>
-        <w:bidi/>
-      </w:pPr>
-      <w:r>
-        <w:rPr>
+          <w:rtl/>
+          <w:cs/>
+          <w:lang w:val="ar_AE" w:bidi="ar_AE"/>
+        </w:rPr>
+      </w:r>
+      <w:r>
+        <w:rPr>
+          <w:rtl/>
+          <w:cs/>
+          <w:lang w:val="ar_AE" w:bidi="ar_AE"/>
+        </w:rPr>
+      </w:r>
+    </w:p>
+    <w:p>
+      <w:pPr>
+        <w:bidi/>
+      </w:pPr>
+      <w:r>
+        <w:rPr>
+          <w:rtl/>
+          <w:cs/>
           <w:lang w:val="ar_AE" w:bidi="ar_AE"/>
         </w:rPr>
       </w:r>
@@ -2480,28 +3118,36 @@
       </w:pPr>
       <w:r>
         <w:rPr>
+          <w:rtl/>
+          <w:cs/>
           <w:lang w:val="ar_AE" w:bidi="ar_AE"/>
         </w:rPr>
         <w:t>عزرا 6: 1</w:t>
       </w:r>
       <w:r>
         <w:rPr>
-          <w:lang w:val="ar_AE" w:bidi="ar_AE"/>
-        </w:rPr>
-      </w:r>
-    </w:p>
-    <w:p>
-      <w:pPr>
-        <w:bidi/>
-      </w:pPr>
-      <w:r>
-        <w:rPr>
+          <w:rtl/>
+          <w:cs/>
+          <w:lang w:val="ar_AE" w:bidi="ar_AE"/>
+        </w:rPr>
+      </w:r>
+    </w:p>
+    <w:p>
+      <w:pPr>
+        <w:bidi/>
+      </w:pPr>
+      <w:r>
+        <w:rPr>
+          <w:rtl/>
+          <w:cs/>
           <w:lang w:val="ar_AE" w:bidi="ar_AE"/>
         </w:rPr>
       </w:r>
       <w:r>
         <w:rPr>
           <w:b/>
+          <w:rtl/>
+          <w:cs/>
           <w:lang w:val="ar_AE" w:bidi="ar_AE"/>
         </w:rPr>
         <w:t>كيف استجاب الملك داريوس للطلب بإجراء بحث للتحقق مما إذا كان كورش قد أصدر أمرًا ببناء بيت الله الذي في أورشليم؟</w:t>
@@ -2513,32 +3159,42 @@
       </w:pPr>
       <w:r>
         <w:rPr>
-          <w:lang w:val="ar_AE" w:bidi="ar_AE"/>
-        </w:rPr>
-      </w:r>
-      <w:r>
-        <w:rPr>
+          <w:rtl/>
+          <w:cs/>
+          <w:lang w:val="ar_AE" w:bidi="ar_AE"/>
+        </w:rPr>
+      </w:r>
+      <w:r>
+        <w:rPr>
+          <w:rtl/>
+          <w:cs/>
           <w:lang w:val="ar_AE" w:bidi="ar_AE"/>
         </w:rPr>
         <w:t>استجاب الملك داريوس لهذا الطلب بإصدار أمرٍ بالتفتيش في بيت الأسفار حيث كانت الخزائن موضوعة ليتحقق ممَّا إذا كان الملك كورش قد أصدر أمرًا ببناء بيت الله الذي في أورشليم.</w:t>
       </w:r>
       <w:r>
         <w:rPr>
-          <w:lang w:val="ar_AE" w:bidi="ar_AE"/>
-        </w:rPr>
-      </w:r>
-      <w:r>
-        <w:rPr>
-          <w:lang w:val="ar_AE" w:bidi="ar_AE"/>
-        </w:rPr>
-      </w:r>
-    </w:p>
-    <w:p>
-      <w:pPr>
-        <w:bidi/>
-      </w:pPr>
-      <w:r>
-        <w:rPr>
+          <w:rtl/>
+          <w:cs/>
+          <w:lang w:val="ar_AE" w:bidi="ar_AE"/>
+        </w:rPr>
+      </w:r>
+      <w:r>
+        <w:rPr>
+          <w:rtl/>
+          <w:cs/>
+          <w:lang w:val="ar_AE" w:bidi="ar_AE"/>
+        </w:rPr>
+      </w:r>
+    </w:p>
+    <w:p>
+      <w:pPr>
+        <w:bidi/>
+      </w:pPr>
+      <w:r>
+        <w:rPr>
+          <w:rtl/>
+          <w:cs/>
           <w:lang w:val="ar_AE" w:bidi="ar_AE"/>
         </w:rPr>
       </w:r>
@@ -2550,28 +3206,36 @@
       </w:pPr>
       <w:r>
         <w:rPr>
+          <w:rtl/>
+          <w:cs/>
           <w:lang w:val="ar_AE" w:bidi="ar_AE"/>
         </w:rPr>
         <w:t>عزرا 6: 2</w:t>
       </w:r>
       <w:r>
         <w:rPr>
-          <w:lang w:val="ar_AE" w:bidi="ar_AE"/>
-        </w:rPr>
-      </w:r>
-    </w:p>
-    <w:p>
-      <w:pPr>
-        <w:bidi/>
-      </w:pPr>
-      <w:r>
-        <w:rPr>
+          <w:rtl/>
+          <w:cs/>
+          <w:lang w:val="ar_AE" w:bidi="ar_AE"/>
+        </w:rPr>
+      </w:r>
+    </w:p>
+    <w:p>
+      <w:pPr>
+        <w:bidi/>
+      </w:pPr>
+      <w:r>
+        <w:rPr>
+          <w:rtl/>
+          <w:cs/>
           <w:lang w:val="ar_AE" w:bidi="ar_AE"/>
         </w:rPr>
       </w:r>
       <w:r>
         <w:rPr>
           <w:b/>
+          <w:rtl/>
+          <w:cs/>
           <w:lang w:val="ar_AE" w:bidi="ar_AE"/>
         </w:rPr>
         <w:t>ما الذي اكتُشِف عندما أمر الملك داريوس بالتفتيش في سجلات بابل؟</w:t>
@@ -2583,44 +3247,58 @@
       </w:pPr>
       <w:r>
         <w:rPr>
-          <w:lang w:val="ar_AE" w:bidi="ar_AE"/>
-        </w:rPr>
-      </w:r>
-      <w:r>
-        <w:rPr>
+          <w:rtl/>
+          <w:cs/>
+          <w:lang w:val="ar_AE" w:bidi="ar_AE"/>
+        </w:rPr>
+      </w:r>
+      <w:r>
+        <w:rPr>
+          <w:rtl/>
+          <w:cs/>
           <w:lang w:val="ar_AE" w:bidi="ar_AE"/>
         </w:rPr>
         <w:t xml:space="preserve">عُثِر على درج </w:t>
       </w:r>
       <w:r>
         <w:rPr>
+          <w:rtl/>
+          <w:cs/>
           <w:lang w:val="ar_AE" w:bidi="ar_AE"/>
         </w:rPr>
         <w:t>فِي أَحْمَثَا، فِي ٱلْقَصْرِ ٱلَّذِي فِي بِلَادِ مَادِي</w:t>
       </w:r>
       <w:r>
         <w:rPr>
+          <w:rtl/>
+          <w:cs/>
           <w:lang w:val="ar_AE" w:bidi="ar_AE"/>
         </w:rPr>
         <w:t>.</w:t>
       </w:r>
       <w:r>
         <w:rPr>
-          <w:lang w:val="ar_AE" w:bidi="ar_AE"/>
-        </w:rPr>
-      </w:r>
-      <w:r>
-        <w:rPr>
-          <w:lang w:val="ar_AE" w:bidi="ar_AE"/>
-        </w:rPr>
-      </w:r>
-    </w:p>
-    <w:p>
-      <w:pPr>
-        <w:bidi/>
-      </w:pPr>
-      <w:r>
-        <w:rPr>
+          <w:rtl/>
+          <w:cs/>
+          <w:lang w:val="ar_AE" w:bidi="ar_AE"/>
+        </w:rPr>
+      </w:r>
+      <w:r>
+        <w:rPr>
+          <w:rtl/>
+          <w:cs/>
+          <w:lang w:val="ar_AE" w:bidi="ar_AE"/>
+        </w:rPr>
+      </w:r>
+    </w:p>
+    <w:p>
+      <w:pPr>
+        <w:bidi/>
+      </w:pPr>
+      <w:r>
+        <w:rPr>
+          <w:rtl/>
+          <w:cs/>
           <w:lang w:val="ar_AE" w:bidi="ar_AE"/>
         </w:rPr>
       </w:r>
@@ -2632,28 +3310,36 @@
       </w:pPr>
       <w:r>
         <w:rPr>
+          <w:rtl/>
+          <w:cs/>
           <w:lang w:val="ar_AE" w:bidi="ar_AE"/>
         </w:rPr>
         <w:t>عزرا 6: 3</w:t>
       </w:r>
       <w:r>
         <w:rPr>
-          <w:lang w:val="ar_AE" w:bidi="ar_AE"/>
-        </w:rPr>
-      </w:r>
-    </w:p>
-    <w:p>
-      <w:pPr>
-        <w:bidi/>
-      </w:pPr>
-      <w:r>
-        <w:rPr>
+          <w:rtl/>
+          <w:cs/>
+          <w:lang w:val="ar_AE" w:bidi="ar_AE"/>
+        </w:rPr>
+      </w:r>
+    </w:p>
+    <w:p>
+      <w:pPr>
+        <w:bidi/>
+      </w:pPr>
+      <w:r>
+        <w:rPr>
+          <w:rtl/>
+          <w:cs/>
           <w:lang w:val="ar_AE" w:bidi="ar_AE"/>
         </w:rPr>
       </w:r>
       <w:r>
         <w:rPr>
           <w:b/>
+          <w:rtl/>
+          <w:cs/>
           <w:lang w:val="ar_AE" w:bidi="ar_AE"/>
         </w:rPr>
         <w:t>ماذا فعل كورش الملك في سنته الأولى؟</w:t>
@@ -2665,32 +3351,42 @@
       </w:pPr>
       <w:r>
         <w:rPr>
-          <w:lang w:val="ar_AE" w:bidi="ar_AE"/>
-        </w:rPr>
-      </w:r>
-      <w:r>
-        <w:rPr>
+          <w:rtl/>
+          <w:cs/>
+          <w:lang w:val="ar_AE" w:bidi="ar_AE"/>
+        </w:rPr>
+      </w:r>
+      <w:r>
+        <w:rPr>
+          <w:rtl/>
+          <w:cs/>
           <w:lang w:val="ar_AE" w:bidi="ar_AE"/>
         </w:rPr>
         <w:t>أصدر كورش الملك مرسوماً بخصوص بيت الله في أورشليم.</w:t>
       </w:r>
       <w:r>
         <w:rPr>
-          <w:lang w:val="ar_AE" w:bidi="ar_AE"/>
-        </w:rPr>
-      </w:r>
-      <w:r>
-        <w:rPr>
-          <w:lang w:val="ar_AE" w:bidi="ar_AE"/>
-        </w:rPr>
-      </w:r>
-    </w:p>
-    <w:p>
-      <w:pPr>
-        <w:bidi/>
-      </w:pPr>
-      <w:r>
-        <w:rPr>
+          <w:rtl/>
+          <w:cs/>
+          <w:lang w:val="ar_AE" w:bidi="ar_AE"/>
+        </w:rPr>
+      </w:r>
+      <w:r>
+        <w:rPr>
+          <w:rtl/>
+          <w:cs/>
+          <w:lang w:val="ar_AE" w:bidi="ar_AE"/>
+        </w:rPr>
+      </w:r>
+    </w:p>
+    <w:p>
+      <w:pPr>
+        <w:bidi/>
+      </w:pPr>
+      <w:r>
+        <w:rPr>
+          <w:rtl/>
+          <w:cs/>
           <w:lang w:val="ar_AE" w:bidi="ar_AE"/>
         </w:rPr>
       </w:r>
@@ -2702,28 +3398,36 @@
       </w:pPr>
       <w:r>
         <w:rPr>
+          <w:rtl/>
+          <w:cs/>
           <w:lang w:val="ar_AE" w:bidi="ar_AE"/>
         </w:rPr>
         <w:t>عزرا 6: 4</w:t>
       </w:r>
       <w:r>
         <w:rPr>
-          <w:lang w:val="ar_AE" w:bidi="ar_AE"/>
-        </w:rPr>
-      </w:r>
-    </w:p>
-    <w:p>
-      <w:pPr>
-        <w:bidi/>
-      </w:pPr>
-      <w:r>
-        <w:rPr>
+          <w:rtl/>
+          <w:cs/>
+          <w:lang w:val="ar_AE" w:bidi="ar_AE"/>
+        </w:rPr>
+      </w:r>
+    </w:p>
+    <w:p>
+      <w:pPr>
+        <w:bidi/>
+      </w:pPr>
+      <w:r>
+        <w:rPr>
+          <w:rtl/>
+          <w:cs/>
           <w:lang w:val="ar_AE" w:bidi="ar_AE"/>
         </w:rPr>
       </w:r>
       <w:r>
         <w:rPr>
           <w:b/>
+          <w:rtl/>
+          <w:cs/>
           <w:lang w:val="ar_AE" w:bidi="ar_AE"/>
         </w:rPr>
         <w:t>وفقًا لمرسوم الملك كورش، كيف كان ينبغي تغطية نفقة بناء بيت الله في أورشليم؟</w:t>
@@ -2735,32 +3439,42 @@
       </w:pPr>
       <w:r>
         <w:rPr>
-          <w:lang w:val="ar_AE" w:bidi="ar_AE"/>
-        </w:rPr>
-      </w:r>
-      <w:r>
-        <w:rPr>
+          <w:rtl/>
+          <w:cs/>
+          <w:lang w:val="ar_AE" w:bidi="ar_AE"/>
+        </w:rPr>
+      </w:r>
+      <w:r>
+        <w:rPr>
+          <w:rtl/>
+          <w:cs/>
           <w:lang w:val="ar_AE" w:bidi="ar_AE"/>
         </w:rPr>
         <w:t>كان من المقرَّر أن تغطَّى نفقة بناء بيت الله في أورشليم من بيت الملك.</w:t>
       </w:r>
       <w:r>
         <w:rPr>
-          <w:lang w:val="ar_AE" w:bidi="ar_AE"/>
-        </w:rPr>
-      </w:r>
-      <w:r>
-        <w:rPr>
-          <w:lang w:val="ar_AE" w:bidi="ar_AE"/>
-        </w:rPr>
-      </w:r>
-    </w:p>
-    <w:p>
-      <w:pPr>
-        <w:bidi/>
-      </w:pPr>
-      <w:r>
-        <w:rPr>
+          <w:rtl/>
+          <w:cs/>
+          <w:lang w:val="ar_AE" w:bidi="ar_AE"/>
+        </w:rPr>
+      </w:r>
+      <w:r>
+        <w:rPr>
+          <w:rtl/>
+          <w:cs/>
+          <w:lang w:val="ar_AE" w:bidi="ar_AE"/>
+        </w:rPr>
+      </w:r>
+    </w:p>
+    <w:p>
+      <w:pPr>
+        <w:bidi/>
+      </w:pPr>
+      <w:r>
+        <w:rPr>
+          <w:rtl/>
+          <w:cs/>
           <w:lang w:val="ar_AE" w:bidi="ar_AE"/>
         </w:rPr>
       </w:r>
@@ -2772,28 +3486,36 @@
       </w:pPr>
       <w:r>
         <w:rPr>
+          <w:rtl/>
+          <w:cs/>
           <w:lang w:val="ar_AE" w:bidi="ar_AE"/>
         </w:rPr>
         <w:t>عزرا 6: 5</w:t>
       </w:r>
       <w:r>
         <w:rPr>
-          <w:lang w:val="ar_AE" w:bidi="ar_AE"/>
-        </w:rPr>
-      </w:r>
-    </w:p>
-    <w:p>
-      <w:pPr>
-        <w:bidi/>
-      </w:pPr>
-      <w:r>
-        <w:rPr>
+          <w:rtl/>
+          <w:cs/>
+          <w:lang w:val="ar_AE" w:bidi="ar_AE"/>
+        </w:rPr>
+      </w:r>
+    </w:p>
+    <w:p>
+      <w:pPr>
+        <w:bidi/>
+      </w:pPr>
+      <w:r>
+        <w:rPr>
+          <w:rtl/>
+          <w:cs/>
           <w:lang w:val="ar_AE" w:bidi="ar_AE"/>
         </w:rPr>
       </w:r>
       <w:r>
         <w:rPr>
           <w:b/>
+          <w:rtl/>
+          <w:cs/>
           <w:lang w:val="ar_AE" w:bidi="ar_AE"/>
         </w:rPr>
         <w:t>وفقًا لمرسوم الملك كورش، ما الذي كان ينبغي أن يُرِد إلى بيت الله؟</w:t>
@@ -2805,44 +3527,58 @@
       </w:pPr>
       <w:r>
         <w:rPr>
-          <w:lang w:val="ar_AE" w:bidi="ar_AE"/>
-        </w:rPr>
-      </w:r>
-      <w:r>
-        <w:rPr>
+          <w:rtl/>
+          <w:cs/>
+          <w:lang w:val="ar_AE" w:bidi="ar_AE"/>
+        </w:rPr>
+      </w:r>
+      <w:r>
+        <w:rPr>
+          <w:rtl/>
+          <w:cs/>
           <w:lang w:val="ar_AE" w:bidi="ar_AE"/>
         </w:rPr>
         <w:t xml:space="preserve">وفقًا لمرسوم الملك كورش، كان ينبغي رد </w:t>
       </w:r>
       <w:r>
         <w:rPr>
+          <w:rtl/>
+          <w:cs/>
           <w:lang w:val="ar_AE" w:bidi="ar_AE"/>
         </w:rPr>
         <w:t>آنِيَةُ بَيْتِ ٱللهِ، ٱلَّتِي مِنْ ذَهَبٍ وَفِضَّةٍ، ٱلَّتِي أَخْرَجَهَا نَبُوخَذْنَصَّرُ مِنَ ٱلْهَيْكَلِ ٱلَّذِي فِي أُورُشَلِيمَ وَأَتَى بِهَا إِلَى بَابِلَ، ... وَتُوضَعْ فِي بَيْتِ ٱللهِ</w:t>
       </w:r>
       <w:r>
         <w:rPr>
+          <w:rtl/>
+          <w:cs/>
           <w:lang w:val="ar_AE" w:bidi="ar_AE"/>
         </w:rPr>
         <w:t>.</w:t>
       </w:r>
       <w:r>
         <w:rPr>
-          <w:lang w:val="ar_AE" w:bidi="ar_AE"/>
-        </w:rPr>
-      </w:r>
-      <w:r>
-        <w:rPr>
-          <w:lang w:val="ar_AE" w:bidi="ar_AE"/>
-        </w:rPr>
-      </w:r>
-    </w:p>
-    <w:p>
-      <w:pPr>
-        <w:bidi/>
-      </w:pPr>
-      <w:r>
-        <w:rPr>
+          <w:rtl/>
+          <w:cs/>
+          <w:lang w:val="ar_AE" w:bidi="ar_AE"/>
+        </w:rPr>
+      </w:r>
+      <w:r>
+        <w:rPr>
+          <w:rtl/>
+          <w:cs/>
+          <w:lang w:val="ar_AE" w:bidi="ar_AE"/>
+        </w:rPr>
+      </w:r>
+    </w:p>
+    <w:p>
+      <w:pPr>
+        <w:bidi/>
+      </w:pPr>
+      <w:r>
+        <w:rPr>
+          <w:rtl/>
+          <w:cs/>
           <w:lang w:val="ar_AE" w:bidi="ar_AE"/>
         </w:rPr>
       </w:r>
@@ -2854,28 +3590,36 @@
       </w:pPr>
       <w:r>
         <w:rPr>
+          <w:rtl/>
+          <w:cs/>
           <w:lang w:val="ar_AE" w:bidi="ar_AE"/>
         </w:rPr>
         <w:t>عزرا 6: 7</w:t>
       </w:r>
       <w:r>
         <w:rPr>
-          <w:lang w:val="ar_AE" w:bidi="ar_AE"/>
-        </w:rPr>
-      </w:r>
-    </w:p>
-    <w:p>
-      <w:pPr>
-        <w:bidi/>
-      </w:pPr>
-      <w:r>
-        <w:rPr>
+          <w:rtl/>
+          <w:cs/>
+          <w:lang w:val="ar_AE" w:bidi="ar_AE"/>
+        </w:rPr>
+      </w:r>
+    </w:p>
+    <w:p>
+      <w:pPr>
+        <w:bidi/>
+      </w:pPr>
+      <w:r>
+        <w:rPr>
+          <w:rtl/>
+          <w:cs/>
           <w:lang w:val="ar_AE" w:bidi="ar_AE"/>
         </w:rPr>
       </w:r>
       <w:r>
         <w:rPr>
           <w:b/>
+          <w:rtl/>
+          <w:cs/>
           <w:lang w:val="ar_AE" w:bidi="ar_AE"/>
         </w:rPr>
         <w:t xml:space="preserve">بعدما قرأ الملك داريوس مرسوم كورش، ماذا كتب إلى </w:t>
@@ -2883,6 +3627,8 @@
       <w:r>
         <w:rPr>
           <w:b/>
+          <w:rtl/>
+          <w:cs/>
           <w:lang w:val="ar_AE" w:bidi="ar_AE"/>
         </w:rPr>
         <w:t xml:space="preserve">تَتْنَايُ وَشَتَرْبُوزْنَايُ ورفقائهما </w:t>
@@ -2890,6 +3636,8 @@
       <w:r>
         <w:rPr>
           <w:b/>
+          <w:rtl/>
+          <w:cs/>
           <w:lang w:val="ar_AE" w:bidi="ar_AE"/>
         </w:rPr>
         <w:t>بشأن العمل الذي كان يُجرَى في بيت الله في أورشليم؟</w:t>
@@ -2901,32 +3649,42 @@
       </w:pPr>
       <w:r>
         <w:rPr>
-          <w:lang w:val="ar_AE" w:bidi="ar_AE"/>
-        </w:rPr>
-      </w:r>
-      <w:r>
-        <w:rPr>
+          <w:rtl/>
+          <w:cs/>
+          <w:lang w:val="ar_AE" w:bidi="ar_AE"/>
+        </w:rPr>
+      </w:r>
+      <w:r>
+        <w:rPr>
+          <w:rtl/>
+          <w:cs/>
           <w:lang w:val="ar_AE" w:bidi="ar_AE"/>
         </w:rPr>
         <w:t>أمر داريوس تَتْنَايُ وَشَتَرْبُوزْنَايُ ورفقاءهما بترك العمل في بيت الله وشأنه، والابتعاد عنه تمامًا حتى يتمَّ بنجاح.</w:t>
       </w:r>
       <w:r>
         <w:rPr>
-          <w:lang w:val="ar_AE" w:bidi="ar_AE"/>
-        </w:rPr>
-      </w:r>
-      <w:r>
-        <w:rPr>
-          <w:lang w:val="ar_AE" w:bidi="ar_AE"/>
-        </w:rPr>
-      </w:r>
-    </w:p>
-    <w:p>
-      <w:pPr>
-        <w:bidi/>
-      </w:pPr>
-      <w:r>
-        <w:rPr>
+          <w:rtl/>
+          <w:cs/>
+          <w:lang w:val="ar_AE" w:bidi="ar_AE"/>
+        </w:rPr>
+      </w:r>
+      <w:r>
+        <w:rPr>
+          <w:rtl/>
+          <w:cs/>
+          <w:lang w:val="ar_AE" w:bidi="ar_AE"/>
+        </w:rPr>
+      </w:r>
+    </w:p>
+    <w:p>
+      <w:pPr>
+        <w:bidi/>
+      </w:pPr>
+      <w:r>
+        <w:rPr>
+          <w:rtl/>
+          <w:cs/>
           <w:lang w:val="ar_AE" w:bidi="ar_AE"/>
         </w:rPr>
       </w:r>
@@ -2938,28 +3696,36 @@
       </w:pPr>
       <w:r>
         <w:rPr>
+          <w:rtl/>
+          <w:cs/>
           <w:lang w:val="ar_AE" w:bidi="ar_AE"/>
         </w:rPr>
         <w:t>عزرا 6: 10</w:t>
       </w:r>
       <w:r>
         <w:rPr>
-          <w:lang w:val="ar_AE" w:bidi="ar_AE"/>
-        </w:rPr>
-      </w:r>
-    </w:p>
-    <w:p>
-      <w:pPr>
-        <w:bidi/>
-      </w:pPr>
-      <w:r>
-        <w:rPr>
+          <w:rtl/>
+          <w:cs/>
+          <w:lang w:val="ar_AE" w:bidi="ar_AE"/>
+        </w:rPr>
+      </w:r>
+    </w:p>
+    <w:p>
+      <w:pPr>
+        <w:bidi/>
+      </w:pPr>
+      <w:r>
+        <w:rPr>
+          <w:rtl/>
+          <w:cs/>
           <w:lang w:val="ar_AE" w:bidi="ar_AE"/>
         </w:rPr>
       </w:r>
       <w:r>
         <w:rPr>
           <w:b/>
+          <w:rtl/>
+          <w:cs/>
           <w:lang w:val="ar_AE" w:bidi="ar_AE"/>
         </w:rPr>
         <w:t>لماذا قال كورش إنه يريد أن يُعطَى اليهود كل ما يحتاجون إليه لبناء بيت الله؟</w:t>
@@ -2971,44 +3737,58 @@
       </w:pPr>
       <w:r>
         <w:rPr>
-          <w:lang w:val="ar_AE" w:bidi="ar_AE"/>
-        </w:rPr>
-      </w:r>
-      <w:r>
-        <w:rPr>
+          <w:rtl/>
+          <w:cs/>
+          <w:lang w:val="ar_AE" w:bidi="ar_AE"/>
+        </w:rPr>
+      </w:r>
+      <w:r>
+        <w:rPr>
+          <w:rtl/>
+          <w:cs/>
           <w:lang w:val="ar_AE" w:bidi="ar_AE"/>
         </w:rPr>
         <w:t xml:space="preserve">قال كورش إنه يريد أن يُعطَى اليهود كل ما يحتاجون إليه لبناء بيت الله حتى يتمكن اليهود من تقريب روائح سرور لإله السماء </w:t>
       </w:r>
       <w:r>
         <w:rPr>
+          <w:rtl/>
+          <w:cs/>
           <w:lang w:val="ar_AE" w:bidi="ar_AE"/>
         </w:rPr>
         <w:t>وَٱلصَّلَاةِ لِأَجْلِ حَيَاةِ ٱلْمَلِكِ وَبَنِيهِ</w:t>
       </w:r>
       <w:r>
         <w:rPr>
+          <w:rtl/>
+          <w:cs/>
           <w:lang w:val="ar_AE" w:bidi="ar_AE"/>
         </w:rPr>
         <w:t>.</w:t>
       </w:r>
       <w:r>
         <w:rPr>
-          <w:lang w:val="ar_AE" w:bidi="ar_AE"/>
-        </w:rPr>
-      </w:r>
-      <w:r>
-        <w:rPr>
-          <w:lang w:val="ar_AE" w:bidi="ar_AE"/>
-        </w:rPr>
-      </w:r>
-    </w:p>
-    <w:p>
-      <w:pPr>
-        <w:bidi/>
-      </w:pPr>
-      <w:r>
-        <w:rPr>
+          <w:rtl/>
+          <w:cs/>
+          <w:lang w:val="ar_AE" w:bidi="ar_AE"/>
+        </w:rPr>
+      </w:r>
+      <w:r>
+        <w:rPr>
+          <w:rtl/>
+          <w:cs/>
+          <w:lang w:val="ar_AE" w:bidi="ar_AE"/>
+        </w:rPr>
+      </w:r>
+    </w:p>
+    <w:p>
+      <w:pPr>
+        <w:bidi/>
+      </w:pPr>
+      <w:r>
+        <w:rPr>
+          <w:rtl/>
+          <w:cs/>
           <w:lang w:val="ar_AE" w:bidi="ar_AE"/>
         </w:rPr>
       </w:r>
@@ -3020,28 +3800,36 @@
       </w:pPr>
       <w:r>
         <w:rPr>
+          <w:rtl/>
+          <w:cs/>
           <w:lang w:val="ar_AE" w:bidi="ar_AE"/>
         </w:rPr>
         <w:t>عزرا 6: 11</w:t>
       </w:r>
       <w:r>
         <w:rPr>
-          <w:lang w:val="ar_AE" w:bidi="ar_AE"/>
-        </w:rPr>
-      </w:r>
-    </w:p>
-    <w:p>
-      <w:pPr>
-        <w:bidi/>
-      </w:pPr>
-      <w:r>
-        <w:rPr>
+          <w:rtl/>
+          <w:cs/>
+          <w:lang w:val="ar_AE" w:bidi="ar_AE"/>
+        </w:rPr>
+      </w:r>
+    </w:p>
+    <w:p>
+      <w:pPr>
+        <w:bidi/>
+      </w:pPr>
+      <w:r>
+        <w:rPr>
+          <w:rtl/>
+          <w:cs/>
           <w:lang w:val="ar_AE" w:bidi="ar_AE"/>
         </w:rPr>
       </w:r>
       <w:r>
         <w:rPr>
           <w:b/>
+          <w:rtl/>
+          <w:cs/>
           <w:lang w:val="ar_AE" w:bidi="ar_AE"/>
         </w:rPr>
         <w:t>ما الذي قضى داريوس بأن يحدث لكلِّ إنسان يغيِّر هذا المرسوم؟</w:t>
@@ -3053,38 +3841,50 @@
       </w:pPr>
       <w:r>
         <w:rPr>
-          <w:lang w:val="ar_AE" w:bidi="ar_AE"/>
-        </w:rPr>
-      </w:r>
-      <w:r>
-        <w:rPr>
+          <w:rtl/>
+          <w:cs/>
+          <w:lang w:val="ar_AE" w:bidi="ar_AE"/>
+        </w:rPr>
+      </w:r>
+      <w:r>
+        <w:rPr>
+          <w:rtl/>
+          <w:cs/>
           <w:lang w:val="ar_AE" w:bidi="ar_AE"/>
         </w:rPr>
         <w:t xml:space="preserve">أمر داريوس بأن </w:t>
       </w:r>
       <w:r>
         <w:rPr>
+          <w:rtl/>
+          <w:cs/>
           <w:lang w:val="ar_AE" w:bidi="ar_AE"/>
         </w:rPr>
         <w:t>كُلَّ إِنْسَانٍ يُغَيِّرُ هَذَا ٱلْكَلَامَ تُسْحَبُ خَشَبَةٌ مِنْ بَيْتِهِ وَيُعَلَّقُ مَصْلُوبًا عَلَيْهَا، وَيُجْعَلُ بَيْتُهُ مَزْبَلَةً.</w:t>
       </w:r>
       <w:r>
         <w:rPr>
-          <w:lang w:val="ar_AE" w:bidi="ar_AE"/>
-        </w:rPr>
-      </w:r>
-      <w:r>
-        <w:rPr>
-          <w:lang w:val="ar_AE" w:bidi="ar_AE"/>
-        </w:rPr>
-      </w:r>
-    </w:p>
-    <w:p>
-      <w:pPr>
-        <w:bidi/>
-      </w:pPr>
-      <w:r>
-        <w:rPr>
+          <w:rtl/>
+          <w:cs/>
+          <w:lang w:val="ar_AE" w:bidi="ar_AE"/>
+        </w:rPr>
+      </w:r>
+      <w:r>
+        <w:rPr>
+          <w:rtl/>
+          <w:cs/>
+          <w:lang w:val="ar_AE" w:bidi="ar_AE"/>
+        </w:rPr>
+      </w:r>
+    </w:p>
+    <w:p>
+      <w:pPr>
+        <w:bidi/>
+      </w:pPr>
+      <w:r>
+        <w:rPr>
+          <w:rtl/>
+          <w:cs/>
           <w:lang w:val="ar_AE" w:bidi="ar_AE"/>
         </w:rPr>
       </w:r>
@@ -3096,28 +3896,36 @@
       </w:pPr>
       <w:r>
         <w:rPr>
+          <w:rtl/>
+          <w:cs/>
           <w:lang w:val="ar_AE" w:bidi="ar_AE"/>
         </w:rPr>
         <w:t>عزرا 6: 14</w:t>
       </w:r>
       <w:r>
         <w:rPr>
-          <w:lang w:val="ar_AE" w:bidi="ar_AE"/>
-        </w:rPr>
-      </w:r>
-    </w:p>
-    <w:p>
-      <w:pPr>
-        <w:bidi/>
-      </w:pPr>
-      <w:r>
-        <w:rPr>
+          <w:rtl/>
+          <w:cs/>
+          <w:lang w:val="ar_AE" w:bidi="ar_AE"/>
+        </w:rPr>
+      </w:r>
+    </w:p>
+    <w:p>
+      <w:pPr>
+        <w:bidi/>
+      </w:pPr>
+      <w:r>
+        <w:rPr>
+          <w:rtl/>
+          <w:cs/>
           <w:lang w:val="ar_AE" w:bidi="ar_AE"/>
         </w:rPr>
       </w:r>
       <w:r>
         <w:rPr>
           <w:b/>
+          <w:rtl/>
+          <w:cs/>
           <w:lang w:val="ar_AE" w:bidi="ar_AE"/>
         </w:rPr>
         <w:t>كيف ساعد حَجَّي وزكريا شيوخ اليهود في إعادة بناء الهيكل؟</w:t>
@@ -3129,32 +3937,42 @@
       </w:pPr>
       <w:r>
         <w:rPr>
-          <w:lang w:val="ar_AE" w:bidi="ar_AE"/>
-        </w:rPr>
-      </w:r>
-      <w:r>
-        <w:rPr>
+          <w:rtl/>
+          <w:cs/>
+          <w:lang w:val="ar_AE" w:bidi="ar_AE"/>
+        </w:rPr>
+      </w:r>
+      <w:r>
+        <w:rPr>
+          <w:rtl/>
+          <w:cs/>
           <w:lang w:val="ar_AE" w:bidi="ar_AE"/>
         </w:rPr>
         <w:t>تنبأ حَجَّي وزكريا وهو ما ساعد شيوخ اليهود على النجاح في إعادة بناء الهيكل.</w:t>
       </w:r>
       <w:r>
         <w:rPr>
-          <w:lang w:val="ar_AE" w:bidi="ar_AE"/>
-        </w:rPr>
-      </w:r>
-      <w:r>
-        <w:rPr>
-          <w:lang w:val="ar_AE" w:bidi="ar_AE"/>
-        </w:rPr>
-      </w:r>
-    </w:p>
-    <w:p>
-      <w:pPr>
-        <w:bidi/>
-      </w:pPr>
-      <w:r>
-        <w:rPr>
+          <w:rtl/>
+          <w:cs/>
+          <w:lang w:val="ar_AE" w:bidi="ar_AE"/>
+        </w:rPr>
+      </w:r>
+      <w:r>
+        <w:rPr>
+          <w:rtl/>
+          <w:cs/>
+          <w:lang w:val="ar_AE" w:bidi="ar_AE"/>
+        </w:rPr>
+      </w:r>
+    </w:p>
+    <w:p>
+      <w:pPr>
+        <w:bidi/>
+      </w:pPr>
+      <w:r>
+        <w:rPr>
+          <w:rtl/>
+          <w:cs/>
           <w:lang w:val="ar_AE" w:bidi="ar_AE"/>
         </w:rPr>
       </w:r>
@@ -3166,28 +3984,36 @@
       </w:pPr>
       <w:r>
         <w:rPr>
+          <w:rtl/>
+          <w:cs/>
           <w:lang w:val="ar_AE" w:bidi="ar_AE"/>
         </w:rPr>
         <w:t>عزرا 6: 15</w:t>
       </w:r>
       <w:r>
         <w:rPr>
-          <w:lang w:val="ar_AE" w:bidi="ar_AE"/>
-        </w:rPr>
-      </w:r>
-    </w:p>
-    <w:p>
-      <w:pPr>
-        <w:bidi/>
-      </w:pPr>
-      <w:r>
-        <w:rPr>
+          <w:rtl/>
+          <w:cs/>
+          <w:lang w:val="ar_AE" w:bidi="ar_AE"/>
+        </w:rPr>
+      </w:r>
+    </w:p>
+    <w:p>
+      <w:pPr>
+        <w:bidi/>
+      </w:pPr>
+      <w:r>
+        <w:rPr>
+          <w:rtl/>
+          <w:cs/>
           <w:lang w:val="ar_AE" w:bidi="ar_AE"/>
         </w:rPr>
       </w:r>
       <w:r>
         <w:rPr>
           <w:b/>
+          <w:rtl/>
+          <w:cs/>
           <w:lang w:val="ar_AE" w:bidi="ar_AE"/>
         </w:rPr>
         <w:t>متى اكتملت إعادة بناء الهيكل؟</w:t>
@@ -3199,44 +4025,58 @@
       </w:pPr>
       <w:r>
         <w:rPr>
-          <w:lang w:val="ar_AE" w:bidi="ar_AE"/>
-        </w:rPr>
-      </w:r>
-      <w:r>
-        <w:rPr>
+          <w:rtl/>
+          <w:cs/>
+          <w:lang w:val="ar_AE" w:bidi="ar_AE"/>
+        </w:rPr>
+      </w:r>
+      <w:r>
+        <w:rPr>
+          <w:rtl/>
+          <w:cs/>
           <w:lang w:val="ar_AE" w:bidi="ar_AE"/>
         </w:rPr>
         <w:t xml:space="preserve">اكتملت إعادة بناء الهيكل </w:t>
       </w:r>
       <w:r>
         <w:rPr>
+          <w:rtl/>
+          <w:cs/>
           <w:lang w:val="ar_AE" w:bidi="ar_AE"/>
         </w:rPr>
         <w:t>فِي ٱلْيَوْمِ ٱلثَّالِثِ مِنْ شَهْرِ أَذَارَ فِي ٱلسَّنَةِ ٱلسَّادِسَةِ مِنْ مُلْكِ دَارِيُوسَ ٱلْمَلِكِ</w:t>
       </w:r>
       <w:r>
         <w:rPr>
+          <w:rtl/>
+          <w:cs/>
           <w:lang w:val="ar_AE" w:bidi="ar_AE"/>
         </w:rPr>
         <w:t>.</w:t>
       </w:r>
       <w:r>
         <w:rPr>
-          <w:lang w:val="ar_AE" w:bidi="ar_AE"/>
-        </w:rPr>
-      </w:r>
-      <w:r>
-        <w:rPr>
-          <w:lang w:val="ar_AE" w:bidi="ar_AE"/>
-        </w:rPr>
-      </w:r>
-    </w:p>
-    <w:p>
-      <w:pPr>
-        <w:bidi/>
-      </w:pPr>
-      <w:r>
-        <w:rPr>
+          <w:rtl/>
+          <w:cs/>
+          <w:lang w:val="ar_AE" w:bidi="ar_AE"/>
+        </w:rPr>
+      </w:r>
+      <w:r>
+        <w:rPr>
+          <w:rtl/>
+          <w:cs/>
+          <w:lang w:val="ar_AE" w:bidi="ar_AE"/>
+        </w:rPr>
+      </w:r>
+    </w:p>
+    <w:p>
+      <w:pPr>
+        <w:bidi/>
+      </w:pPr>
+      <w:r>
+        <w:rPr>
+          <w:rtl/>
+          <w:cs/>
           <w:lang w:val="ar_AE" w:bidi="ar_AE"/>
         </w:rPr>
       </w:r>
@@ -3248,28 +4088,36 @@
       </w:pPr>
       <w:r>
         <w:rPr>
+          <w:rtl/>
+          <w:cs/>
           <w:lang w:val="ar_AE" w:bidi="ar_AE"/>
         </w:rPr>
         <w:t>عزرا 6: 20</w:t>
       </w:r>
       <w:r>
         <w:rPr>
-          <w:lang w:val="ar_AE" w:bidi="ar_AE"/>
-        </w:rPr>
-      </w:r>
-    </w:p>
-    <w:p>
-      <w:pPr>
-        <w:bidi/>
-      </w:pPr>
-      <w:r>
-        <w:rPr>
+          <w:rtl/>
+          <w:cs/>
+          <w:lang w:val="ar_AE" w:bidi="ar_AE"/>
+        </w:rPr>
+      </w:r>
+    </w:p>
+    <w:p>
+      <w:pPr>
+        <w:bidi/>
+      </w:pPr>
+      <w:r>
+        <w:rPr>
+          <w:rtl/>
+          <w:cs/>
           <w:lang w:val="ar_AE" w:bidi="ar_AE"/>
         </w:rPr>
       </w:r>
       <w:r>
         <w:rPr>
           <w:b/>
+          <w:rtl/>
+          <w:cs/>
           <w:lang w:val="ar_AE" w:bidi="ar_AE"/>
         </w:rPr>
         <w:t>لأجل من ذبح الكهنة واللاويون الفصح؟</w:t>
@@ -3281,44 +4129,58 @@
       </w:pPr>
       <w:r>
         <w:rPr>
-          <w:lang w:val="ar_AE" w:bidi="ar_AE"/>
-        </w:rPr>
-      </w:r>
-      <w:r>
-        <w:rPr>
+          <w:rtl/>
+          <w:cs/>
+          <w:lang w:val="ar_AE" w:bidi="ar_AE"/>
+        </w:rPr>
+      </w:r>
+      <w:r>
+        <w:rPr>
+          <w:rtl/>
+          <w:cs/>
           <w:lang w:val="ar_AE" w:bidi="ar_AE"/>
         </w:rPr>
         <w:t xml:space="preserve">ذبح الكهنة واللاويون الفصح </w:t>
       </w:r>
       <w:r>
         <w:rPr>
+          <w:rtl/>
+          <w:cs/>
           <w:lang w:val="ar_AE" w:bidi="ar_AE"/>
         </w:rPr>
         <w:t>لِجَمِيعِ بَنِي ٱلسَّبْيِ وَلِإِخْوَتِهِمِ ٱلْكَهَنَةِ وَلِأَنْفُسِهِمْ</w:t>
       </w:r>
       <w:r>
         <w:rPr>
+          <w:rtl/>
+          <w:cs/>
           <w:lang w:val="ar_AE" w:bidi="ar_AE"/>
         </w:rPr>
         <w:t>.</w:t>
       </w:r>
       <w:r>
         <w:rPr>
-          <w:lang w:val="ar_AE" w:bidi="ar_AE"/>
-        </w:rPr>
-      </w:r>
-      <w:r>
-        <w:rPr>
-          <w:lang w:val="ar_AE" w:bidi="ar_AE"/>
-        </w:rPr>
-      </w:r>
-    </w:p>
-    <w:p>
-      <w:pPr>
-        <w:bidi/>
-      </w:pPr>
-      <w:r>
-        <w:rPr>
+          <w:rtl/>
+          <w:cs/>
+          <w:lang w:val="ar_AE" w:bidi="ar_AE"/>
+        </w:rPr>
+      </w:r>
+      <w:r>
+        <w:rPr>
+          <w:rtl/>
+          <w:cs/>
+          <w:lang w:val="ar_AE" w:bidi="ar_AE"/>
+        </w:rPr>
+      </w:r>
+    </w:p>
+    <w:p>
+      <w:pPr>
+        <w:bidi/>
+      </w:pPr>
+      <w:r>
+        <w:rPr>
+          <w:rtl/>
+          <w:cs/>
           <w:lang w:val="ar_AE" w:bidi="ar_AE"/>
         </w:rPr>
       </w:r>
@@ -3330,28 +4192,36 @@
       </w:pPr>
       <w:r>
         <w:rPr>
+          <w:rtl/>
+          <w:cs/>
           <w:lang w:val="ar_AE" w:bidi="ar_AE"/>
         </w:rPr>
         <w:t>عزرا 6: 22</w:t>
       </w:r>
       <w:r>
         <w:rPr>
-          <w:lang w:val="ar_AE" w:bidi="ar_AE"/>
-        </w:rPr>
-      </w:r>
-    </w:p>
-    <w:p>
-      <w:pPr>
-        <w:bidi/>
-      </w:pPr>
-      <w:r>
-        <w:rPr>
+          <w:rtl/>
+          <w:cs/>
+          <w:lang w:val="ar_AE" w:bidi="ar_AE"/>
+        </w:rPr>
+      </w:r>
+    </w:p>
+    <w:p>
+      <w:pPr>
+        <w:bidi/>
+      </w:pPr>
+      <w:r>
+        <w:rPr>
+          <w:rtl/>
+          <w:cs/>
           <w:lang w:val="ar_AE" w:bidi="ar_AE"/>
         </w:rPr>
       </w:r>
       <w:r>
         <w:rPr>
           <w:b/>
+          <w:rtl/>
+          <w:cs/>
           <w:lang w:val="ar_AE" w:bidi="ar_AE"/>
         </w:rPr>
         <w:t>لماذا احتفل اليهود بعيد الفطير بفرح؟</w:t>
@@ -3363,44 +4233,58 @@
       </w:pPr>
       <w:r>
         <w:rPr>
-          <w:lang w:val="ar_AE" w:bidi="ar_AE"/>
-        </w:rPr>
-      </w:r>
-      <w:r>
-        <w:rPr>
+          <w:rtl/>
+          <w:cs/>
+          <w:lang w:val="ar_AE" w:bidi="ar_AE"/>
+        </w:rPr>
+      </w:r>
+      <w:r>
+        <w:rPr>
+          <w:rtl/>
+          <w:cs/>
           <w:lang w:val="ar_AE" w:bidi="ar_AE"/>
         </w:rPr>
         <w:t xml:space="preserve">احتفل اليهود بعيد الفطير بفرح </w:t>
       </w:r>
       <w:r>
         <w:rPr>
+          <w:rtl/>
+          <w:cs/>
           <w:lang w:val="ar_AE" w:bidi="ar_AE"/>
         </w:rPr>
         <w:t>لِأَنَّ ٱلرَّبَّ فَرَّحَهُمْ، وَحَوَّلَ قَلْبَ مَلِكِ أَشُّورَ نَحْوَهُمْ لِتَقْوِيَةِ أَيْدِيهِمْ فِي عَمَلِ بَيْتِ ٱللهِ إِلَهِ إِسْرَائِيلَ</w:t>
       </w:r>
       <w:r>
         <w:rPr>
+          <w:rtl/>
+          <w:cs/>
           <w:lang w:val="ar_AE" w:bidi="ar_AE"/>
         </w:rPr>
         <w:t>.</w:t>
       </w:r>
       <w:r>
         <w:rPr>
-          <w:lang w:val="ar_AE" w:bidi="ar_AE"/>
-        </w:rPr>
-      </w:r>
-      <w:r>
-        <w:rPr>
-          <w:lang w:val="ar_AE" w:bidi="ar_AE"/>
-        </w:rPr>
-      </w:r>
-    </w:p>
-    <w:p>
-      <w:pPr>
-        <w:bidi/>
-      </w:pPr>
-      <w:r>
-        <w:rPr>
+          <w:rtl/>
+          <w:cs/>
+          <w:lang w:val="ar_AE" w:bidi="ar_AE"/>
+        </w:rPr>
+      </w:r>
+      <w:r>
+        <w:rPr>
+          <w:rtl/>
+          <w:cs/>
+          <w:lang w:val="ar_AE" w:bidi="ar_AE"/>
+        </w:rPr>
+      </w:r>
+    </w:p>
+    <w:p>
+      <w:pPr>
+        <w:bidi/>
+      </w:pPr>
+      <w:r>
+        <w:rPr>
+          <w:rtl/>
+          <w:cs/>
           <w:lang w:val="ar_AE" w:bidi="ar_AE"/>
         </w:rPr>
       </w:r>
@@ -3412,28 +4296,36 @@
       </w:pPr>
       <w:r>
         <w:rPr>
+          <w:rtl/>
+          <w:cs/>
           <w:lang w:val="ar_AE" w:bidi="ar_AE"/>
         </w:rPr>
         <w:t>عزرا 7: 6</w:t>
       </w:r>
       <w:r>
         <w:rPr>
-          <w:lang w:val="ar_AE" w:bidi="ar_AE"/>
-        </w:rPr>
-      </w:r>
-    </w:p>
-    <w:p>
-      <w:pPr>
-        <w:bidi/>
-      </w:pPr>
-      <w:r>
-        <w:rPr>
+          <w:rtl/>
+          <w:cs/>
+          <w:lang w:val="ar_AE" w:bidi="ar_AE"/>
+        </w:rPr>
+      </w:r>
+    </w:p>
+    <w:p>
+      <w:pPr>
+        <w:bidi/>
+      </w:pPr>
+      <w:r>
+        <w:rPr>
+          <w:rtl/>
+          <w:cs/>
           <w:lang w:val="ar_AE" w:bidi="ar_AE"/>
         </w:rPr>
       </w:r>
       <w:r>
         <w:rPr>
           <w:b/>
+          <w:rtl/>
+          <w:cs/>
           <w:lang w:val="ar_AE" w:bidi="ar_AE"/>
         </w:rPr>
         <w:t>ما وظيفة عزرا؟</w:t>
@@ -3445,32 +4337,42 @@
       </w:pPr>
       <w:r>
         <w:rPr>
-          <w:lang w:val="ar_AE" w:bidi="ar_AE"/>
-        </w:rPr>
-      </w:r>
-      <w:r>
-        <w:rPr>
+          <w:rtl/>
+          <w:cs/>
+          <w:lang w:val="ar_AE" w:bidi="ar_AE"/>
+        </w:rPr>
+      </w:r>
+      <w:r>
+        <w:rPr>
+          <w:rtl/>
+          <w:cs/>
           <w:lang w:val="ar_AE" w:bidi="ar_AE"/>
         </w:rPr>
         <w:t>كان عزرا كاتبًا ماهرًا في شريعة موسى.</w:t>
       </w:r>
       <w:r>
         <w:rPr>
-          <w:lang w:val="ar_AE" w:bidi="ar_AE"/>
-        </w:rPr>
-      </w:r>
-      <w:r>
-        <w:rPr>
-          <w:lang w:val="ar_AE" w:bidi="ar_AE"/>
-        </w:rPr>
-      </w:r>
-    </w:p>
-    <w:p>
-      <w:pPr>
-        <w:bidi/>
-      </w:pPr>
-      <w:r>
-        <w:rPr>
+          <w:rtl/>
+          <w:cs/>
+          <w:lang w:val="ar_AE" w:bidi="ar_AE"/>
+        </w:rPr>
+      </w:r>
+      <w:r>
+        <w:rPr>
+          <w:rtl/>
+          <w:cs/>
+          <w:lang w:val="ar_AE" w:bidi="ar_AE"/>
+        </w:rPr>
+      </w:r>
+    </w:p>
+    <w:p>
+      <w:pPr>
+        <w:bidi/>
+      </w:pPr>
+      <w:r>
+        <w:rPr>
+          <w:rtl/>
+          <w:cs/>
           <w:lang w:val="ar_AE" w:bidi="ar_AE"/>
         </w:rPr>
       </w:r>
@@ -3482,28 +4384,36 @@
       </w:pPr>
       <w:r>
         <w:rPr>
+          <w:rtl/>
+          <w:cs/>
           <w:lang w:val="ar_AE" w:bidi="ar_AE"/>
         </w:rPr>
         <w:t>عزرا 7: 9</w:t>
       </w:r>
       <w:r>
         <w:rPr>
-          <w:lang w:val="ar_AE" w:bidi="ar_AE"/>
-        </w:rPr>
-      </w:r>
-    </w:p>
-    <w:p>
-      <w:pPr>
-        <w:bidi/>
-      </w:pPr>
-      <w:r>
-        <w:rPr>
+          <w:rtl/>
+          <w:cs/>
+          <w:lang w:val="ar_AE" w:bidi="ar_AE"/>
+        </w:rPr>
+      </w:r>
+    </w:p>
+    <w:p>
+      <w:pPr>
+        <w:bidi/>
+      </w:pPr>
+      <w:r>
+        <w:rPr>
+          <w:rtl/>
+          <w:cs/>
           <w:lang w:val="ar_AE" w:bidi="ar_AE"/>
         </w:rPr>
       </w:r>
       <w:r>
         <w:rPr>
           <w:b/>
+          <w:rtl/>
+          <w:cs/>
           <w:lang w:val="ar_AE" w:bidi="ar_AE"/>
         </w:rPr>
         <w:t>كيف تمكن عزرا من الوصول سالمًا إلى أورشليم بعد رحلة طويلة من بابل؟</w:t>
@@ -3515,32 +4425,42 @@
       </w:pPr>
       <w:r>
         <w:rPr>
-          <w:lang w:val="ar_AE" w:bidi="ar_AE"/>
-        </w:rPr>
-      </w:r>
-      <w:r>
-        <w:rPr>
+          <w:rtl/>
+          <w:cs/>
+          <w:lang w:val="ar_AE" w:bidi="ar_AE"/>
+        </w:rPr>
+      </w:r>
+      <w:r>
+        <w:rPr>
+          <w:rtl/>
+          <w:cs/>
           <w:lang w:val="ar_AE" w:bidi="ar_AE"/>
         </w:rPr>
         <w:t>وصل عزرا إلى أورشليم سالمًا بعد رحلة طويلة من بابل لأن يد الله الصالحة كانت عليه.</w:t>
       </w:r>
       <w:r>
         <w:rPr>
-          <w:lang w:val="ar_AE" w:bidi="ar_AE"/>
-        </w:rPr>
-      </w:r>
-      <w:r>
-        <w:rPr>
-          <w:lang w:val="ar_AE" w:bidi="ar_AE"/>
-        </w:rPr>
-      </w:r>
-    </w:p>
-    <w:p>
-      <w:pPr>
-        <w:bidi/>
-      </w:pPr>
-      <w:r>
-        <w:rPr>
+          <w:rtl/>
+          <w:cs/>
+          <w:lang w:val="ar_AE" w:bidi="ar_AE"/>
+        </w:rPr>
+      </w:r>
+      <w:r>
+        <w:rPr>
+          <w:rtl/>
+          <w:cs/>
+          <w:lang w:val="ar_AE" w:bidi="ar_AE"/>
+        </w:rPr>
+      </w:r>
+    </w:p>
+    <w:p>
+      <w:pPr>
+        <w:bidi/>
+      </w:pPr>
+      <w:r>
+        <w:rPr>
+          <w:rtl/>
+          <w:cs/>
           <w:lang w:val="ar_AE" w:bidi="ar_AE"/>
         </w:rPr>
       </w:r>
@@ -3552,28 +4472,36 @@
       </w:pPr>
       <w:r>
         <w:rPr>
+          <w:rtl/>
+          <w:cs/>
           <w:lang w:val="ar_AE" w:bidi="ar_AE"/>
         </w:rPr>
         <w:t>عزرا 7: 13</w:t>
       </w:r>
       <w:r>
         <w:rPr>
-          <w:lang w:val="ar_AE" w:bidi="ar_AE"/>
-        </w:rPr>
-      </w:r>
-    </w:p>
-    <w:p>
-      <w:pPr>
-        <w:bidi/>
-      </w:pPr>
-      <w:r>
-        <w:rPr>
+          <w:rtl/>
+          <w:cs/>
+          <w:lang w:val="ar_AE" w:bidi="ar_AE"/>
+        </w:rPr>
+      </w:r>
+    </w:p>
+    <w:p>
+      <w:pPr>
+        <w:bidi/>
+      </w:pPr>
+      <w:r>
+        <w:rPr>
+          <w:rtl/>
+          <w:cs/>
           <w:lang w:val="ar_AE" w:bidi="ar_AE"/>
         </w:rPr>
       </w:r>
       <w:r>
         <w:rPr>
           <w:b/>
+          <w:rtl/>
+          <w:cs/>
           <w:lang w:val="ar_AE" w:bidi="ar_AE"/>
         </w:rPr>
         <w:t>من الذي سُمح له بالذهاب إلى أورشليم مع عزرا؟</w:t>
@@ -3585,44 +4513,58 @@
       </w:pPr>
       <w:r>
         <w:rPr>
-          <w:lang w:val="ar_AE" w:bidi="ar_AE"/>
-        </w:rPr>
-      </w:r>
-      <w:r>
-        <w:rPr>
+          <w:rtl/>
+          <w:cs/>
+          <w:lang w:val="ar_AE" w:bidi="ar_AE"/>
+        </w:rPr>
+      </w:r>
+      <w:r>
+        <w:rPr>
+          <w:rtl/>
+          <w:cs/>
           <w:lang w:val="ar_AE" w:bidi="ar_AE"/>
         </w:rPr>
         <w:t xml:space="preserve">أصدر الملك </w:t>
       </w:r>
       <w:r>
         <w:rPr>
+          <w:rtl/>
+          <w:cs/>
           <w:lang w:val="ar_AE" w:bidi="ar_AE"/>
         </w:rPr>
         <w:t xml:space="preserve">أَرْتَحْشَشْتَا </w:t>
       </w:r>
       <w:r>
         <w:rPr>
+          <w:rtl/>
+          <w:cs/>
           <w:lang w:val="ar_AE" w:bidi="ar_AE"/>
         </w:rPr>
         <w:t>مرسومًا يسمح برجوع كلِّ من أراد في مملكته الرجوع إلى أورشليم مع عزرا من شعب إسرائيل ومن الكهنة واللاويين.</w:t>
       </w:r>
       <w:r>
         <w:rPr>
-          <w:lang w:val="ar_AE" w:bidi="ar_AE"/>
-        </w:rPr>
-      </w:r>
-      <w:r>
-        <w:rPr>
-          <w:lang w:val="ar_AE" w:bidi="ar_AE"/>
-        </w:rPr>
-      </w:r>
-    </w:p>
-    <w:p>
-      <w:pPr>
-        <w:bidi/>
-      </w:pPr>
-      <w:r>
-        <w:rPr>
+          <w:rtl/>
+          <w:cs/>
+          <w:lang w:val="ar_AE" w:bidi="ar_AE"/>
+        </w:rPr>
+      </w:r>
+      <w:r>
+        <w:rPr>
+          <w:rtl/>
+          <w:cs/>
+          <w:lang w:val="ar_AE" w:bidi="ar_AE"/>
+        </w:rPr>
+      </w:r>
+    </w:p>
+    <w:p>
+      <w:pPr>
+        <w:bidi/>
+      </w:pPr>
+      <w:r>
+        <w:rPr>
+          <w:rtl/>
+          <w:cs/>
           <w:lang w:val="ar_AE" w:bidi="ar_AE"/>
         </w:rPr>
       </w:r>
@@ -3634,28 +4576,36 @@
       </w:pPr>
       <w:r>
         <w:rPr>
+          <w:rtl/>
+          <w:cs/>
           <w:lang w:val="ar_AE" w:bidi="ar_AE"/>
         </w:rPr>
         <w:t>عزرا 7: 14</w:t>
       </w:r>
       <w:r>
         <w:rPr>
-          <w:lang w:val="ar_AE" w:bidi="ar_AE"/>
-        </w:rPr>
-      </w:r>
-    </w:p>
-    <w:p>
-      <w:pPr>
-        <w:bidi/>
-      </w:pPr>
-      <w:r>
-        <w:rPr>
+          <w:rtl/>
+          <w:cs/>
+          <w:lang w:val="ar_AE" w:bidi="ar_AE"/>
+        </w:rPr>
+      </w:r>
+    </w:p>
+    <w:p>
+      <w:pPr>
+        <w:bidi/>
+      </w:pPr>
+      <w:r>
+        <w:rPr>
+          <w:rtl/>
+          <w:cs/>
           <w:lang w:val="ar_AE" w:bidi="ar_AE"/>
         </w:rPr>
       </w:r>
       <w:r>
         <w:rPr>
           <w:b/>
+          <w:rtl/>
+          <w:cs/>
           <w:lang w:val="ar_AE" w:bidi="ar_AE"/>
         </w:rPr>
         <w:t>لماذا أرسل الملك ومشيروه السبعة بني إسرائيل إلى أورشليم؟</w:t>
@@ -3667,56 +4617,74 @@
       </w:pPr>
       <w:r>
         <w:rPr>
-          <w:lang w:val="ar_AE" w:bidi="ar_AE"/>
-        </w:rPr>
-      </w:r>
-      <w:r>
-        <w:rPr>
+          <w:rtl/>
+          <w:cs/>
+          <w:lang w:val="ar_AE" w:bidi="ar_AE"/>
+        </w:rPr>
+      </w:r>
+      <w:r>
+        <w:rPr>
+          <w:rtl/>
+          <w:cs/>
           <w:lang w:val="ar_AE" w:bidi="ar_AE"/>
         </w:rPr>
         <w:t xml:space="preserve">أرسل الملك ومشيروه السبعة بني إسرائيل إلى أورشليم </w:t>
       </w:r>
       <w:r>
         <w:rPr>
+          <w:rtl/>
+          <w:cs/>
           <w:lang w:val="ar_AE" w:bidi="ar_AE"/>
         </w:rPr>
         <w:t xml:space="preserve">لِأَجْلِ ٱلسُّؤَالِ عَنْ يَهُوذَا وَأُورُشَلِيمَ، وَلِحَمْلِ فِضَّةٍ وَذَهَبٍ تَبَرَّعَ بِهِ ٱلْمَلِكُ وَمُشِيرُوهُ، </w:t>
       </w:r>
       <w:r>
         <w:rPr>
+          <w:rtl/>
+          <w:cs/>
           <w:lang w:val="ar_AE" w:bidi="ar_AE"/>
         </w:rPr>
         <w:t xml:space="preserve">بالإضافة إلى الإتيان بكل الفضة والذهب التي وُجِدت في كل بلاد بابل، </w:t>
       </w:r>
       <w:r>
         <w:rPr>
+          <w:rtl/>
+          <w:cs/>
           <w:lang w:val="ar_AE" w:bidi="ar_AE"/>
         </w:rPr>
         <w:t>مَعَ تَبَرُّعَاتِ ٱلشَّعْبِ وَٱلْكَهَنَةِ</w:t>
       </w:r>
       <w:r>
         <w:rPr>
+          <w:rtl/>
+          <w:cs/>
           <w:lang w:val="ar_AE" w:bidi="ar_AE"/>
         </w:rPr>
         <w:t>.</w:t>
       </w:r>
       <w:r>
         <w:rPr>
-          <w:lang w:val="ar_AE" w:bidi="ar_AE"/>
-        </w:rPr>
-      </w:r>
-      <w:r>
-        <w:rPr>
-          <w:lang w:val="ar_AE" w:bidi="ar_AE"/>
-        </w:rPr>
-      </w:r>
-    </w:p>
-    <w:p>
-      <w:pPr>
-        <w:bidi/>
-      </w:pPr>
-      <w:r>
-        <w:rPr>
+          <w:rtl/>
+          <w:cs/>
+          <w:lang w:val="ar_AE" w:bidi="ar_AE"/>
+        </w:rPr>
+      </w:r>
+      <w:r>
+        <w:rPr>
+          <w:rtl/>
+          <w:cs/>
+          <w:lang w:val="ar_AE" w:bidi="ar_AE"/>
+        </w:rPr>
+      </w:r>
+    </w:p>
+    <w:p>
+      <w:pPr>
+        <w:bidi/>
+      </w:pPr>
+      <w:r>
+        <w:rPr>
+          <w:rtl/>
+          <w:cs/>
           <w:lang w:val="ar_AE" w:bidi="ar_AE"/>
         </w:rPr>
       </w:r>
@@ -3728,28 +4696,36 @@
       </w:pPr>
       <w:r>
         <w:rPr>
+          <w:rtl/>
+          <w:cs/>
           <w:lang w:val="ar_AE" w:bidi="ar_AE"/>
         </w:rPr>
         <w:t>عزرا 7: 16</w:t>
       </w:r>
       <w:r>
         <w:rPr>
-          <w:lang w:val="ar_AE" w:bidi="ar_AE"/>
-        </w:rPr>
-      </w:r>
-    </w:p>
-    <w:p>
-      <w:pPr>
-        <w:bidi/>
-      </w:pPr>
-      <w:r>
-        <w:rPr>
+          <w:rtl/>
+          <w:cs/>
+          <w:lang w:val="ar_AE" w:bidi="ar_AE"/>
+        </w:rPr>
+      </w:r>
+    </w:p>
+    <w:p>
+      <w:pPr>
+        <w:bidi/>
+      </w:pPr>
+      <w:r>
+        <w:rPr>
+          <w:rtl/>
+          <w:cs/>
           <w:lang w:val="ar_AE" w:bidi="ar_AE"/>
         </w:rPr>
       </w:r>
       <w:r>
         <w:rPr>
           <w:b/>
+          <w:rtl/>
+          <w:cs/>
           <w:lang w:val="ar_AE" w:bidi="ar_AE"/>
         </w:rPr>
         <w:t>لماذا أرسل الملك ومشيروه السبعة بني إسرائيل إلى أورشليم؟</w:t>
@@ -3761,44 +4737,58 @@
       </w:pPr>
       <w:r>
         <w:rPr>
-          <w:lang w:val="ar_AE" w:bidi="ar_AE"/>
-        </w:rPr>
-      </w:r>
-      <w:r>
-        <w:rPr>
+          <w:rtl/>
+          <w:cs/>
+          <w:lang w:val="ar_AE" w:bidi="ar_AE"/>
+        </w:rPr>
+      </w:r>
+      <w:r>
+        <w:rPr>
+          <w:rtl/>
+          <w:cs/>
           <w:lang w:val="ar_AE" w:bidi="ar_AE"/>
         </w:rPr>
         <w:t xml:space="preserve">أرسل الملك ومشيروه السبعة بني إسرائيل إلى أورشليم </w:t>
       </w:r>
       <w:r>
         <w:rPr>
+          <w:rtl/>
+          <w:cs/>
           <w:lang w:val="ar_AE" w:bidi="ar_AE"/>
         </w:rPr>
         <w:t>لِأَجْلِ ٱلسُّؤَالِ عَنْ يَهُوذَا وَأُورُشَلِيمَ، وَلِحَمْلِ فِضَّةٍ وَذَهَبٍ تَبَرَّعَ بِهِ ٱلْمَلِكُ وَمُشِيرُوهُ، والإتيان بكل الفضة والذهب التي وجدوها في بلاد بابل، مَعَ تَبَرُّعَاتِ ٱلشَّعْبِ وَٱلْكَهَنَةِ</w:t>
       </w:r>
       <w:r>
         <w:rPr>
+          <w:rtl/>
+          <w:cs/>
           <w:lang w:val="ar_AE" w:bidi="ar_AE"/>
         </w:rPr>
         <w:t>.</w:t>
       </w:r>
       <w:r>
         <w:rPr>
-          <w:lang w:val="ar_AE" w:bidi="ar_AE"/>
-        </w:rPr>
-      </w:r>
-      <w:r>
-        <w:rPr>
-          <w:lang w:val="ar_AE" w:bidi="ar_AE"/>
-        </w:rPr>
-      </w:r>
-    </w:p>
-    <w:p>
-      <w:pPr>
-        <w:bidi/>
-      </w:pPr>
-      <w:r>
-        <w:rPr>
+          <w:rtl/>
+          <w:cs/>
+          <w:lang w:val="ar_AE" w:bidi="ar_AE"/>
+        </w:rPr>
+      </w:r>
+      <w:r>
+        <w:rPr>
+          <w:rtl/>
+          <w:cs/>
+          <w:lang w:val="ar_AE" w:bidi="ar_AE"/>
+        </w:rPr>
+      </w:r>
+    </w:p>
+    <w:p>
+      <w:pPr>
+        <w:bidi/>
+      </w:pPr>
+      <w:r>
+        <w:rPr>
+          <w:rtl/>
+          <w:cs/>
           <w:lang w:val="ar_AE" w:bidi="ar_AE"/>
         </w:rPr>
       </w:r>
@@ -3810,28 +4800,36 @@
       </w:pPr>
       <w:r>
         <w:rPr>
+          <w:rtl/>
+          <w:cs/>
           <w:lang w:val="ar_AE" w:bidi="ar_AE"/>
         </w:rPr>
         <w:t>عزرا 7: 20</w:t>
       </w:r>
       <w:r>
         <w:rPr>
-          <w:lang w:val="ar_AE" w:bidi="ar_AE"/>
-        </w:rPr>
-      </w:r>
-    </w:p>
-    <w:p>
-      <w:pPr>
-        <w:bidi/>
-      </w:pPr>
-      <w:r>
-        <w:rPr>
+          <w:rtl/>
+          <w:cs/>
+          <w:lang w:val="ar_AE" w:bidi="ar_AE"/>
+        </w:rPr>
+      </w:r>
+    </w:p>
+    <w:p>
+      <w:pPr>
+        <w:bidi/>
+      </w:pPr>
+      <w:r>
+        <w:rPr>
+          <w:rtl/>
+          <w:cs/>
           <w:lang w:val="ar_AE" w:bidi="ar_AE"/>
         </w:rPr>
       </w:r>
       <w:r>
         <w:rPr>
           <w:b/>
+          <w:rtl/>
+          <w:cs/>
           <w:lang w:val="ar_AE" w:bidi="ar_AE"/>
         </w:rPr>
         <w:t>كيف كان على اليهود أن يسدِّدوا ثمن الأشياء الإضافية التي قد يحتاجون إليها لبيت الله؟</w:t>
@@ -3843,32 +4841,42 @@
       </w:pPr>
       <w:r>
         <w:rPr>
-          <w:lang w:val="ar_AE" w:bidi="ar_AE"/>
-        </w:rPr>
-      </w:r>
-      <w:r>
-        <w:rPr>
+          <w:rtl/>
+          <w:cs/>
+          <w:lang w:val="ar_AE" w:bidi="ar_AE"/>
+        </w:rPr>
+      </w:r>
+      <w:r>
+        <w:rPr>
+          <w:rtl/>
+          <w:cs/>
           <w:lang w:val="ar_AE" w:bidi="ar_AE"/>
         </w:rPr>
         <w:t>أمر الملك أرتحششتا بأن يأخذ اليهود كلَّ ما يحتاجون إليه لبيت إلههم من بيت خزائن أرتحششتا.</w:t>
       </w:r>
       <w:r>
         <w:rPr>
-          <w:lang w:val="ar_AE" w:bidi="ar_AE"/>
-        </w:rPr>
-      </w:r>
-      <w:r>
-        <w:rPr>
-          <w:lang w:val="ar_AE" w:bidi="ar_AE"/>
-        </w:rPr>
-      </w:r>
-    </w:p>
-    <w:p>
-      <w:pPr>
-        <w:bidi/>
-      </w:pPr>
-      <w:r>
-        <w:rPr>
+          <w:rtl/>
+          <w:cs/>
+          <w:lang w:val="ar_AE" w:bidi="ar_AE"/>
+        </w:rPr>
+      </w:r>
+      <w:r>
+        <w:rPr>
+          <w:rtl/>
+          <w:cs/>
+          <w:lang w:val="ar_AE" w:bidi="ar_AE"/>
+        </w:rPr>
+      </w:r>
+    </w:p>
+    <w:p>
+      <w:pPr>
+        <w:bidi/>
+      </w:pPr>
+      <w:r>
+        <w:rPr>
+          <w:rtl/>
+          <w:cs/>
           <w:lang w:val="ar_AE" w:bidi="ar_AE"/>
         </w:rPr>
       </w:r>
@@ -3880,28 +4888,36 @@
       </w:pPr>
       <w:r>
         <w:rPr>
+          <w:rtl/>
+          <w:cs/>
           <w:lang w:val="ar_AE" w:bidi="ar_AE"/>
         </w:rPr>
         <w:t>عزرا 7: 23</w:t>
       </w:r>
       <w:r>
         <w:rPr>
-          <w:lang w:val="ar_AE" w:bidi="ar_AE"/>
-        </w:rPr>
-      </w:r>
-    </w:p>
-    <w:p>
-      <w:pPr>
-        <w:bidi/>
-      </w:pPr>
-      <w:r>
-        <w:rPr>
+          <w:rtl/>
+          <w:cs/>
+          <w:lang w:val="ar_AE" w:bidi="ar_AE"/>
+        </w:rPr>
+      </w:r>
+    </w:p>
+    <w:p>
+      <w:pPr>
+        <w:bidi/>
+      </w:pPr>
+      <w:r>
+        <w:rPr>
+          <w:rtl/>
+          <w:cs/>
           <w:lang w:val="ar_AE" w:bidi="ar_AE"/>
         </w:rPr>
       </w:r>
       <w:r>
         <w:rPr>
           <w:b/>
+          <w:rtl/>
+          <w:cs/>
           <w:lang w:val="ar_AE" w:bidi="ar_AE"/>
         </w:rPr>
         <w:t>لماذا أمر أرتحششتا الخَزَنة بأن يعملوا باجتهاد كلَّ ما أمر به إله السماء بخصوص الهيكل؟</w:t>
@@ -3913,32 +4929,42 @@
       </w:pPr>
       <w:r>
         <w:rPr>
-          <w:lang w:val="ar_AE" w:bidi="ar_AE"/>
-        </w:rPr>
-      </w:r>
-      <w:r>
-        <w:rPr>
+          <w:rtl/>
+          <w:cs/>
+          <w:lang w:val="ar_AE" w:bidi="ar_AE"/>
+        </w:rPr>
+      </w:r>
+      <w:r>
+        <w:rPr>
+          <w:rtl/>
+          <w:cs/>
           <w:lang w:val="ar_AE" w:bidi="ar_AE"/>
         </w:rPr>
         <w:t>قال الملك أرتحششتا إنه على الخَزَنة أن يعملوا باجتهاد كلَّ ما أمر به إله السماء بخصوص الهيكل لئلا ينزل غضب الله على مملكة أرتحششتا وعلى بنيه.</w:t>
       </w:r>
       <w:r>
         <w:rPr>
-          <w:lang w:val="ar_AE" w:bidi="ar_AE"/>
-        </w:rPr>
-      </w:r>
-      <w:r>
-        <w:rPr>
-          <w:lang w:val="ar_AE" w:bidi="ar_AE"/>
-        </w:rPr>
-      </w:r>
-    </w:p>
-    <w:p>
-      <w:pPr>
-        <w:bidi/>
-      </w:pPr>
-      <w:r>
-        <w:rPr>
+          <w:rtl/>
+          <w:cs/>
+          <w:lang w:val="ar_AE" w:bidi="ar_AE"/>
+        </w:rPr>
+      </w:r>
+      <w:r>
+        <w:rPr>
+          <w:rtl/>
+          <w:cs/>
+          <w:lang w:val="ar_AE" w:bidi="ar_AE"/>
+        </w:rPr>
+      </w:r>
+    </w:p>
+    <w:p>
+      <w:pPr>
+        <w:bidi/>
+      </w:pPr>
+      <w:r>
+        <w:rPr>
+          <w:rtl/>
+          <w:cs/>
           <w:lang w:val="ar_AE" w:bidi="ar_AE"/>
         </w:rPr>
       </w:r>
@@ -3950,28 +4976,36 @@
       </w:pPr>
       <w:r>
         <w:rPr>
+          <w:rtl/>
+          <w:cs/>
           <w:lang w:val="ar_AE" w:bidi="ar_AE"/>
         </w:rPr>
         <w:t>عزرا 7: 26</w:t>
       </w:r>
       <w:r>
         <w:rPr>
-          <w:lang w:val="ar_AE" w:bidi="ar_AE"/>
-        </w:rPr>
-      </w:r>
-    </w:p>
-    <w:p>
-      <w:pPr>
-        <w:bidi/>
-      </w:pPr>
-      <w:r>
-        <w:rPr>
+          <w:rtl/>
+          <w:cs/>
+          <w:lang w:val="ar_AE" w:bidi="ar_AE"/>
+        </w:rPr>
+      </w:r>
+    </w:p>
+    <w:p>
+      <w:pPr>
+        <w:bidi/>
+      </w:pPr>
+      <w:r>
+        <w:rPr>
+          <w:rtl/>
+          <w:cs/>
           <w:lang w:val="ar_AE" w:bidi="ar_AE"/>
         </w:rPr>
       </w:r>
       <w:r>
         <w:rPr>
           <w:b/>
+          <w:rtl/>
+          <w:cs/>
           <w:lang w:val="ar_AE" w:bidi="ar_AE"/>
         </w:rPr>
         <w:t>ما الذي أمر الملك أرتحششتا بأن يُعمَل لكلِّ من لا ينفِّذ شريعة إله عزرا وشريعة الملك؟</w:t>
@@ -3983,44 +5017,58 @@
       </w:pPr>
       <w:r>
         <w:rPr>
-          <w:lang w:val="ar_AE" w:bidi="ar_AE"/>
-        </w:rPr>
-      </w:r>
-      <w:r>
-        <w:rPr>
+          <w:rtl/>
+          <w:cs/>
+          <w:lang w:val="ar_AE" w:bidi="ar_AE"/>
+        </w:rPr>
+      </w:r>
+      <w:r>
+        <w:rPr>
+          <w:rtl/>
+          <w:cs/>
           <w:lang w:val="ar_AE" w:bidi="ar_AE"/>
         </w:rPr>
         <w:t xml:space="preserve">قضى أرتحششتا بالمعاقبة العاجلة لكلِّ من لا يعمل شريعة إله عزرا وشريعة الملك، </w:t>
       </w:r>
       <w:r>
         <w:rPr>
+          <w:rtl/>
+          <w:cs/>
           <w:lang w:val="ar_AE" w:bidi="ar_AE"/>
         </w:rPr>
         <w:t>إِمَّا بِٱلْمَوْتِ أَوْ بِٱلنَّفْيِ أَوْ بِغَرَامَةِ ٱلْمَالِ أَوْ بِٱلْحَبْسِ</w:t>
       </w:r>
       <w:r>
         <w:rPr>
+          <w:rtl/>
+          <w:cs/>
           <w:lang w:val="ar_AE" w:bidi="ar_AE"/>
         </w:rPr>
         <w:t>.</w:t>
       </w:r>
       <w:r>
         <w:rPr>
-          <w:lang w:val="ar_AE" w:bidi="ar_AE"/>
-        </w:rPr>
-      </w:r>
-      <w:r>
-        <w:rPr>
-          <w:lang w:val="ar_AE" w:bidi="ar_AE"/>
-        </w:rPr>
-      </w:r>
-    </w:p>
-    <w:p>
-      <w:pPr>
-        <w:bidi/>
-      </w:pPr>
-      <w:r>
-        <w:rPr>
+          <w:rtl/>
+          <w:cs/>
+          <w:lang w:val="ar_AE" w:bidi="ar_AE"/>
+        </w:rPr>
+      </w:r>
+      <w:r>
+        <w:rPr>
+          <w:rtl/>
+          <w:cs/>
+          <w:lang w:val="ar_AE" w:bidi="ar_AE"/>
+        </w:rPr>
+      </w:r>
+    </w:p>
+    <w:p>
+      <w:pPr>
+        <w:bidi/>
+      </w:pPr>
+      <w:r>
+        <w:rPr>
+          <w:rtl/>
+          <w:cs/>
           <w:lang w:val="ar_AE" w:bidi="ar_AE"/>
         </w:rPr>
       </w:r>
@@ -4032,28 +5080,36 @@
       </w:pPr>
       <w:r>
         <w:rPr>
+          <w:rtl/>
+          <w:cs/>
           <w:lang w:val="ar_AE" w:bidi="ar_AE"/>
         </w:rPr>
         <w:t>عزرا 7: 28</w:t>
       </w:r>
       <w:r>
         <w:rPr>
-          <w:lang w:val="ar_AE" w:bidi="ar_AE"/>
-        </w:rPr>
-      </w:r>
-    </w:p>
-    <w:p>
-      <w:pPr>
-        <w:bidi/>
-      </w:pPr>
-      <w:r>
-        <w:rPr>
+          <w:rtl/>
+          <w:cs/>
+          <w:lang w:val="ar_AE" w:bidi="ar_AE"/>
+        </w:rPr>
+      </w:r>
+    </w:p>
+    <w:p>
+      <w:pPr>
+        <w:bidi/>
+      </w:pPr>
+      <w:r>
+        <w:rPr>
+          <w:rtl/>
+          <w:cs/>
           <w:lang w:val="ar_AE" w:bidi="ar_AE"/>
         </w:rPr>
       </w:r>
       <w:r>
         <w:rPr>
           <w:b/>
+          <w:rtl/>
+          <w:cs/>
           <w:lang w:val="ar_AE" w:bidi="ar_AE"/>
         </w:rPr>
         <w:t>ما الذي شدَّد عزرا؟</w:t>
@@ -4065,32 +5121,42 @@
       </w:pPr>
       <w:r>
         <w:rPr>
-          <w:lang w:val="ar_AE" w:bidi="ar_AE"/>
-        </w:rPr>
-      </w:r>
-      <w:r>
-        <w:rPr>
+          <w:rtl/>
+          <w:cs/>
+          <w:lang w:val="ar_AE" w:bidi="ar_AE"/>
+        </w:rPr>
+      </w:r>
+      <w:r>
+        <w:rPr>
+          <w:rtl/>
+          <w:cs/>
           <w:lang w:val="ar_AE" w:bidi="ar_AE"/>
         </w:rPr>
         <w:t>تشدَّد عزرا لأنه أدرك أن يد الرب إلهه كانت عليه لإعانته.</w:t>
       </w:r>
       <w:r>
         <w:rPr>
-          <w:lang w:val="ar_AE" w:bidi="ar_AE"/>
-        </w:rPr>
-      </w:r>
-      <w:r>
-        <w:rPr>
-          <w:lang w:val="ar_AE" w:bidi="ar_AE"/>
-        </w:rPr>
-      </w:r>
-    </w:p>
-    <w:p>
-      <w:pPr>
-        <w:bidi/>
-      </w:pPr>
-      <w:r>
-        <w:rPr>
+          <w:rtl/>
+          <w:cs/>
+          <w:lang w:val="ar_AE" w:bidi="ar_AE"/>
+        </w:rPr>
+      </w:r>
+      <w:r>
+        <w:rPr>
+          <w:rtl/>
+          <w:cs/>
+          <w:lang w:val="ar_AE" w:bidi="ar_AE"/>
+        </w:rPr>
+      </w:r>
+    </w:p>
+    <w:p>
+      <w:pPr>
+        <w:bidi/>
+      </w:pPr>
+      <w:r>
+        <w:rPr>
+          <w:rtl/>
+          <w:cs/>
           <w:lang w:val="ar_AE" w:bidi="ar_AE"/>
         </w:rPr>
       </w:r>
@@ -4102,28 +5168,36 @@
       </w:pPr>
       <w:r>
         <w:rPr>
+          <w:rtl/>
+          <w:cs/>
           <w:lang w:val="ar_AE" w:bidi="ar_AE"/>
         </w:rPr>
         <w:t>عزرا 8: 15</w:t>
       </w:r>
       <w:r>
         <w:rPr>
-          <w:lang w:val="ar_AE" w:bidi="ar_AE"/>
-        </w:rPr>
-      </w:r>
-    </w:p>
-    <w:p>
-      <w:pPr>
-        <w:bidi/>
-      </w:pPr>
-      <w:r>
-        <w:rPr>
+          <w:rtl/>
+          <w:cs/>
+          <w:lang w:val="ar_AE" w:bidi="ar_AE"/>
+        </w:rPr>
+      </w:r>
+    </w:p>
+    <w:p>
+      <w:pPr>
+        <w:bidi/>
+      </w:pPr>
+      <w:r>
+        <w:rPr>
+          <w:rtl/>
+          <w:cs/>
           <w:lang w:val="ar_AE" w:bidi="ar_AE"/>
         </w:rPr>
       </w:r>
       <w:r>
         <w:rPr>
           <w:b/>
+          <w:rtl/>
+          <w:cs/>
           <w:lang w:val="ar_AE" w:bidi="ar_AE"/>
         </w:rPr>
         <w:t>عندما تأمَّل عزرا الشعب والكهنة عند النهر الجاري إلى أهوا، ما الذي لم يجده؟</w:t>
@@ -4135,32 +5209,42 @@
       </w:pPr>
       <w:r>
         <w:rPr>
-          <w:lang w:val="ar_AE" w:bidi="ar_AE"/>
-        </w:rPr>
-      </w:r>
-      <w:r>
-        <w:rPr>
+          <w:rtl/>
+          <w:cs/>
+          <w:lang w:val="ar_AE" w:bidi="ar_AE"/>
+        </w:rPr>
+      </w:r>
+      <w:r>
+        <w:rPr>
+          <w:rtl/>
+          <w:cs/>
           <w:lang w:val="ar_AE" w:bidi="ar_AE"/>
         </w:rPr>
         <w:t>عندما تأمَّل عزرا الشعب والكهنة عند النهر الجاري إلى أهوا، لم يجد أحدًا من اللاويين هناك.</w:t>
       </w:r>
       <w:r>
         <w:rPr>
-          <w:lang w:val="ar_AE" w:bidi="ar_AE"/>
-        </w:rPr>
-      </w:r>
-      <w:r>
-        <w:rPr>
-          <w:lang w:val="ar_AE" w:bidi="ar_AE"/>
-        </w:rPr>
-      </w:r>
-    </w:p>
-    <w:p>
-      <w:pPr>
-        <w:bidi/>
-      </w:pPr>
-      <w:r>
-        <w:rPr>
+          <w:rtl/>
+          <w:cs/>
+          <w:lang w:val="ar_AE" w:bidi="ar_AE"/>
+        </w:rPr>
+      </w:r>
+      <w:r>
+        <w:rPr>
+          <w:rtl/>
+          <w:cs/>
+          <w:lang w:val="ar_AE" w:bidi="ar_AE"/>
+        </w:rPr>
+      </w:r>
+    </w:p>
+    <w:p>
+      <w:pPr>
+        <w:bidi/>
+      </w:pPr>
+      <w:r>
+        <w:rPr>
+          <w:rtl/>
+          <w:cs/>
           <w:lang w:val="ar_AE" w:bidi="ar_AE"/>
         </w:rPr>
       </w:r>
@@ -4172,28 +5256,36 @@
       </w:pPr>
       <w:r>
         <w:rPr>
+          <w:rtl/>
+          <w:cs/>
           <w:lang w:val="ar_AE" w:bidi="ar_AE"/>
         </w:rPr>
         <w:t>عزرا 8: 17</w:t>
       </w:r>
       <w:r>
         <w:rPr>
-          <w:lang w:val="ar_AE" w:bidi="ar_AE"/>
-        </w:rPr>
-      </w:r>
-    </w:p>
-    <w:p>
-      <w:pPr>
-        <w:bidi/>
-      </w:pPr>
-      <w:r>
-        <w:rPr>
+          <w:rtl/>
+          <w:cs/>
+          <w:lang w:val="ar_AE" w:bidi="ar_AE"/>
+        </w:rPr>
+      </w:r>
+    </w:p>
+    <w:p>
+      <w:pPr>
+        <w:bidi/>
+      </w:pPr>
+      <w:r>
+        <w:rPr>
+          <w:rtl/>
+          <w:cs/>
           <w:lang w:val="ar_AE" w:bidi="ar_AE"/>
         </w:rPr>
       </w:r>
       <w:r>
         <w:rPr>
           <w:b/>
+          <w:rtl/>
+          <w:cs/>
           <w:lang w:val="ar_AE" w:bidi="ar_AE"/>
         </w:rPr>
         <w:t xml:space="preserve">لماذا أرسل عزرا رجالًا إلى </w:t>
@@ -4201,6 +5293,8 @@
       <w:r>
         <w:rPr>
           <w:b/>
+          <w:rtl/>
+          <w:cs/>
           <w:lang w:val="ar_AE" w:bidi="ar_AE"/>
         </w:rPr>
         <w:t>إِدُّوَ وإخوته</w:t>
@@ -4208,6 +5302,8 @@
       <w:r>
         <w:rPr>
           <w:b/>
+          <w:rtl/>
+          <w:cs/>
           <w:lang w:val="ar_AE" w:bidi="ar_AE"/>
         </w:rPr>
         <w:t>؟</w:t>
@@ -4219,32 +5315,42 @@
       </w:pPr>
       <w:r>
         <w:rPr>
-          <w:lang w:val="ar_AE" w:bidi="ar_AE"/>
-        </w:rPr>
-      </w:r>
-      <w:r>
-        <w:rPr>
+          <w:rtl/>
+          <w:cs/>
+          <w:lang w:val="ar_AE" w:bidi="ar_AE"/>
+        </w:rPr>
+      </w:r>
+      <w:r>
+        <w:rPr>
+          <w:rtl/>
+          <w:cs/>
           <w:lang w:val="ar_AE" w:bidi="ar_AE"/>
         </w:rPr>
         <w:t>أرسل عزرا رجالاً إلى إِدُّوَ وإخوته لأنه أراد من إدو وإخوته أن يرسلوا إليه لاويين ليخدموا في بيت الله.</w:t>
       </w:r>
       <w:r>
         <w:rPr>
-          <w:lang w:val="ar_AE" w:bidi="ar_AE"/>
-        </w:rPr>
-      </w:r>
-      <w:r>
-        <w:rPr>
-          <w:lang w:val="ar_AE" w:bidi="ar_AE"/>
-        </w:rPr>
-      </w:r>
-    </w:p>
-    <w:p>
-      <w:pPr>
-        <w:bidi/>
-      </w:pPr>
-      <w:r>
-        <w:rPr>
+          <w:rtl/>
+          <w:cs/>
+          <w:lang w:val="ar_AE" w:bidi="ar_AE"/>
+        </w:rPr>
+      </w:r>
+      <w:r>
+        <w:rPr>
+          <w:rtl/>
+          <w:cs/>
+          <w:lang w:val="ar_AE" w:bidi="ar_AE"/>
+        </w:rPr>
+      </w:r>
+    </w:p>
+    <w:p>
+      <w:pPr>
+        <w:bidi/>
+      </w:pPr>
+      <w:r>
+        <w:rPr>
+          <w:rtl/>
+          <w:cs/>
           <w:lang w:val="ar_AE" w:bidi="ar_AE"/>
         </w:rPr>
       </w:r>
@@ -4256,28 +5362,36 @@
       </w:pPr>
       <w:r>
         <w:rPr>
+          <w:rtl/>
+          <w:cs/>
           <w:lang w:val="ar_AE" w:bidi="ar_AE"/>
         </w:rPr>
         <w:t>عزرا 8: 18</w:t>
       </w:r>
       <w:r>
         <w:rPr>
-          <w:lang w:val="ar_AE" w:bidi="ar_AE"/>
-        </w:rPr>
-      </w:r>
-    </w:p>
-    <w:p>
-      <w:pPr>
-        <w:bidi/>
-      </w:pPr>
-      <w:r>
-        <w:rPr>
+          <w:rtl/>
+          <w:cs/>
+          <w:lang w:val="ar_AE" w:bidi="ar_AE"/>
+        </w:rPr>
+      </w:r>
+    </w:p>
+    <w:p>
+      <w:pPr>
+        <w:bidi/>
+      </w:pPr>
+      <w:r>
+        <w:rPr>
+          <w:rtl/>
+          <w:cs/>
           <w:lang w:val="ar_AE" w:bidi="ar_AE"/>
         </w:rPr>
       </w:r>
       <w:r>
         <w:rPr>
           <w:b/>
+          <w:rtl/>
+          <w:cs/>
           <w:lang w:val="ar_AE" w:bidi="ar_AE"/>
         </w:rPr>
         <w:t xml:space="preserve">كيف وصف عزرا </w:t>
@@ -4285,6 +5399,8 @@
       <w:r>
         <w:rPr>
           <w:b/>
+          <w:rtl/>
+          <w:cs/>
           <w:lang w:val="ar_AE" w:bidi="ar_AE"/>
         </w:rPr>
         <w:t>شَرَبْيَا</w:t>
@@ -4292,6 +5408,8 @@
       <w:r>
         <w:rPr>
           <w:b/>
+          <w:rtl/>
+          <w:cs/>
           <w:lang w:val="ar_AE" w:bidi="ar_AE"/>
         </w:rPr>
         <w:t>؟</w:t>
@@ -4303,32 +5421,42 @@
       </w:pPr>
       <w:r>
         <w:rPr>
-          <w:lang w:val="ar_AE" w:bidi="ar_AE"/>
-        </w:rPr>
-      </w:r>
-      <w:r>
-        <w:rPr>
+          <w:rtl/>
+          <w:cs/>
+          <w:lang w:val="ar_AE" w:bidi="ar_AE"/>
+        </w:rPr>
+      </w:r>
+      <w:r>
+        <w:rPr>
+          <w:rtl/>
+          <w:cs/>
           <w:lang w:val="ar_AE" w:bidi="ar_AE"/>
         </w:rPr>
         <w:t>وصف عزرا شربيا بأنه رجل فطن.</w:t>
       </w:r>
       <w:r>
         <w:rPr>
-          <w:lang w:val="ar_AE" w:bidi="ar_AE"/>
-        </w:rPr>
-      </w:r>
-      <w:r>
-        <w:rPr>
-          <w:lang w:val="ar_AE" w:bidi="ar_AE"/>
-        </w:rPr>
-      </w:r>
-    </w:p>
-    <w:p>
-      <w:pPr>
-        <w:bidi/>
-      </w:pPr>
-      <w:r>
-        <w:rPr>
+          <w:rtl/>
+          <w:cs/>
+          <w:lang w:val="ar_AE" w:bidi="ar_AE"/>
+        </w:rPr>
+      </w:r>
+      <w:r>
+        <w:rPr>
+          <w:rtl/>
+          <w:cs/>
+          <w:lang w:val="ar_AE" w:bidi="ar_AE"/>
+        </w:rPr>
+      </w:r>
+    </w:p>
+    <w:p>
+      <w:pPr>
+        <w:bidi/>
+      </w:pPr>
+      <w:r>
+        <w:rPr>
+          <w:rtl/>
+          <w:cs/>
           <w:lang w:val="ar_AE" w:bidi="ar_AE"/>
         </w:rPr>
       </w:r>
@@ -4340,28 +5468,36 @@
       </w:pPr>
       <w:r>
         <w:rPr>
+          <w:rtl/>
+          <w:cs/>
           <w:lang w:val="ar_AE" w:bidi="ar_AE"/>
         </w:rPr>
         <w:t>عزرا 8: 22</w:t>
       </w:r>
       <w:r>
         <w:rPr>
-          <w:lang w:val="ar_AE" w:bidi="ar_AE"/>
-        </w:rPr>
-      </w:r>
-    </w:p>
-    <w:p>
-      <w:pPr>
-        <w:bidi/>
-      </w:pPr>
-      <w:r>
-        <w:rPr>
+          <w:rtl/>
+          <w:cs/>
+          <w:lang w:val="ar_AE" w:bidi="ar_AE"/>
+        </w:rPr>
+      </w:r>
+    </w:p>
+    <w:p>
+      <w:pPr>
+        <w:bidi/>
+      </w:pPr>
+      <w:r>
+        <w:rPr>
+          <w:rtl/>
+          <w:cs/>
           <w:lang w:val="ar_AE" w:bidi="ar_AE"/>
         </w:rPr>
       </w:r>
       <w:r>
         <w:rPr>
           <w:b/>
+          <w:rtl/>
+          <w:cs/>
           <w:lang w:val="ar_AE" w:bidi="ar_AE"/>
         </w:rPr>
         <w:t>لماذا لم يطلب عزرا من الملك جيشًا أو فرسانًا لحماية اليهود من أعدائهم أثناء ارتحالهم إلى أورشليم؟</w:t>
@@ -4373,32 +5509,42 @@
       </w:pPr>
       <w:r>
         <w:rPr>
-          <w:lang w:val="ar_AE" w:bidi="ar_AE"/>
-        </w:rPr>
-      </w:r>
-      <w:r>
-        <w:rPr>
+          <w:rtl/>
+          <w:cs/>
+          <w:lang w:val="ar_AE" w:bidi="ar_AE"/>
+        </w:rPr>
+      </w:r>
+      <w:r>
+        <w:rPr>
+          <w:rtl/>
+          <w:cs/>
           <w:lang w:val="ar_AE" w:bidi="ar_AE"/>
         </w:rPr>
         <w:t>لم يطلب عزرا من الملك جيشًا أو فرسانًا لحماية اليهود من أعدائهم أثناء ارتحالهم لأنه خجل من أن يطلب ذلك، لأن اليهود كانوا قد أخبروا الملك بأن يد الله هي للخير على كل طالبيه، وصولته وغضبه على كل من يتركه.</w:t>
       </w:r>
       <w:r>
         <w:rPr>
-          <w:lang w:val="ar_AE" w:bidi="ar_AE"/>
-        </w:rPr>
-      </w:r>
-      <w:r>
-        <w:rPr>
-          <w:lang w:val="ar_AE" w:bidi="ar_AE"/>
-        </w:rPr>
-      </w:r>
-    </w:p>
-    <w:p>
-      <w:pPr>
-        <w:bidi/>
-      </w:pPr>
-      <w:r>
-        <w:rPr>
+          <w:rtl/>
+          <w:cs/>
+          <w:lang w:val="ar_AE" w:bidi="ar_AE"/>
+        </w:rPr>
+      </w:r>
+      <w:r>
+        <w:rPr>
+          <w:rtl/>
+          <w:cs/>
+          <w:lang w:val="ar_AE" w:bidi="ar_AE"/>
+        </w:rPr>
+      </w:r>
+    </w:p>
+    <w:p>
+      <w:pPr>
+        <w:bidi/>
+      </w:pPr>
+      <w:r>
+        <w:rPr>
+          <w:rtl/>
+          <w:cs/>
           <w:lang w:val="ar_AE" w:bidi="ar_AE"/>
         </w:rPr>
       </w:r>
@@ -4410,28 +5556,36 @@
       </w:pPr>
       <w:r>
         <w:rPr>
+          <w:rtl/>
+          <w:cs/>
           <w:lang w:val="ar_AE" w:bidi="ar_AE"/>
         </w:rPr>
         <w:t>عزرا 8: 29</w:t>
       </w:r>
       <w:r>
         <w:rPr>
-          <w:lang w:val="ar_AE" w:bidi="ar_AE"/>
-        </w:rPr>
-      </w:r>
-    </w:p>
-    <w:p>
-      <w:pPr>
-        <w:bidi/>
-      </w:pPr>
-      <w:r>
-        <w:rPr>
+          <w:rtl/>
+          <w:cs/>
+          <w:lang w:val="ar_AE" w:bidi="ar_AE"/>
+        </w:rPr>
+      </w:r>
+    </w:p>
+    <w:p>
+      <w:pPr>
+        <w:bidi/>
+      </w:pPr>
+      <w:r>
+        <w:rPr>
+          <w:rtl/>
+          <w:cs/>
           <w:lang w:val="ar_AE" w:bidi="ar_AE"/>
         </w:rPr>
       </w:r>
       <w:r>
         <w:rPr>
           <w:b/>
+          <w:rtl/>
+          <w:cs/>
           <w:lang w:val="ar_AE" w:bidi="ar_AE"/>
         </w:rPr>
         <w:t>إلى متى كان على الرجال الاثني عشر أن يسهروا ويحفظوا الذهب والفضة؟</w:t>
@@ -4443,44 +5597,58 @@
       </w:pPr>
       <w:r>
         <w:rPr>
-          <w:lang w:val="ar_AE" w:bidi="ar_AE"/>
-        </w:rPr>
-      </w:r>
-      <w:r>
-        <w:rPr>
+          <w:rtl/>
+          <w:cs/>
+          <w:lang w:val="ar_AE" w:bidi="ar_AE"/>
+        </w:rPr>
+      </w:r>
+      <w:r>
+        <w:rPr>
+          <w:rtl/>
+          <w:cs/>
           <w:lang w:val="ar_AE" w:bidi="ar_AE"/>
         </w:rPr>
         <w:t xml:space="preserve">كان على الرجال الاثني عشر أن يسهروا ويحفظوا الذهب والفضة إلى أن توزَن </w:t>
       </w:r>
       <w:r>
         <w:rPr>
+          <w:rtl/>
+          <w:cs/>
           <w:lang w:val="ar_AE" w:bidi="ar_AE"/>
         </w:rPr>
         <w:t>أَمَامَ رُؤَسَاءِ ٱلْكَهَنَةِ وَٱللَّاوِيِّينَ وَرُؤَسَاءِ آبَاءِ إِسْرَائِيلَ فِي أُورُشَلِيمَ، فِي مَخَادِعِ بَيْتِ ٱلرَّبِّ</w:t>
       </w:r>
       <w:r>
         <w:rPr>
+          <w:rtl/>
+          <w:cs/>
           <w:lang w:val="ar_AE" w:bidi="ar_AE"/>
         </w:rPr>
         <w:t>.</w:t>
       </w:r>
       <w:r>
         <w:rPr>
-          <w:lang w:val="ar_AE" w:bidi="ar_AE"/>
-        </w:rPr>
-      </w:r>
-      <w:r>
-        <w:rPr>
-          <w:lang w:val="ar_AE" w:bidi="ar_AE"/>
-        </w:rPr>
-      </w:r>
-    </w:p>
-    <w:p>
-      <w:pPr>
-        <w:bidi/>
-      </w:pPr>
-      <w:r>
-        <w:rPr>
+          <w:rtl/>
+          <w:cs/>
+          <w:lang w:val="ar_AE" w:bidi="ar_AE"/>
+        </w:rPr>
+      </w:r>
+      <w:r>
+        <w:rPr>
+          <w:rtl/>
+          <w:cs/>
+          <w:lang w:val="ar_AE" w:bidi="ar_AE"/>
+        </w:rPr>
+      </w:r>
+    </w:p>
+    <w:p>
+      <w:pPr>
+        <w:bidi/>
+      </w:pPr>
+      <w:r>
+        <w:rPr>
+          <w:rtl/>
+          <w:cs/>
           <w:lang w:val="ar_AE" w:bidi="ar_AE"/>
         </w:rPr>
       </w:r>
@@ -4492,28 +5660,36 @@
       </w:pPr>
       <w:r>
         <w:rPr>
+          <w:rtl/>
+          <w:cs/>
           <w:lang w:val="ar_AE" w:bidi="ar_AE"/>
         </w:rPr>
         <w:t>عزرا 8: 31</w:t>
       </w:r>
       <w:r>
         <w:rPr>
-          <w:lang w:val="ar_AE" w:bidi="ar_AE"/>
-        </w:rPr>
-      </w:r>
-    </w:p>
-    <w:p>
-      <w:pPr>
-        <w:bidi/>
-      </w:pPr>
-      <w:r>
-        <w:rPr>
+          <w:rtl/>
+          <w:cs/>
+          <w:lang w:val="ar_AE" w:bidi="ar_AE"/>
+        </w:rPr>
+      </w:r>
+    </w:p>
+    <w:p>
+      <w:pPr>
+        <w:bidi/>
+      </w:pPr>
+      <w:r>
+        <w:rPr>
+          <w:rtl/>
+          <w:cs/>
           <w:lang w:val="ar_AE" w:bidi="ar_AE"/>
         </w:rPr>
       </w:r>
       <w:r>
         <w:rPr>
           <w:b/>
+          <w:rtl/>
+          <w:cs/>
           <w:lang w:val="ar_AE" w:bidi="ar_AE"/>
         </w:rPr>
         <w:t>بحسب عزرا، كيف كانت يد الله عليه وعلى بقية اليهود أثناء ارتحالهم إلى أورشليم؟</w:t>
@@ -4525,32 +5701,42 @@
       </w:pPr>
       <w:r>
         <w:rPr>
-          <w:lang w:val="ar_AE" w:bidi="ar_AE"/>
-        </w:rPr>
-      </w:r>
-      <w:r>
-        <w:rPr>
+          <w:rtl/>
+          <w:cs/>
+          <w:lang w:val="ar_AE" w:bidi="ar_AE"/>
+        </w:rPr>
+      </w:r>
+      <w:r>
+        <w:rPr>
+          <w:rtl/>
+          <w:cs/>
           <w:lang w:val="ar_AE" w:bidi="ar_AE"/>
         </w:rPr>
         <w:t>قال عزرا إن يد الله كانت عليه وعلى رفقائه من اليهود لأنه أنقذهم من يد أعدائهم ومن الكمائن أثناء ارتحالهم إلى أورشليم.</w:t>
       </w:r>
       <w:r>
         <w:rPr>
-          <w:lang w:val="ar_AE" w:bidi="ar_AE"/>
-        </w:rPr>
-      </w:r>
-      <w:r>
-        <w:rPr>
-          <w:lang w:val="ar_AE" w:bidi="ar_AE"/>
-        </w:rPr>
-      </w:r>
-    </w:p>
-    <w:p>
-      <w:pPr>
-        <w:bidi/>
-      </w:pPr>
-      <w:r>
-        <w:rPr>
+          <w:rtl/>
+          <w:cs/>
+          <w:lang w:val="ar_AE" w:bidi="ar_AE"/>
+        </w:rPr>
+      </w:r>
+      <w:r>
+        <w:rPr>
+          <w:rtl/>
+          <w:cs/>
+          <w:lang w:val="ar_AE" w:bidi="ar_AE"/>
+        </w:rPr>
+      </w:r>
+    </w:p>
+    <w:p>
+      <w:pPr>
+        <w:bidi/>
+      </w:pPr>
+      <w:r>
+        <w:rPr>
+          <w:rtl/>
+          <w:cs/>
           <w:lang w:val="ar_AE" w:bidi="ar_AE"/>
         </w:rPr>
       </w:r>
@@ -4562,28 +5748,36 @@
       </w:pPr>
       <w:r>
         <w:rPr>
+          <w:rtl/>
+          <w:cs/>
           <w:lang w:val="ar_AE" w:bidi="ar_AE"/>
         </w:rPr>
         <w:t>عزرا 8: 36</w:t>
       </w:r>
       <w:r>
         <w:rPr>
-          <w:lang w:val="ar_AE" w:bidi="ar_AE"/>
-        </w:rPr>
-      </w:r>
-    </w:p>
-    <w:p>
-      <w:pPr>
-        <w:bidi/>
-      </w:pPr>
-      <w:r>
-        <w:rPr>
+          <w:rtl/>
+          <w:cs/>
+          <w:lang w:val="ar_AE" w:bidi="ar_AE"/>
+        </w:rPr>
+      </w:r>
+    </w:p>
+    <w:p>
+      <w:pPr>
+        <w:bidi/>
+      </w:pPr>
+      <w:r>
+        <w:rPr>
+          <w:rtl/>
+          <w:cs/>
           <w:lang w:val="ar_AE" w:bidi="ar_AE"/>
         </w:rPr>
       </w:r>
       <w:r>
         <w:rPr>
           <w:b/>
+          <w:rtl/>
+          <w:cs/>
           <w:lang w:val="ar_AE" w:bidi="ar_AE"/>
         </w:rPr>
         <w:t>لمن أعطيت أوامر الملك؟</w:t>
@@ -4595,44 +5789,58 @@
       </w:pPr>
       <w:r>
         <w:rPr>
-          <w:lang w:val="ar_AE" w:bidi="ar_AE"/>
-        </w:rPr>
-      </w:r>
-      <w:r>
-        <w:rPr>
+          <w:rtl/>
+          <w:cs/>
+          <w:lang w:val="ar_AE" w:bidi="ar_AE"/>
+        </w:rPr>
+      </w:r>
+      <w:r>
+        <w:rPr>
+          <w:rtl/>
+          <w:cs/>
           <w:lang w:val="ar_AE" w:bidi="ar_AE"/>
         </w:rPr>
         <w:t xml:space="preserve">أعطيت أوامر الملك </w:t>
       </w:r>
       <w:r>
         <w:rPr>
+          <w:rtl/>
+          <w:cs/>
           <w:lang w:val="ar_AE" w:bidi="ar_AE"/>
         </w:rPr>
         <w:t>لِمَرَازِبَةِ ٱلْمَلِكِ وَوُلَاةِ عَبْرِ ٱلنَّهْرِ</w:t>
       </w:r>
       <w:r>
         <w:rPr>
+          <w:rtl/>
+          <w:cs/>
           <w:lang w:val="ar_AE" w:bidi="ar_AE"/>
         </w:rPr>
         <w:t>.</w:t>
       </w:r>
       <w:r>
         <w:rPr>
-          <w:lang w:val="ar_AE" w:bidi="ar_AE"/>
-        </w:rPr>
-      </w:r>
-      <w:r>
-        <w:rPr>
-          <w:lang w:val="ar_AE" w:bidi="ar_AE"/>
-        </w:rPr>
-      </w:r>
-    </w:p>
-    <w:p>
-      <w:pPr>
-        <w:bidi/>
-      </w:pPr>
-      <w:r>
-        <w:rPr>
+          <w:rtl/>
+          <w:cs/>
+          <w:lang w:val="ar_AE" w:bidi="ar_AE"/>
+        </w:rPr>
+      </w:r>
+      <w:r>
+        <w:rPr>
+          <w:rtl/>
+          <w:cs/>
+          <w:lang w:val="ar_AE" w:bidi="ar_AE"/>
+        </w:rPr>
+      </w:r>
+    </w:p>
+    <w:p>
+      <w:pPr>
+        <w:bidi/>
+      </w:pPr>
+      <w:r>
+        <w:rPr>
+          <w:rtl/>
+          <w:cs/>
           <w:lang w:val="ar_AE" w:bidi="ar_AE"/>
         </w:rPr>
       </w:r>
@@ -4644,28 +5852,36 @@
       </w:pPr>
       <w:r>
         <w:rPr>
+          <w:rtl/>
+          <w:cs/>
           <w:lang w:val="ar_AE" w:bidi="ar_AE"/>
         </w:rPr>
         <w:t>عزرا 9: 2</w:t>
       </w:r>
       <w:r>
         <w:rPr>
-          <w:lang w:val="ar_AE" w:bidi="ar_AE"/>
-        </w:rPr>
-      </w:r>
-    </w:p>
-    <w:p>
-      <w:pPr>
-        <w:bidi/>
-      </w:pPr>
-      <w:r>
-        <w:rPr>
+          <w:rtl/>
+          <w:cs/>
+          <w:lang w:val="ar_AE" w:bidi="ar_AE"/>
+        </w:rPr>
+      </w:r>
+    </w:p>
+    <w:p>
+      <w:pPr>
+        <w:bidi/>
+      </w:pPr>
+      <w:r>
+        <w:rPr>
+          <w:rtl/>
+          <w:cs/>
           <w:lang w:val="ar_AE" w:bidi="ar_AE"/>
         </w:rPr>
       </w:r>
       <w:r>
         <w:rPr>
           <w:b/>
+          <w:rtl/>
+          <w:cs/>
           <w:lang w:val="ar_AE" w:bidi="ar_AE"/>
         </w:rPr>
         <w:t>كيف لم ينفصل شعب إسرائيل عن شعوب الأراضي الأخرى؟</w:t>
@@ -4677,44 +5893,58 @@
       </w:pPr>
       <w:r>
         <w:rPr>
-          <w:lang w:val="ar_AE" w:bidi="ar_AE"/>
-        </w:rPr>
-      </w:r>
-      <w:r>
-        <w:rPr>
+          <w:rtl/>
+          <w:cs/>
+          <w:lang w:val="ar_AE" w:bidi="ar_AE"/>
+        </w:rPr>
+      </w:r>
+      <w:r>
+        <w:rPr>
+          <w:rtl/>
+          <w:cs/>
           <w:lang w:val="ar_AE" w:bidi="ar_AE"/>
         </w:rPr>
         <w:t xml:space="preserve">لم ينفصل شعب إسرائيل عن شعوب الأراضي الأخرى </w:t>
       </w:r>
       <w:r>
         <w:rPr>
+          <w:rtl/>
+          <w:cs/>
           <w:lang w:val="ar_AE" w:bidi="ar_AE"/>
         </w:rPr>
         <w:t>لِأَنَّهُمُ ٱتَّخَذُوا مِنْ بَنَاتِهِمْ لِأَنْفُسِهِمْ وَلِبَنِيهِمْ</w:t>
       </w:r>
       <w:r>
         <w:rPr>
+          <w:rtl/>
+          <w:cs/>
           <w:lang w:val="ar_AE" w:bidi="ar_AE"/>
         </w:rPr>
         <w:t>.</w:t>
       </w:r>
       <w:r>
         <w:rPr>
-          <w:lang w:val="ar_AE" w:bidi="ar_AE"/>
-        </w:rPr>
-      </w:r>
-      <w:r>
-        <w:rPr>
-          <w:lang w:val="ar_AE" w:bidi="ar_AE"/>
-        </w:rPr>
-      </w:r>
-    </w:p>
-    <w:p>
-      <w:pPr>
-        <w:bidi/>
-      </w:pPr>
-      <w:r>
-        <w:rPr>
+          <w:rtl/>
+          <w:cs/>
+          <w:lang w:val="ar_AE" w:bidi="ar_AE"/>
+        </w:rPr>
+      </w:r>
+      <w:r>
+        <w:rPr>
+          <w:rtl/>
+          <w:cs/>
+          <w:lang w:val="ar_AE" w:bidi="ar_AE"/>
+        </w:rPr>
+      </w:r>
+    </w:p>
+    <w:p>
+      <w:pPr>
+        <w:bidi/>
+      </w:pPr>
+      <w:r>
+        <w:rPr>
+          <w:rtl/>
+          <w:cs/>
           <w:lang w:val="ar_AE" w:bidi="ar_AE"/>
         </w:rPr>
       </w:r>
@@ -4726,28 +5956,36 @@
       </w:pPr>
       <w:r>
         <w:rPr>
+          <w:rtl/>
+          <w:cs/>
           <w:lang w:val="ar_AE" w:bidi="ar_AE"/>
         </w:rPr>
         <w:t>عزرا 9: 3</w:t>
       </w:r>
       <w:r>
         <w:rPr>
-          <w:lang w:val="ar_AE" w:bidi="ar_AE"/>
-        </w:rPr>
-      </w:r>
-    </w:p>
-    <w:p>
-      <w:pPr>
-        <w:bidi/>
-      </w:pPr>
-      <w:r>
-        <w:rPr>
+          <w:rtl/>
+          <w:cs/>
+          <w:lang w:val="ar_AE" w:bidi="ar_AE"/>
+        </w:rPr>
+      </w:r>
+    </w:p>
+    <w:p>
+      <w:pPr>
+        <w:bidi/>
+      </w:pPr>
+      <w:r>
+        <w:rPr>
+          <w:rtl/>
+          <w:cs/>
           <w:lang w:val="ar_AE" w:bidi="ar_AE"/>
         </w:rPr>
       </w:r>
       <w:r>
         <w:rPr>
           <w:b/>
+          <w:rtl/>
+          <w:cs/>
           <w:lang w:val="ar_AE" w:bidi="ar_AE"/>
         </w:rPr>
         <w:t>كيف كان رد فعل عزرا تجاه خيانة الشعب؟</w:t>
@@ -4759,32 +5997,42 @@
       </w:pPr>
       <w:r>
         <w:rPr>
-          <w:lang w:val="ar_AE" w:bidi="ar_AE"/>
-        </w:rPr>
-      </w:r>
-      <w:r>
-        <w:rPr>
+          <w:rtl/>
+          <w:cs/>
+          <w:lang w:val="ar_AE" w:bidi="ar_AE"/>
+        </w:rPr>
+      </w:r>
+      <w:r>
+        <w:rPr>
+          <w:rtl/>
+          <w:cs/>
           <w:lang w:val="ar_AE" w:bidi="ar_AE"/>
         </w:rPr>
         <w:t>مزق عزرا ثيابه ورداءه، ونتف شعر رأسه وذقنه، وجلس متحيرًا.</w:t>
       </w:r>
       <w:r>
         <w:rPr>
-          <w:lang w:val="ar_AE" w:bidi="ar_AE"/>
-        </w:rPr>
-      </w:r>
-      <w:r>
-        <w:rPr>
-          <w:lang w:val="ar_AE" w:bidi="ar_AE"/>
-        </w:rPr>
-      </w:r>
-    </w:p>
-    <w:p>
-      <w:pPr>
-        <w:bidi/>
-      </w:pPr>
-      <w:r>
-        <w:rPr>
+          <w:rtl/>
+          <w:cs/>
+          <w:lang w:val="ar_AE" w:bidi="ar_AE"/>
+        </w:rPr>
+      </w:r>
+      <w:r>
+        <w:rPr>
+          <w:rtl/>
+          <w:cs/>
+          <w:lang w:val="ar_AE" w:bidi="ar_AE"/>
+        </w:rPr>
+      </w:r>
+    </w:p>
+    <w:p>
+      <w:pPr>
+        <w:bidi/>
+      </w:pPr>
+      <w:r>
+        <w:rPr>
+          <w:rtl/>
+          <w:cs/>
           <w:lang w:val="ar_AE" w:bidi="ar_AE"/>
         </w:rPr>
       </w:r>
@@ -4796,28 +6044,36 @@
       </w:pPr>
       <w:r>
         <w:rPr>
+          <w:rtl/>
+          <w:cs/>
           <w:lang w:val="ar_AE" w:bidi="ar_AE"/>
         </w:rPr>
         <w:t>عزرا 9: 6</w:t>
       </w:r>
       <w:r>
         <w:rPr>
-          <w:lang w:val="ar_AE" w:bidi="ar_AE"/>
-        </w:rPr>
-      </w:r>
-    </w:p>
-    <w:p>
-      <w:pPr>
-        <w:bidi/>
-      </w:pPr>
-      <w:r>
-        <w:rPr>
+          <w:rtl/>
+          <w:cs/>
+          <w:lang w:val="ar_AE" w:bidi="ar_AE"/>
+        </w:rPr>
+      </w:r>
+    </w:p>
+    <w:p>
+      <w:pPr>
+        <w:bidi/>
+      </w:pPr>
+      <w:r>
+        <w:rPr>
+          <w:rtl/>
+          <w:cs/>
           <w:lang w:val="ar_AE" w:bidi="ar_AE"/>
         </w:rPr>
       </w:r>
       <w:r>
         <w:rPr>
           <w:b/>
+          <w:rtl/>
+          <w:cs/>
           <w:lang w:val="ar_AE" w:bidi="ar_AE"/>
         </w:rPr>
         <w:t>لماذا شعر عزرا بالخجل والخزي لدرجة أنه لم يستطع أن يرفع وجهه نحو الرب؟</w:t>
@@ -4829,32 +6085,42 @@
       </w:pPr>
       <w:r>
         <w:rPr>
-          <w:lang w:val="ar_AE" w:bidi="ar_AE"/>
-        </w:rPr>
-      </w:r>
-      <w:r>
-        <w:rPr>
+          <w:rtl/>
+          <w:cs/>
+          <w:lang w:val="ar_AE" w:bidi="ar_AE"/>
+        </w:rPr>
+      </w:r>
+      <w:r>
+        <w:rPr>
+          <w:rtl/>
+          <w:cs/>
           <w:lang w:val="ar_AE" w:bidi="ar_AE"/>
         </w:rPr>
         <w:t>شعر عزرا بالخجل والخزي لدرجة أنه لم يستطع أن يرفع وجهه نحو الرب لأن ذنوب وآثام شعبه كانت عظيمة.</w:t>
       </w:r>
       <w:r>
         <w:rPr>
-          <w:lang w:val="ar_AE" w:bidi="ar_AE"/>
-        </w:rPr>
-      </w:r>
-      <w:r>
-        <w:rPr>
-          <w:lang w:val="ar_AE" w:bidi="ar_AE"/>
-        </w:rPr>
-      </w:r>
-    </w:p>
-    <w:p>
-      <w:pPr>
-        <w:bidi/>
-      </w:pPr>
-      <w:r>
-        <w:rPr>
+          <w:rtl/>
+          <w:cs/>
+          <w:lang w:val="ar_AE" w:bidi="ar_AE"/>
+        </w:rPr>
+      </w:r>
+      <w:r>
+        <w:rPr>
+          <w:rtl/>
+          <w:cs/>
+          <w:lang w:val="ar_AE" w:bidi="ar_AE"/>
+        </w:rPr>
+      </w:r>
+    </w:p>
+    <w:p>
+      <w:pPr>
+        <w:bidi/>
+      </w:pPr>
+      <w:r>
+        <w:rPr>
+          <w:rtl/>
+          <w:cs/>
           <w:lang w:val="ar_AE" w:bidi="ar_AE"/>
         </w:rPr>
       </w:r>
@@ -4866,28 +6132,36 @@
       </w:pPr>
       <w:r>
         <w:rPr>
+          <w:rtl/>
+          <w:cs/>
           <w:lang w:val="ar_AE" w:bidi="ar_AE"/>
         </w:rPr>
         <w:t>عزرا 9: 9</w:t>
       </w:r>
       <w:r>
         <w:rPr>
-          <w:lang w:val="ar_AE" w:bidi="ar_AE"/>
-        </w:rPr>
-      </w:r>
-    </w:p>
-    <w:p>
-      <w:pPr>
-        <w:bidi/>
-      </w:pPr>
-      <w:r>
-        <w:rPr>
+          <w:rtl/>
+          <w:cs/>
+          <w:lang w:val="ar_AE" w:bidi="ar_AE"/>
+        </w:rPr>
+      </w:r>
+    </w:p>
+    <w:p>
+      <w:pPr>
+        <w:bidi/>
+      </w:pPr>
+      <w:r>
+        <w:rPr>
+          <w:rtl/>
+          <w:cs/>
           <w:lang w:val="ar_AE" w:bidi="ar_AE"/>
         </w:rPr>
       </w:r>
       <w:r>
         <w:rPr>
           <w:b/>
+          <w:rtl/>
+          <w:cs/>
           <w:lang w:val="ar_AE" w:bidi="ar_AE"/>
         </w:rPr>
         <w:t>ما الذي بسطه الله على الشعب اليهودي في بناء بيت الله؟</w:t>
@@ -4899,32 +6173,42 @@
       </w:pPr>
       <w:r>
         <w:rPr>
-          <w:lang w:val="ar_AE" w:bidi="ar_AE"/>
-        </w:rPr>
-      </w:r>
-      <w:r>
-        <w:rPr>
+          <w:rtl/>
+          <w:cs/>
+          <w:lang w:val="ar_AE" w:bidi="ar_AE"/>
+        </w:rPr>
+      </w:r>
+      <w:r>
+        <w:rPr>
+          <w:rtl/>
+          <w:cs/>
           <w:lang w:val="ar_AE" w:bidi="ar_AE"/>
         </w:rPr>
         <w:t>بسط الله رحمةً على الشعب اليهودي في بنائهم بيته.</w:t>
       </w:r>
       <w:r>
         <w:rPr>
-          <w:lang w:val="ar_AE" w:bidi="ar_AE"/>
-        </w:rPr>
-      </w:r>
-      <w:r>
-        <w:rPr>
-          <w:lang w:val="ar_AE" w:bidi="ar_AE"/>
-        </w:rPr>
-      </w:r>
-    </w:p>
-    <w:p>
-      <w:pPr>
-        <w:bidi/>
-      </w:pPr>
-      <w:r>
-        <w:rPr>
+          <w:rtl/>
+          <w:cs/>
+          <w:lang w:val="ar_AE" w:bidi="ar_AE"/>
+        </w:rPr>
+      </w:r>
+      <w:r>
+        <w:rPr>
+          <w:rtl/>
+          <w:cs/>
+          <w:lang w:val="ar_AE" w:bidi="ar_AE"/>
+        </w:rPr>
+      </w:r>
+    </w:p>
+    <w:p>
+      <w:pPr>
+        <w:bidi/>
+      </w:pPr>
+      <w:r>
+        <w:rPr>
+          <w:rtl/>
+          <w:cs/>
           <w:lang w:val="ar_AE" w:bidi="ar_AE"/>
         </w:rPr>
       </w:r>
@@ -4936,28 +6220,36 @@
       </w:pPr>
       <w:r>
         <w:rPr>
+          <w:rtl/>
+          <w:cs/>
           <w:lang w:val="ar_AE" w:bidi="ar_AE"/>
         </w:rPr>
         <w:t>عزرا 9: 11–12</w:t>
       </w:r>
       <w:r>
         <w:rPr>
-          <w:lang w:val="ar_AE" w:bidi="ar_AE"/>
-        </w:rPr>
-      </w:r>
-    </w:p>
-    <w:p>
-      <w:pPr>
-        <w:bidi/>
-      </w:pPr>
-      <w:r>
-        <w:rPr>
+          <w:rtl/>
+          <w:cs/>
+          <w:lang w:val="ar_AE" w:bidi="ar_AE"/>
+        </w:rPr>
+      </w:r>
+    </w:p>
+    <w:p>
+      <w:pPr>
+        <w:bidi/>
+      </w:pPr>
+      <w:r>
+        <w:rPr>
+          <w:rtl/>
+          <w:cs/>
           <w:lang w:val="ar_AE" w:bidi="ar_AE"/>
         </w:rPr>
       </w:r>
       <w:r>
         <w:rPr>
           <w:b/>
+          <w:rtl/>
+          <w:cs/>
           <w:lang w:val="ar_AE" w:bidi="ar_AE"/>
         </w:rPr>
         <w:t>لماذا لم يشأ الله أن يصاهر بنو إسرائيل شعوب الأرض؟</w:t>
@@ -4969,32 +6261,42 @@
       </w:pPr>
       <w:r>
         <w:rPr>
-          <w:lang w:val="ar_AE" w:bidi="ar_AE"/>
-        </w:rPr>
-      </w:r>
-      <w:r>
-        <w:rPr>
+          <w:rtl/>
+          <w:cs/>
+          <w:lang w:val="ar_AE" w:bidi="ar_AE"/>
+        </w:rPr>
+      </w:r>
+      <w:r>
+        <w:rPr>
+          <w:rtl/>
+          <w:cs/>
           <w:lang w:val="ar_AE" w:bidi="ar_AE"/>
         </w:rPr>
         <w:t>لم يشأ الله أن يصاهر بنو إسرائيل شعوب الأرض لأن هؤلاء قد نجَّسوا الأرض بنجاستهم وملأوها برجاساتهم.</w:t>
       </w:r>
       <w:r>
         <w:rPr>
-          <w:lang w:val="ar_AE" w:bidi="ar_AE"/>
-        </w:rPr>
-      </w:r>
-      <w:r>
-        <w:rPr>
-          <w:lang w:val="ar_AE" w:bidi="ar_AE"/>
-        </w:rPr>
-      </w:r>
-    </w:p>
-    <w:p>
-      <w:pPr>
-        <w:bidi/>
-      </w:pPr>
-      <w:r>
-        <w:rPr>
+          <w:rtl/>
+          <w:cs/>
+          <w:lang w:val="ar_AE" w:bidi="ar_AE"/>
+        </w:rPr>
+      </w:r>
+      <w:r>
+        <w:rPr>
+          <w:rtl/>
+          <w:cs/>
+          <w:lang w:val="ar_AE" w:bidi="ar_AE"/>
+        </w:rPr>
+      </w:r>
+    </w:p>
+    <w:p>
+      <w:pPr>
+        <w:bidi/>
+      </w:pPr>
+      <w:r>
+        <w:rPr>
+          <w:rtl/>
+          <w:cs/>
           <w:lang w:val="ar_AE" w:bidi="ar_AE"/>
         </w:rPr>
       </w:r>
@@ -5006,28 +6308,36 @@
       </w:pPr>
       <w:r>
         <w:rPr>
+          <w:rtl/>
+          <w:cs/>
           <w:lang w:val="ar_AE" w:bidi="ar_AE"/>
         </w:rPr>
         <w:t>عزرا 9: 13</w:t>
       </w:r>
       <w:r>
         <w:rPr>
-          <w:lang w:val="ar_AE" w:bidi="ar_AE"/>
-        </w:rPr>
-      </w:r>
-    </w:p>
-    <w:p>
-      <w:pPr>
-        <w:bidi/>
-      </w:pPr>
-      <w:r>
-        <w:rPr>
+          <w:rtl/>
+          <w:cs/>
+          <w:lang w:val="ar_AE" w:bidi="ar_AE"/>
+        </w:rPr>
+      </w:r>
+    </w:p>
+    <w:p>
+      <w:pPr>
+        <w:bidi/>
+      </w:pPr>
+      <w:r>
+        <w:rPr>
+          <w:rtl/>
+          <w:cs/>
           <w:lang w:val="ar_AE" w:bidi="ar_AE"/>
         </w:rPr>
       </w:r>
       <w:r>
         <w:rPr>
           <w:b/>
+          <w:rtl/>
+          <w:cs/>
           <w:lang w:val="ar_AE" w:bidi="ar_AE"/>
         </w:rPr>
         <w:t>ما الذي أحجم عنه الله؟</w:t>
@@ -5039,32 +6349,42 @@
       </w:pPr>
       <w:r>
         <w:rPr>
-          <w:lang w:val="ar_AE" w:bidi="ar_AE"/>
-        </w:rPr>
-      </w:r>
-      <w:r>
-        <w:rPr>
+          <w:rtl/>
+          <w:cs/>
+          <w:lang w:val="ar_AE" w:bidi="ar_AE"/>
+        </w:rPr>
+      </w:r>
+      <w:r>
+        <w:rPr>
+          <w:rtl/>
+          <w:cs/>
           <w:lang w:val="ar_AE" w:bidi="ar_AE"/>
         </w:rPr>
         <w:t>أحجم الله عن إنزال الدينونة الكاملة التي كانت خطايا الشعب اليهودي تستحقها، وسمح لهم برحمته أن يرجعوا إلى أورشليم ويعيدوا بناء الهيكل.</w:t>
       </w:r>
       <w:r>
         <w:rPr>
-          <w:lang w:val="ar_AE" w:bidi="ar_AE"/>
-        </w:rPr>
-      </w:r>
-      <w:r>
-        <w:rPr>
-          <w:lang w:val="ar_AE" w:bidi="ar_AE"/>
-        </w:rPr>
-      </w:r>
-    </w:p>
-    <w:p>
-      <w:pPr>
-        <w:bidi/>
-      </w:pPr>
-      <w:r>
-        <w:rPr>
+          <w:rtl/>
+          <w:cs/>
+          <w:lang w:val="ar_AE" w:bidi="ar_AE"/>
+        </w:rPr>
+      </w:r>
+      <w:r>
+        <w:rPr>
+          <w:rtl/>
+          <w:cs/>
+          <w:lang w:val="ar_AE" w:bidi="ar_AE"/>
+        </w:rPr>
+      </w:r>
+    </w:p>
+    <w:p>
+      <w:pPr>
+        <w:bidi/>
+      </w:pPr>
+      <w:r>
+        <w:rPr>
+          <w:rtl/>
+          <w:cs/>
           <w:lang w:val="ar_AE" w:bidi="ar_AE"/>
         </w:rPr>
       </w:r>
@@ -5076,28 +6396,36 @@
       </w:pPr>
       <w:r>
         <w:rPr>
+          <w:rtl/>
+          <w:cs/>
           <w:lang w:val="ar_AE" w:bidi="ar_AE"/>
         </w:rPr>
         <w:t>عزرا 10: 1</w:t>
       </w:r>
       <w:r>
         <w:rPr>
-          <w:lang w:val="ar_AE" w:bidi="ar_AE"/>
-        </w:rPr>
-      </w:r>
-    </w:p>
-    <w:p>
-      <w:pPr>
-        <w:bidi/>
-      </w:pPr>
-      <w:r>
-        <w:rPr>
+          <w:rtl/>
+          <w:cs/>
+          <w:lang w:val="ar_AE" w:bidi="ar_AE"/>
+        </w:rPr>
+      </w:r>
+    </w:p>
+    <w:p>
+      <w:pPr>
+        <w:bidi/>
+      </w:pPr>
+      <w:r>
+        <w:rPr>
+          <w:rtl/>
+          <w:cs/>
           <w:lang w:val="ar_AE" w:bidi="ar_AE"/>
         </w:rPr>
       </w:r>
       <w:r>
         <w:rPr>
           <w:b/>
+          <w:rtl/>
+          <w:cs/>
           <w:lang w:val="ar_AE" w:bidi="ar_AE"/>
         </w:rPr>
         <w:t>ماذا فعل عزرا بينما كان يصلِّي ويعترف؟</w:t>
@@ -5109,32 +6437,42 @@
       </w:pPr>
       <w:r>
         <w:rPr>
-          <w:lang w:val="ar_AE" w:bidi="ar_AE"/>
-        </w:rPr>
-      </w:r>
-      <w:r>
-        <w:rPr>
+          <w:rtl/>
+          <w:cs/>
+          <w:lang w:val="ar_AE" w:bidi="ar_AE"/>
+        </w:rPr>
+      </w:r>
+      <w:r>
+        <w:rPr>
+          <w:rtl/>
+          <w:cs/>
           <w:lang w:val="ar_AE" w:bidi="ar_AE"/>
         </w:rPr>
         <w:t>بينما كان عزرا يُصلِّي ويعترف، بكى وطرح نفسه أمام بيت الله.</w:t>
       </w:r>
       <w:r>
         <w:rPr>
-          <w:lang w:val="ar_AE" w:bidi="ar_AE"/>
-        </w:rPr>
-      </w:r>
-      <w:r>
-        <w:rPr>
-          <w:lang w:val="ar_AE" w:bidi="ar_AE"/>
-        </w:rPr>
-      </w:r>
-    </w:p>
-    <w:p>
-      <w:pPr>
-        <w:bidi/>
-      </w:pPr>
-      <w:r>
-        <w:rPr>
+          <w:rtl/>
+          <w:cs/>
+          <w:lang w:val="ar_AE" w:bidi="ar_AE"/>
+        </w:rPr>
+      </w:r>
+      <w:r>
+        <w:rPr>
+          <w:rtl/>
+          <w:cs/>
+          <w:lang w:val="ar_AE" w:bidi="ar_AE"/>
+        </w:rPr>
+      </w:r>
+    </w:p>
+    <w:p>
+      <w:pPr>
+        <w:bidi/>
+      </w:pPr>
+      <w:r>
+        <w:rPr>
+          <w:rtl/>
+          <w:cs/>
           <w:lang w:val="ar_AE" w:bidi="ar_AE"/>
         </w:rPr>
       </w:r>
@@ -5146,28 +6484,36 @@
       </w:pPr>
       <w:r>
         <w:rPr>
+          <w:rtl/>
+          <w:cs/>
           <w:lang w:val="ar_AE" w:bidi="ar_AE"/>
         </w:rPr>
         <w:t>عزرا 10: 3</w:t>
       </w:r>
       <w:r>
         <w:rPr>
-          <w:lang w:val="ar_AE" w:bidi="ar_AE"/>
-        </w:rPr>
-      </w:r>
-    </w:p>
-    <w:p>
-      <w:pPr>
-        <w:bidi/>
-      </w:pPr>
-      <w:r>
-        <w:rPr>
+          <w:rtl/>
+          <w:cs/>
+          <w:lang w:val="ar_AE" w:bidi="ar_AE"/>
+        </w:rPr>
+      </w:r>
+    </w:p>
+    <w:p>
+      <w:pPr>
+        <w:bidi/>
+      </w:pPr>
+      <w:r>
+        <w:rPr>
+          <w:rtl/>
+          <w:cs/>
           <w:lang w:val="ar_AE" w:bidi="ar_AE"/>
         </w:rPr>
       </w:r>
       <w:r>
         <w:rPr>
           <w:b/>
+          <w:rtl/>
+          <w:cs/>
           <w:lang w:val="ar_AE" w:bidi="ar_AE"/>
         </w:rPr>
         <w:t>ما العهد الذي قال شكنيا إنه على بني إسرائيل أن يقطعوه؟</w:t>
@@ -5179,44 +6525,58 @@
       </w:pPr>
       <w:r>
         <w:rPr>
-          <w:lang w:val="ar_AE" w:bidi="ar_AE"/>
-        </w:rPr>
-      </w:r>
-      <w:r>
-        <w:rPr>
+          <w:rtl/>
+          <w:cs/>
+          <w:lang w:val="ar_AE" w:bidi="ar_AE"/>
+        </w:rPr>
+      </w:r>
+      <w:r>
+        <w:rPr>
+          <w:rtl/>
+          <w:cs/>
           <w:lang w:val="ar_AE" w:bidi="ar_AE"/>
         </w:rPr>
         <w:t xml:space="preserve">قال شكنيا إن عليهم أن يقطعوا عهدًا مع الله بأن يُخرِجوا كلَّ النساء الأجنبيات </w:t>
       </w:r>
       <w:r>
         <w:rPr>
+          <w:rtl/>
+          <w:cs/>
           <w:lang w:val="ar_AE" w:bidi="ar_AE"/>
         </w:rPr>
         <w:t>وَٱلَّذِينَ وُلِدُوا مِنْهُنَّ</w:t>
       </w:r>
       <w:r>
         <w:rPr>
+          <w:rtl/>
+          <w:cs/>
           <w:lang w:val="ar_AE" w:bidi="ar_AE"/>
         </w:rPr>
         <w:t>.</w:t>
       </w:r>
       <w:r>
         <w:rPr>
-          <w:lang w:val="ar_AE" w:bidi="ar_AE"/>
-        </w:rPr>
-      </w:r>
-      <w:r>
-        <w:rPr>
-          <w:lang w:val="ar_AE" w:bidi="ar_AE"/>
-        </w:rPr>
-      </w:r>
-    </w:p>
-    <w:p>
-      <w:pPr>
-        <w:bidi/>
-      </w:pPr>
-      <w:r>
-        <w:rPr>
+          <w:rtl/>
+          <w:cs/>
+          <w:lang w:val="ar_AE" w:bidi="ar_AE"/>
+        </w:rPr>
+      </w:r>
+      <w:r>
+        <w:rPr>
+          <w:rtl/>
+          <w:cs/>
+          <w:lang w:val="ar_AE" w:bidi="ar_AE"/>
+        </w:rPr>
+      </w:r>
+    </w:p>
+    <w:p>
+      <w:pPr>
+        <w:bidi/>
+      </w:pPr>
+      <w:r>
+        <w:rPr>
+          <w:rtl/>
+          <w:cs/>
           <w:lang w:val="ar_AE" w:bidi="ar_AE"/>
         </w:rPr>
       </w:r>
@@ -5228,28 +6588,36 @@
       </w:pPr>
       <w:r>
         <w:rPr>
+          <w:rtl/>
+          <w:cs/>
           <w:lang w:val="ar_AE" w:bidi="ar_AE"/>
         </w:rPr>
         <w:t>عزرا 10: 6</w:t>
       </w:r>
       <w:r>
         <w:rPr>
-          <w:lang w:val="ar_AE" w:bidi="ar_AE"/>
-        </w:rPr>
-      </w:r>
-    </w:p>
-    <w:p>
-      <w:pPr>
-        <w:bidi/>
-      </w:pPr>
-      <w:r>
-        <w:rPr>
+          <w:rtl/>
+          <w:cs/>
+          <w:lang w:val="ar_AE" w:bidi="ar_AE"/>
+        </w:rPr>
+      </w:r>
+    </w:p>
+    <w:p>
+      <w:pPr>
+        <w:bidi/>
+      </w:pPr>
+      <w:r>
+        <w:rPr>
+          <w:rtl/>
+          <w:cs/>
           <w:lang w:val="ar_AE" w:bidi="ar_AE"/>
         </w:rPr>
       </w:r>
       <w:r>
         <w:rPr>
           <w:b/>
+          <w:rtl/>
+          <w:cs/>
           <w:lang w:val="ar_AE" w:bidi="ar_AE"/>
         </w:rPr>
         <w:t>لماذا لم يأكل عزرا خبزًا أو يشرب ماءً؟</w:t>
@@ -5261,44 +6629,58 @@
       </w:pPr>
       <w:r>
         <w:rPr>
-          <w:lang w:val="ar_AE" w:bidi="ar_AE"/>
-        </w:rPr>
-      </w:r>
-      <w:r>
-        <w:rPr>
+          <w:rtl/>
+          <w:cs/>
+          <w:lang w:val="ar_AE" w:bidi="ar_AE"/>
+        </w:rPr>
+      </w:r>
+      <w:r>
+        <w:rPr>
+          <w:rtl/>
+          <w:cs/>
           <w:lang w:val="ar_AE" w:bidi="ar_AE"/>
         </w:rPr>
         <w:t xml:space="preserve">لم يأكل عزرا خبزًا أو يشرب ماءً </w:t>
       </w:r>
       <w:r>
         <w:rPr>
+          <w:rtl/>
+          <w:cs/>
           <w:lang w:val="ar_AE" w:bidi="ar_AE"/>
         </w:rPr>
         <w:t>لِأَنَّهُ كَانَ يَنُوحُ بِسَبَبِ خِيَانَةِ أَهْلِ ٱلسَّبْيِ</w:t>
       </w:r>
       <w:r>
         <w:rPr>
+          <w:rtl/>
+          <w:cs/>
           <w:lang w:val="ar_AE" w:bidi="ar_AE"/>
         </w:rPr>
         <w:t>.</w:t>
       </w:r>
       <w:r>
         <w:rPr>
-          <w:lang w:val="ar_AE" w:bidi="ar_AE"/>
-        </w:rPr>
-      </w:r>
-      <w:r>
-        <w:rPr>
-          <w:lang w:val="ar_AE" w:bidi="ar_AE"/>
-        </w:rPr>
-      </w:r>
-    </w:p>
-    <w:p>
-      <w:pPr>
-        <w:bidi/>
-      </w:pPr>
-      <w:r>
-        <w:rPr>
+          <w:rtl/>
+          <w:cs/>
+          <w:lang w:val="ar_AE" w:bidi="ar_AE"/>
+        </w:rPr>
+      </w:r>
+      <w:r>
+        <w:rPr>
+          <w:rtl/>
+          <w:cs/>
+          <w:lang w:val="ar_AE" w:bidi="ar_AE"/>
+        </w:rPr>
+      </w:r>
+    </w:p>
+    <w:p>
+      <w:pPr>
+        <w:bidi/>
+      </w:pPr>
+      <w:r>
+        <w:rPr>
+          <w:rtl/>
+          <w:cs/>
           <w:lang w:val="ar_AE" w:bidi="ar_AE"/>
         </w:rPr>
       </w:r>
@@ -5310,28 +6692,36 @@
       </w:pPr>
       <w:r>
         <w:rPr>
+          <w:rtl/>
+          <w:cs/>
           <w:lang w:val="ar_AE" w:bidi="ar_AE"/>
         </w:rPr>
         <w:t>عزرا 10: 8</w:t>
       </w:r>
       <w:r>
         <w:rPr>
-          <w:lang w:val="ar_AE" w:bidi="ar_AE"/>
-        </w:rPr>
-      </w:r>
-    </w:p>
-    <w:p>
-      <w:pPr>
-        <w:bidi/>
-      </w:pPr>
-      <w:r>
-        <w:rPr>
+          <w:rtl/>
+          <w:cs/>
+          <w:lang w:val="ar_AE" w:bidi="ar_AE"/>
+        </w:rPr>
+      </w:r>
+    </w:p>
+    <w:p>
+      <w:pPr>
+        <w:bidi/>
+      </w:pPr>
+      <w:r>
+        <w:rPr>
+          <w:rtl/>
+          <w:cs/>
           <w:lang w:val="ar_AE" w:bidi="ar_AE"/>
         </w:rPr>
       </w:r>
       <w:r>
         <w:rPr>
           <w:b/>
+          <w:rtl/>
+          <w:cs/>
           <w:lang w:val="ar_AE" w:bidi="ar_AE"/>
         </w:rPr>
         <w:t>ماذا كان سيحدث لأي إسرائيلي لا يأتي إلى أورشليم خلال ثلاثة أيام؟</w:t>
@@ -5343,44 +6733,58 @@
       </w:pPr>
       <w:r>
         <w:rPr>
-          <w:lang w:val="ar_AE" w:bidi="ar_AE"/>
-        </w:rPr>
-      </w:r>
-      <w:r>
-        <w:rPr>
+          <w:rtl/>
+          <w:cs/>
+          <w:lang w:val="ar_AE" w:bidi="ar_AE"/>
+        </w:rPr>
+      </w:r>
+      <w:r>
+        <w:rPr>
+          <w:rtl/>
+          <w:cs/>
           <w:lang w:val="ar_AE" w:bidi="ar_AE"/>
         </w:rPr>
         <w:t xml:space="preserve">أي إسرائيلي لا يأتي إلى أورشليم خلال ثلاثة أيام </w:t>
       </w:r>
       <w:r>
         <w:rPr>
+          <w:rtl/>
+          <w:cs/>
           <w:lang w:val="ar_AE" w:bidi="ar_AE"/>
         </w:rPr>
         <w:t>يُحَرَّمُ كُلُّ مَالِهِ، وَهُوَ يُفْرَزُ مِنْ جَمَاعَةِ أَهْلِ ٱلسَّبْيِ</w:t>
       </w:r>
       <w:r>
         <w:rPr>
+          <w:rtl/>
+          <w:cs/>
           <w:lang w:val="ar_AE" w:bidi="ar_AE"/>
         </w:rPr>
         <w:t>.</w:t>
       </w:r>
       <w:r>
         <w:rPr>
-          <w:lang w:val="ar_AE" w:bidi="ar_AE"/>
-        </w:rPr>
-      </w:r>
-      <w:r>
-        <w:rPr>
-          <w:lang w:val="ar_AE" w:bidi="ar_AE"/>
-        </w:rPr>
-      </w:r>
-    </w:p>
-    <w:p>
-      <w:pPr>
-        <w:bidi/>
-      </w:pPr>
-      <w:r>
-        <w:rPr>
+          <w:rtl/>
+          <w:cs/>
+          <w:lang w:val="ar_AE" w:bidi="ar_AE"/>
+        </w:rPr>
+      </w:r>
+      <w:r>
+        <w:rPr>
+          <w:rtl/>
+          <w:cs/>
+          <w:lang w:val="ar_AE" w:bidi="ar_AE"/>
+        </w:rPr>
+      </w:r>
+    </w:p>
+    <w:p>
+      <w:pPr>
+        <w:bidi/>
+      </w:pPr>
+      <w:r>
+        <w:rPr>
+          <w:rtl/>
+          <w:cs/>
           <w:lang w:val="ar_AE" w:bidi="ar_AE"/>
         </w:rPr>
       </w:r>
@@ -5392,28 +6796,36 @@
       </w:pPr>
       <w:r>
         <w:rPr>
+          <w:rtl/>
+          <w:cs/>
           <w:lang w:val="ar_AE" w:bidi="ar_AE"/>
         </w:rPr>
         <w:t>عزرا 10: 9</w:t>
       </w:r>
       <w:r>
         <w:rPr>
-          <w:lang w:val="ar_AE" w:bidi="ar_AE"/>
-        </w:rPr>
-      </w:r>
-    </w:p>
-    <w:p>
-      <w:pPr>
-        <w:bidi/>
-      </w:pPr>
-      <w:r>
-        <w:rPr>
+          <w:rtl/>
+          <w:cs/>
+          <w:lang w:val="ar_AE" w:bidi="ar_AE"/>
+        </w:rPr>
+      </w:r>
+    </w:p>
+    <w:p>
+      <w:pPr>
+        <w:bidi/>
+      </w:pPr>
+      <w:r>
+        <w:rPr>
+          <w:rtl/>
+          <w:cs/>
           <w:lang w:val="ar_AE" w:bidi="ar_AE"/>
         </w:rPr>
       </w:r>
       <w:r>
         <w:rPr>
           <w:b/>
+          <w:rtl/>
+          <w:cs/>
           <w:lang w:val="ar_AE" w:bidi="ar_AE"/>
         </w:rPr>
         <w:t>ما الأمران اللذان سبَّبا ارتعادًا للشعب الواقفين في ساحة بيت الله؟</w:t>
@@ -5425,44 +6837,58 @@
       </w:pPr>
       <w:r>
         <w:rPr>
-          <w:lang w:val="ar_AE" w:bidi="ar_AE"/>
-        </w:rPr>
-      </w:r>
-      <w:r>
-        <w:rPr>
+          <w:rtl/>
+          <w:cs/>
+          <w:lang w:val="ar_AE" w:bidi="ar_AE"/>
+        </w:rPr>
+      </w:r>
+      <w:r>
+        <w:rPr>
+          <w:rtl/>
+          <w:cs/>
           <w:lang w:val="ar_AE" w:bidi="ar_AE"/>
         </w:rPr>
         <w:t xml:space="preserve">ارتعد جميع الواقفين في ساحة بيت الله </w:t>
       </w:r>
       <w:r>
         <w:rPr>
+          <w:rtl/>
+          <w:cs/>
           <w:lang w:val="ar_AE" w:bidi="ar_AE"/>
         </w:rPr>
         <w:t>مِنَ ٱلْأَمْرِ وَمِنَ ٱلْأَمْطَارِ</w:t>
       </w:r>
       <w:r>
         <w:rPr>
+          <w:rtl/>
+          <w:cs/>
           <w:lang w:val="ar_AE" w:bidi="ar_AE"/>
         </w:rPr>
         <w:t>.</w:t>
       </w:r>
       <w:r>
         <w:rPr>
-          <w:lang w:val="ar_AE" w:bidi="ar_AE"/>
-        </w:rPr>
-      </w:r>
-      <w:r>
-        <w:rPr>
-          <w:lang w:val="ar_AE" w:bidi="ar_AE"/>
-        </w:rPr>
-      </w:r>
-    </w:p>
-    <w:p>
-      <w:pPr>
-        <w:bidi/>
-      </w:pPr>
-      <w:r>
-        <w:rPr>
+          <w:rtl/>
+          <w:cs/>
+          <w:lang w:val="ar_AE" w:bidi="ar_AE"/>
+        </w:rPr>
+      </w:r>
+      <w:r>
+        <w:rPr>
+          <w:rtl/>
+          <w:cs/>
+          <w:lang w:val="ar_AE" w:bidi="ar_AE"/>
+        </w:rPr>
+      </w:r>
+    </w:p>
+    <w:p>
+      <w:pPr>
+        <w:bidi/>
+      </w:pPr>
+      <w:r>
+        <w:rPr>
+          <w:rtl/>
+          <w:cs/>
           <w:lang w:val="ar_AE" w:bidi="ar_AE"/>
         </w:rPr>
       </w:r>
@@ -5474,28 +6900,36 @@
       </w:pPr>
       <w:r>
         <w:rPr>
+          <w:rtl/>
+          <w:cs/>
           <w:lang w:val="ar_AE" w:bidi="ar_AE"/>
         </w:rPr>
         <w:t>عزرا 10: 13</w:t>
       </w:r>
       <w:r>
         <w:rPr>
-          <w:lang w:val="ar_AE" w:bidi="ar_AE"/>
-        </w:rPr>
-      </w:r>
-    </w:p>
-    <w:p>
-      <w:pPr>
-        <w:bidi/>
-      </w:pPr>
-      <w:r>
-        <w:rPr>
+          <w:rtl/>
+          <w:cs/>
+          <w:lang w:val="ar_AE" w:bidi="ar_AE"/>
+        </w:rPr>
+      </w:r>
+    </w:p>
+    <w:p>
+      <w:pPr>
+        <w:bidi/>
+      </w:pPr>
+      <w:r>
+        <w:rPr>
+          <w:rtl/>
+          <w:cs/>
           <w:lang w:val="ar_AE" w:bidi="ar_AE"/>
         </w:rPr>
       </w:r>
       <w:r>
         <w:rPr>
           <w:b/>
+          <w:rtl/>
+          <w:cs/>
           <w:lang w:val="ar_AE" w:bidi="ar_AE"/>
         </w:rPr>
         <w:t>لماذا طلب بنو إسرائيل المزيد من الوقت لإخراج النساء الأجنبيات؟</w:t>
@@ -5507,32 +6941,42 @@
       </w:pPr>
       <w:r>
         <w:rPr>
-          <w:lang w:val="ar_AE" w:bidi="ar_AE"/>
-        </w:rPr>
-      </w:r>
-      <w:r>
-        <w:rPr>
+          <w:rtl/>
+          <w:cs/>
+          <w:lang w:val="ar_AE" w:bidi="ar_AE"/>
+        </w:rPr>
+      </w:r>
+      <w:r>
+        <w:rPr>
+          <w:rtl/>
+          <w:cs/>
           <w:lang w:val="ar_AE" w:bidi="ar_AE"/>
         </w:rPr>
         <w:t>أراد بنو إسرائيل المزيد من الوقت لإخراج النساء الأجنبيات لأن الشعب كان كثيرًا، وهم كانوا قد أكثروا الذنب في هذا الأمر، ولذلك، سيستغرق الأمر منهم أكثر من يوم واحد أو يومين لإكمال هذا العمل. وكان هذا موسم أمطار، ولم تكن لديهم الطاقة على الوقوف في الخارج لإتمام العمل.</w:t>
       </w:r>
       <w:r>
         <w:rPr>
-          <w:lang w:val="ar_AE" w:bidi="ar_AE"/>
-        </w:rPr>
-      </w:r>
-      <w:r>
-        <w:rPr>
-          <w:lang w:val="ar_AE" w:bidi="ar_AE"/>
-        </w:rPr>
-      </w:r>
-    </w:p>
-    <w:p>
-      <w:pPr>
-        <w:bidi/>
-      </w:pPr>
-      <w:r>
-        <w:rPr>
+          <w:rtl/>
+          <w:cs/>
+          <w:lang w:val="ar_AE" w:bidi="ar_AE"/>
+        </w:rPr>
+      </w:r>
+      <w:r>
+        <w:rPr>
+          <w:rtl/>
+          <w:cs/>
+          <w:lang w:val="ar_AE" w:bidi="ar_AE"/>
+        </w:rPr>
+      </w:r>
+    </w:p>
+    <w:p>
+      <w:pPr>
+        <w:bidi/>
+      </w:pPr>
+      <w:r>
+        <w:rPr>
+          <w:rtl/>
+          <w:cs/>
           <w:lang w:val="ar_AE" w:bidi="ar_AE"/>
         </w:rPr>
       </w:r>
@@ -5544,28 +6988,36 @@
       </w:pPr>
       <w:r>
         <w:rPr>
+          <w:rtl/>
+          <w:cs/>
           <w:lang w:val="ar_AE" w:bidi="ar_AE"/>
         </w:rPr>
         <w:t>عزرا 10: 17</w:t>
       </w:r>
       <w:r>
         <w:rPr>
-          <w:lang w:val="ar_AE" w:bidi="ar_AE"/>
-        </w:rPr>
-      </w:r>
-    </w:p>
-    <w:p>
-      <w:pPr>
-        <w:bidi/>
-      </w:pPr>
-      <w:r>
-        <w:rPr>
+          <w:rtl/>
+          <w:cs/>
+          <w:lang w:val="ar_AE" w:bidi="ar_AE"/>
+        </w:rPr>
+      </w:r>
+    </w:p>
+    <w:p>
+      <w:pPr>
+        <w:bidi/>
+      </w:pPr>
+      <w:r>
+        <w:rPr>
+          <w:rtl/>
+          <w:cs/>
           <w:lang w:val="ar_AE" w:bidi="ar_AE"/>
         </w:rPr>
       </w:r>
       <w:r>
         <w:rPr>
           <w:b/>
+          <w:rtl/>
+          <w:cs/>
           <w:lang w:val="ar_AE" w:bidi="ar_AE"/>
         </w:rPr>
         <w:t>ما المدة التي استغرقها التحقيق في قضية الرجال الإسرائيليين الذين اتخذوا نساء غريبة؟</w:t>
@@ -5577,32 +7029,42 @@
       </w:pPr>
       <w:r>
         <w:rPr>
-          <w:lang w:val="ar_AE" w:bidi="ar_AE"/>
-        </w:rPr>
-      </w:r>
-      <w:r>
-        <w:rPr>
+          <w:rtl/>
+          <w:cs/>
+          <w:lang w:val="ar_AE" w:bidi="ar_AE"/>
+        </w:rPr>
+      </w:r>
+      <w:r>
+        <w:rPr>
+          <w:rtl/>
+          <w:cs/>
           <w:lang w:val="ar_AE" w:bidi="ar_AE"/>
         </w:rPr>
         <w:t>امتد التحقيق في هذا الأمر بالكامل من اليوم الأول من الشهر العاشر وحتى اليوم الأول من الشهر الأول من العام التالي.</w:t>
       </w:r>
       <w:r>
         <w:rPr>
-          <w:lang w:val="ar_AE" w:bidi="ar_AE"/>
-        </w:rPr>
-      </w:r>
-      <w:r>
-        <w:rPr>
-          <w:lang w:val="ar_AE" w:bidi="ar_AE"/>
-        </w:rPr>
-      </w:r>
-    </w:p>
-    <w:p>
-      <w:pPr>
-        <w:bidi/>
-      </w:pPr>
-      <w:r>
-        <w:rPr>
+          <w:rtl/>
+          <w:cs/>
+          <w:lang w:val="ar_AE" w:bidi="ar_AE"/>
+        </w:rPr>
+      </w:r>
+      <w:r>
+        <w:rPr>
+          <w:rtl/>
+          <w:cs/>
+          <w:lang w:val="ar_AE" w:bidi="ar_AE"/>
+        </w:rPr>
+      </w:r>
+    </w:p>
+    <w:p>
+      <w:pPr>
+        <w:bidi/>
+      </w:pPr>
+      <w:r>
+        <w:rPr>
+          <w:rtl/>
+          <w:cs/>
           <w:lang w:val="ar_AE" w:bidi="ar_AE"/>
         </w:rPr>
       </w:r>
@@ -5614,28 +7076,36 @@
       </w:pPr>
       <w:r>
         <w:rPr>
+          <w:rtl/>
+          <w:cs/>
           <w:lang w:val="ar_AE" w:bidi="ar_AE"/>
         </w:rPr>
         <w:t>عزرا 10: 19</w:t>
       </w:r>
       <w:r>
         <w:rPr>
-          <w:lang w:val="ar_AE" w:bidi="ar_AE"/>
-        </w:rPr>
-      </w:r>
-    </w:p>
-    <w:p>
-      <w:pPr>
-        <w:bidi/>
-      </w:pPr>
-      <w:r>
-        <w:rPr>
+          <w:rtl/>
+          <w:cs/>
+          <w:lang w:val="ar_AE" w:bidi="ar_AE"/>
+        </w:rPr>
+      </w:r>
+    </w:p>
+    <w:p>
+      <w:pPr>
+        <w:bidi/>
+      </w:pPr>
+      <w:r>
+        <w:rPr>
+          <w:rtl/>
+          <w:cs/>
           <w:lang w:val="ar_AE" w:bidi="ar_AE"/>
         </w:rPr>
       </w:r>
       <w:r>
         <w:rPr>
           <w:b/>
+          <w:rtl/>
+          <w:cs/>
           <w:lang w:val="ar_AE" w:bidi="ar_AE"/>
         </w:rPr>
         <w:t>ماذا فعل الرجال الإسرائيليون الذين كانوا مذنبين باتخاذ نساء غريبة؟</w:t>
@@ -5647,34 +7117,46 @@
       </w:pPr>
       <w:r>
         <w:rPr>
-          <w:lang w:val="ar_AE" w:bidi="ar_AE"/>
-        </w:rPr>
-      </w:r>
-      <w:r>
-        <w:rPr>
+          <w:rtl/>
+          <w:cs/>
+          <w:lang w:val="ar_AE" w:bidi="ar_AE"/>
+        </w:rPr>
+      </w:r>
+      <w:r>
+        <w:rPr>
+          <w:rtl/>
+          <w:cs/>
           <w:lang w:val="ar_AE" w:bidi="ar_AE"/>
         </w:rPr>
         <w:t xml:space="preserve">وعد هؤلاء الرجال الإسرائيليون المذنبون بإخراج نسائهم الغريبة، </w:t>
       </w:r>
       <w:r>
         <w:rPr>
+          <w:rtl/>
+          <w:cs/>
           <w:lang w:val="ar_AE" w:bidi="ar_AE"/>
         </w:rPr>
         <w:t>مُقَرِّبِينَ كَبْشَ غَنَمٍ لِأَجْلِ إِثْمِهِمْ</w:t>
       </w:r>
       <w:r>
         <w:rPr>
+          <w:rtl/>
+          <w:cs/>
           <w:lang w:val="ar_AE" w:bidi="ar_AE"/>
         </w:rPr>
         <w:t>.</w:t>
       </w:r>
       <w:r>
         <w:rPr>
-          <w:lang w:val="ar_AE" w:bidi="ar_AE"/>
-        </w:rPr>
-      </w:r>
-      <w:r>
-        <w:rPr>
+          <w:rtl/>
+          <w:cs/>
+          <w:lang w:val="ar_AE" w:bidi="ar_AE"/>
+        </w:rPr>
+      </w:r>
+      <w:r>
+        <w:rPr>
+          <w:rtl/>
+          <w:cs/>
           <w:lang w:val="ar_AE" w:bidi="ar_AE"/>
         </w:rPr>
       </w:r>
